--- a/public/Documentazione.docx
+++ b/public/Documentazione.docx
@@ -6,6 +6,14 @@
     <w:p/>
     <w:sdt>
       <w:sdtPr>
+        <w:rPr>
+          <w:rFonts w:asciiTheme="minorHAnsi" w:eastAsiaTheme="minorEastAsia" w:hAnsiTheme="minorHAnsi" w:cstheme="minorBidi"/>
+          <w:b w:val="0"/>
+          <w:bCs w:val="0"/>
+          <w:color w:val="auto"/>
+          <w:sz w:val="22"/>
+          <w:szCs w:val="22"/>
+        </w:rPr>
         <w:id w:val="-707953316"/>
         <w:docPartObj>
           <w:docPartGallery w:val="Table of Contents"/>
@@ -14,11 +22,7 @@
       </w:sdtPr>
       <w:sdtEndPr>
         <w:rPr>
-          <w:rFonts w:asciiTheme="minorHAnsi" w:eastAsiaTheme="minorEastAsia" w:hAnsiTheme="minorHAnsi" w:cstheme="minorBidi"/>
           <w:noProof/>
-          <w:color w:val="auto"/>
-          <w:sz w:val="22"/>
-          <w:szCs w:val="22"/>
         </w:rPr>
       </w:sdtEndPr>
       <w:sdtContent>
@@ -63,7 +67,7 @@
           <w:r>
             <w:fldChar w:fldCharType="separate"/>
           </w:r>
-          <w:hyperlink w:anchor="_Toc243549719" w:history="1">
+          <w:hyperlink w:anchor="_Toc243991486" w:history="1">
             <w:r>
               <w:rPr>
                 <w:rStyle w:val="Hyperlink"/>
@@ -90,7 +94,7 @@
                 <w:noProof/>
                 <w:webHidden/>
               </w:rPr>
-              <w:instrText xml:space="preserve"> PAGEREF _Toc243549719 \h </w:instrText>
+              <w:instrText xml:space="preserve"> PAGEREF _Toc243991486 \h </w:instrText>
             </w:r>
             <w:r>
               <w:rPr>
@@ -123,7 +127,7 @@
         </w:p>
         <w:p>
           <w:pPr>
-            <w:pStyle w:val="TOC1"/>
+            <w:pStyle w:val="TOC2"/>
             <w:tabs>
               <w:tab w:val="right" w:leader="dot" w:pos="9016"/>
             </w:tabs>
@@ -136,13 +140,13 @@
               <w14:ligatures w14:val="standardContextual"/>
             </w:rPr>
           </w:pPr>
-          <w:hyperlink w:anchor="_Toc243549720" w:history="1">
+          <w:hyperlink w:anchor="_Toc243991487" w:history="1">
             <w:r>
               <w:rPr>
                 <w:rStyle w:val="Hyperlink"/>
                 <w:noProof/>
               </w:rPr>
-              <w:t>Progetto dbIscrizioni</w:t>
+              <w:t>Progetto dbIscrizioni (Database iscritti 14+ / Anni Verdi&amp;Rossi)</w:t>
             </w:r>
             <w:r>
               <w:rPr>
@@ -163,7 +167,7 @@
                 <w:noProof/>
                 <w:webHidden/>
               </w:rPr>
-              <w:instrText xml:space="preserve"> PAGEREF _Toc243549720 \h </w:instrText>
+              <w:instrText xml:space="preserve"> PAGEREF _Toc243991487 \h </w:instrText>
             </w:r>
             <w:r>
               <w:rPr>
@@ -196,7 +200,7 @@
         </w:p>
         <w:p>
           <w:pPr>
-            <w:pStyle w:val="TOC1"/>
+            <w:pStyle w:val="TOC3"/>
             <w:tabs>
               <w:tab w:val="right" w:leader="dot" w:pos="9016"/>
             </w:tabs>
@@ -209,13 +213,13 @@
               <w14:ligatures w14:val="standardContextual"/>
             </w:rPr>
           </w:pPr>
-          <w:hyperlink w:anchor="_Toc243549721" w:history="1">
+          <w:hyperlink w:anchor="_Toc243991488" w:history="1">
             <w:r>
               <w:rPr>
                 <w:rStyle w:val="Hyperlink"/>
                 <w:noProof/>
               </w:rPr>
-              <w:t>Progetto ticketDispenserTuchini</w:t>
+              <w:t>Struttura e tabelle iscritti 14+ e soci Anni Verdi&amp;Rossi:</w:t>
             </w:r>
             <w:r>
               <w:rPr>
@@ -236,7 +240,153 @@
                 <w:noProof/>
                 <w:webHidden/>
               </w:rPr>
-              <w:instrText xml:space="preserve"> PAGEREF _Toc243549721 \h </w:instrText>
+              <w:instrText xml:space="preserve"> PAGEREF _Toc243991488 \h </w:instrText>
+            </w:r>
+            <w:r>
+              <w:rPr>
+                <w:noProof/>
+                <w:webHidden/>
+              </w:rPr>
+            </w:r>
+            <w:r>
+              <w:rPr>
+                <w:noProof/>
+                <w:webHidden/>
+              </w:rPr>
+              <w:fldChar w:fldCharType="separate"/>
+            </w:r>
+            <w:r>
+              <w:rPr>
+                <w:noProof/>
+                <w:webHidden/>
+              </w:rPr>
+              <w:t>3</w:t>
+            </w:r>
+            <w:r>
+              <w:rPr>
+                <w:noProof/>
+                <w:webHidden/>
+              </w:rPr>
+              <w:fldChar w:fldCharType="end"/>
+            </w:r>
+          </w:hyperlink>
+        </w:p>
+        <w:p>
+          <w:pPr>
+            <w:pStyle w:val="TOC3"/>
+            <w:tabs>
+              <w:tab w:val="right" w:leader="dot" w:pos="9016"/>
+            </w:tabs>
+            <w:rPr>
+              <w:noProof/>
+              <w:kern w:val="2"/>
+              <w:sz w:val="24"/>
+              <w:szCs w:val="24"/>
+              <w:lang w:eastAsia="it-IT"/>
+              <w14:ligatures w14:val="standardContextual"/>
+            </w:rPr>
+          </w:pPr>
+          <w:hyperlink w:anchor="_Toc243991489" w:history="1">
+            <w:r>
+              <w:rPr>
+                <w:rStyle w:val="Hyperlink"/>
+                <w:noProof/>
+              </w:rPr>
+              <w:t>Regole di accesso ai dati:</w:t>
+            </w:r>
+            <w:r>
+              <w:rPr>
+                <w:noProof/>
+                <w:webHidden/>
+              </w:rPr>
+              <w:tab/>
+            </w:r>
+            <w:r>
+              <w:rPr>
+                <w:noProof/>
+                <w:webHidden/>
+              </w:rPr>
+              <w:fldChar w:fldCharType="begin"/>
+            </w:r>
+            <w:r>
+              <w:rPr>
+                <w:noProof/>
+                <w:webHidden/>
+              </w:rPr>
+              <w:instrText xml:space="preserve"> PAGEREF _Toc243991489 \h </w:instrText>
+            </w:r>
+            <w:r>
+              <w:rPr>
+                <w:noProof/>
+                <w:webHidden/>
+              </w:rPr>
+            </w:r>
+            <w:r>
+              <w:rPr>
+                <w:noProof/>
+                <w:webHidden/>
+              </w:rPr>
+              <w:fldChar w:fldCharType="separate"/>
+            </w:r>
+            <w:r>
+              <w:rPr>
+                <w:noProof/>
+                <w:webHidden/>
+              </w:rPr>
+              <w:t>3</w:t>
+            </w:r>
+            <w:r>
+              <w:rPr>
+                <w:noProof/>
+                <w:webHidden/>
+              </w:rPr>
+              <w:fldChar w:fldCharType="end"/>
+            </w:r>
+          </w:hyperlink>
+        </w:p>
+        <w:p>
+          <w:pPr>
+            <w:pStyle w:val="TOC3"/>
+            <w:tabs>
+              <w:tab w:val="right" w:leader="dot" w:pos="9016"/>
+            </w:tabs>
+            <w:rPr>
+              <w:noProof/>
+              <w:kern w:val="2"/>
+              <w:sz w:val="24"/>
+              <w:szCs w:val="24"/>
+              <w:lang w:eastAsia="it-IT"/>
+              <w14:ligatures w14:val="standardContextual"/>
+            </w:rPr>
+          </w:pPr>
+          <w:hyperlink w:anchor="_Toc243991490" w:history="1">
+            <w:r>
+              <w:rPr>
+                <w:rStyle w:val="Hyperlink"/>
+                <w:noProof/>
+              </w:rPr>
+              <w:t>Sistema di Autenticazione e Sicurezza</w:t>
+            </w:r>
+            <w:r>
+              <w:rPr>
+                <w:noProof/>
+                <w:webHidden/>
+              </w:rPr>
+              <w:tab/>
+            </w:r>
+            <w:r>
+              <w:rPr>
+                <w:noProof/>
+                <w:webHidden/>
+              </w:rPr>
+              <w:fldChar w:fldCharType="begin"/>
+            </w:r>
+            <w:r>
+              <w:rPr>
+                <w:noProof/>
+                <w:webHidden/>
+              </w:rPr>
+              <w:instrText xml:space="preserve"> PAGEREF _Toc243991490 \h </w:instrText>
             </w:r>
             <w:r>
               <w:rPr>
@@ -269,7 +419,7 @@
         </w:p>
         <w:p>
           <w:pPr>
-            <w:pStyle w:val="TOC1"/>
+            <w:pStyle w:val="TOC3"/>
             <w:tabs>
               <w:tab w:val="right" w:leader="dot" w:pos="9016"/>
             </w:tabs>
@@ -282,13 +432,13 @@
               <w14:ligatures w14:val="standardContextual"/>
             </w:rPr>
           </w:pPr>
-          <w:hyperlink w:anchor="_Toc243549722" w:history="1">
+          <w:hyperlink w:anchor="_Toc243991491" w:history="1">
             <w:r>
               <w:rPr>
                 <w:rStyle w:val="Hyperlink"/>
                 <w:noProof/>
               </w:rPr>
-              <w:t>Progetto iscrizioniTuchini</w:t>
+              <w:t>Gestione Anagrafiche</w:t>
             </w:r>
             <w:r>
               <w:rPr>
@@ -309,80 +459,7 @@
                 <w:noProof/>
                 <w:webHidden/>
               </w:rPr>
-              <w:instrText xml:space="preserve"> PAGEREF _Toc243549722 \h </w:instrText>
-            </w:r>
-            <w:r>
-              <w:rPr>
-                <w:noProof/>
-                <w:webHidden/>
-              </w:rPr>
-            </w:r>
-            <w:r>
-              <w:rPr>
-                <w:noProof/>
-                <w:webHidden/>
-              </w:rPr>
-              <w:fldChar w:fldCharType="separate"/>
-            </w:r>
-            <w:r>
-              <w:rPr>
-                <w:noProof/>
-                <w:webHidden/>
-              </w:rPr>
-              <w:t>4</w:t>
-            </w:r>
-            <w:r>
-              <w:rPr>
-                <w:noProof/>
-                <w:webHidden/>
-              </w:rPr>
-              <w:fldChar w:fldCharType="end"/>
-            </w:r>
-          </w:hyperlink>
-        </w:p>
-        <w:p>
-          <w:pPr>
-            <w:pStyle w:val="TOC1"/>
-            <w:tabs>
-              <w:tab w:val="right" w:leader="dot" w:pos="9016"/>
-            </w:tabs>
-            <w:rPr>
-              <w:noProof/>
-              <w:kern w:val="2"/>
-              <w:sz w:val="24"/>
-              <w:szCs w:val="24"/>
-              <w:lang w:eastAsia="it-IT"/>
-              <w14:ligatures w14:val="standardContextual"/>
-            </w:rPr>
-          </w:pPr>
-          <w:hyperlink w:anchor="_Toc243549723" w:history="1">
-            <w:r>
-              <w:rPr>
-                <w:rStyle w:val="Hyperlink"/>
-                <w:noProof/>
-              </w:rPr>
-              <w:t>Database iscritti 14+</w:t>
-            </w:r>
-            <w:r>
-              <w:rPr>
-                <w:noProof/>
-                <w:webHidden/>
-              </w:rPr>
-              <w:tab/>
-            </w:r>
-            <w:r>
-              <w:rPr>
-                <w:noProof/>
-                <w:webHidden/>
-              </w:rPr>
-              <w:fldChar w:fldCharType="begin"/>
-            </w:r>
-            <w:r>
-              <w:rPr>
-                <w:noProof/>
-                <w:webHidden/>
-              </w:rPr>
-              <w:instrText xml:space="preserve"> PAGEREF _Toc243549723 \h </w:instrText>
+              <w:instrText xml:space="preserve"> PAGEREF _Toc243991491 \h </w:instrText>
             </w:r>
             <w:r>
               <w:rPr>
@@ -415,7 +492,7 @@
         </w:p>
         <w:p>
           <w:pPr>
-            <w:pStyle w:val="TOC2"/>
+            <w:pStyle w:val="TOC3"/>
             <w:tabs>
               <w:tab w:val="right" w:leader="dot" w:pos="9016"/>
             </w:tabs>
@@ -428,13 +505,13 @@
               <w14:ligatures w14:val="standardContextual"/>
             </w:rPr>
           </w:pPr>
-          <w:hyperlink w:anchor="_Toc243549724" w:history="1">
+          <w:hyperlink w:anchor="_Toc243991492" w:history="1">
             <w:r>
               <w:rPr>
                 <w:rStyle w:val="Hyperlink"/>
                 <w:noProof/>
               </w:rPr>
-              <w:t>Accesso</w:t>
+              <w:t>Storico e Calcolo Onorificenze</w:t>
             </w:r>
             <w:r>
               <w:rPr>
@@ -455,7 +532,7 @@
                 <w:noProof/>
                 <w:webHidden/>
               </w:rPr>
-              <w:instrText xml:space="preserve"> PAGEREF _Toc243549724 \h </w:instrText>
+              <w:instrText xml:space="preserve"> PAGEREF _Toc243991492 \h </w:instrText>
             </w:r>
             <w:r>
               <w:rPr>
@@ -488,7 +565,7 @@
         </w:p>
         <w:p>
           <w:pPr>
-            <w:pStyle w:val="TOC2"/>
+            <w:pStyle w:val="TOC3"/>
             <w:tabs>
               <w:tab w:val="right" w:leader="dot" w:pos="9016"/>
             </w:tabs>
@@ -501,13 +578,13 @@
               <w14:ligatures w14:val="standardContextual"/>
             </w:rPr>
           </w:pPr>
-          <w:hyperlink w:anchor="_Toc243549725" w:history="1">
+          <w:hyperlink w:anchor="_Toc243991493" w:history="1">
             <w:r>
               <w:rPr>
                 <w:rStyle w:val="Hyperlink"/>
                 <w:noProof/>
               </w:rPr>
-              <w:t>Utilizzo</w:t>
+              <w:t>Ricerca Filtrata ed Estrazione Prelazioni</w:t>
             </w:r>
             <w:r>
               <w:rPr>
@@ -528,7 +605,7 @@
                 <w:noProof/>
                 <w:webHidden/>
               </w:rPr>
-              <w:instrText xml:space="preserve"> PAGEREF _Toc243549725 \h </w:instrText>
+              <w:instrText xml:space="preserve"> PAGEREF _Toc243991493 \h </w:instrText>
             </w:r>
             <w:r>
               <w:rPr>
@@ -561,6 +638,225 @@
         </w:p>
         <w:p>
           <w:pPr>
+            <w:pStyle w:val="TOC3"/>
+            <w:tabs>
+              <w:tab w:val="right" w:leader="dot" w:pos="9016"/>
+            </w:tabs>
+            <w:rPr>
+              <w:noProof/>
+              <w:kern w:val="2"/>
+              <w:sz w:val="24"/>
+              <w:szCs w:val="24"/>
+              <w:lang w:eastAsia="it-IT"/>
+              <w14:ligatures w14:val="standardContextual"/>
+            </w:rPr>
+          </w:pPr>
+          <w:hyperlink w:anchor="_Toc243991494" w:history="1">
+            <w:r>
+              <w:rPr>
+                <w:rStyle w:val="Hyperlink"/>
+                <w:noProof/>
+              </w:rPr>
+              <w:t>Configurazione e Parametri di Sistema</w:t>
+            </w:r>
+            <w:r>
+              <w:rPr>
+                <w:noProof/>
+                <w:webHidden/>
+              </w:rPr>
+              <w:tab/>
+            </w:r>
+            <w:r>
+              <w:rPr>
+                <w:noProof/>
+                <w:webHidden/>
+              </w:rPr>
+              <w:fldChar w:fldCharType="begin"/>
+            </w:r>
+            <w:r>
+              <w:rPr>
+                <w:noProof/>
+                <w:webHidden/>
+              </w:rPr>
+              <w:instrText xml:space="preserve"> PAGEREF _Toc243991494 \h </w:instrText>
+            </w:r>
+            <w:r>
+              <w:rPr>
+                <w:noProof/>
+                <w:webHidden/>
+              </w:rPr>
+            </w:r>
+            <w:r>
+              <w:rPr>
+                <w:noProof/>
+                <w:webHidden/>
+              </w:rPr>
+              <w:fldChar w:fldCharType="separate"/>
+            </w:r>
+            <w:r>
+              <w:rPr>
+                <w:noProof/>
+                <w:webHidden/>
+              </w:rPr>
+              <w:t>5</w:t>
+            </w:r>
+            <w:r>
+              <w:rPr>
+                <w:noProof/>
+                <w:webHidden/>
+              </w:rPr>
+              <w:fldChar w:fldCharType="end"/>
+            </w:r>
+          </w:hyperlink>
+        </w:p>
+        <w:p>
+          <w:pPr>
+            <w:pStyle w:val="TOC1"/>
+            <w:tabs>
+              <w:tab w:val="right" w:leader="dot" w:pos="9016"/>
+            </w:tabs>
+            <w:rPr>
+              <w:noProof/>
+              <w:kern w:val="2"/>
+              <w:sz w:val="24"/>
+              <w:szCs w:val="24"/>
+              <w:lang w:eastAsia="it-IT"/>
+              <w14:ligatures w14:val="standardContextual"/>
+            </w:rPr>
+          </w:pPr>
+          <w:hyperlink w:anchor="_Toc243991495" w:history="1">
+            <w:r>
+              <w:rPr>
+                <w:rStyle w:val="Hyperlink"/>
+                <w:noProof/>
+              </w:rPr>
+              <w:t>Progetto ticketDispenserTuchini</w:t>
+            </w:r>
+            <w:r>
+              <w:rPr>
+                <w:noProof/>
+                <w:webHidden/>
+              </w:rPr>
+              <w:tab/>
+            </w:r>
+            <w:r>
+              <w:rPr>
+                <w:noProof/>
+                <w:webHidden/>
+              </w:rPr>
+              <w:fldChar w:fldCharType="begin"/>
+            </w:r>
+            <w:r>
+              <w:rPr>
+                <w:noProof/>
+                <w:webHidden/>
+              </w:rPr>
+              <w:instrText xml:space="preserve"> PAGEREF _Toc243991495 \h </w:instrText>
+            </w:r>
+            <w:r>
+              <w:rPr>
+                <w:noProof/>
+                <w:webHidden/>
+              </w:rPr>
+            </w:r>
+            <w:r>
+              <w:rPr>
+                <w:noProof/>
+                <w:webHidden/>
+              </w:rPr>
+              <w:fldChar w:fldCharType="separate"/>
+            </w:r>
+            <w:r>
+              <w:rPr>
+                <w:noProof/>
+                <w:webHidden/>
+              </w:rPr>
+              <w:t>6</w:t>
+            </w:r>
+            <w:r>
+              <w:rPr>
+                <w:noProof/>
+                <w:webHidden/>
+              </w:rPr>
+              <w:fldChar w:fldCharType="end"/>
+            </w:r>
+          </w:hyperlink>
+        </w:p>
+        <w:p>
+          <w:pPr>
+            <w:pStyle w:val="TOC1"/>
+            <w:tabs>
+              <w:tab w:val="right" w:leader="dot" w:pos="9016"/>
+            </w:tabs>
+            <w:rPr>
+              <w:noProof/>
+              <w:kern w:val="2"/>
+              <w:sz w:val="24"/>
+              <w:szCs w:val="24"/>
+              <w:lang w:eastAsia="it-IT"/>
+              <w14:ligatures w14:val="standardContextual"/>
+            </w:rPr>
+          </w:pPr>
+          <w:hyperlink w:anchor="_Toc243991496" w:history="1">
+            <w:r>
+              <w:rPr>
+                <w:rStyle w:val="Hyperlink"/>
+                <w:noProof/>
+              </w:rPr>
+              <w:t>Progetto iscrizioniTuchini</w:t>
+            </w:r>
+            <w:r>
+              <w:rPr>
+                <w:noProof/>
+                <w:webHidden/>
+              </w:rPr>
+              <w:tab/>
+            </w:r>
+            <w:r>
+              <w:rPr>
+                <w:noProof/>
+                <w:webHidden/>
+              </w:rPr>
+              <w:fldChar w:fldCharType="begin"/>
+            </w:r>
+            <w:r>
+              <w:rPr>
+                <w:noProof/>
+                <w:webHidden/>
+              </w:rPr>
+              <w:instrText xml:space="preserve"> PAGEREF _Toc243991496 \h </w:instrText>
+            </w:r>
+            <w:r>
+              <w:rPr>
+                <w:noProof/>
+                <w:webHidden/>
+              </w:rPr>
+            </w:r>
+            <w:r>
+              <w:rPr>
+                <w:noProof/>
+                <w:webHidden/>
+              </w:rPr>
+              <w:fldChar w:fldCharType="separate"/>
+            </w:r>
+            <w:r>
+              <w:rPr>
+                <w:noProof/>
+                <w:webHidden/>
+              </w:rPr>
+              <w:t>6</w:t>
+            </w:r>
+            <w:r>
+              <w:rPr>
+                <w:noProof/>
+                <w:webHidden/>
+              </w:rPr>
+              <w:fldChar w:fldCharType="end"/>
+            </w:r>
+          </w:hyperlink>
+        </w:p>
+        <w:p>
+          <w:pPr>
             <w:rPr>
               <w:lang w:val="en-US"/>
             </w:rPr>
@@ -600,7 +896,7 @@
       <w:pPr>
         <w:pStyle w:val="Heading1"/>
       </w:pPr>
-      <w:bookmarkStart w:id="0" w:name="_Toc243549719"/>
+      <w:bookmarkStart w:id="0" w:name="_Toc243991486"/>
       <w:r>
         <w:lastRenderedPageBreak/>
         <w:t>Generali</w:t>
@@ -609,111 +905,183 @@
     </w:p>
     <w:p/>
     <w:p>
-      <w:pPr>
-        <w:rPr>
-          <w:sz w:val="24"/>
-          <w:szCs w:val="24"/>
-        </w:rPr>
-      </w:pPr>
-      <w:r>
-        <w:rPr>
-          <w:sz w:val="24"/>
-          <w:szCs w:val="24"/>
-        </w:rPr>
-        <w:t xml:space="preserve">Database residente su </w:t>
+      <w:r>
+        <w:t xml:space="preserve">L’infrastruttura sfrutta i servizi cloud di Google </w:t>
       </w:r>
       <w:proofErr w:type="spellStart"/>
       <w:r>
-        <w:rPr>
-          <w:sz w:val="24"/>
-          <w:szCs w:val="24"/>
-        </w:rPr>
         <w:t>Firebase</w:t>
       </w:r>
       <w:proofErr w:type="spellEnd"/>
       <w:r>
-        <w:rPr>
-          <w:sz w:val="24"/>
-          <w:szCs w:val="24"/>
-        </w:rPr>
-        <w:t>.</w:t>
-      </w:r>
-    </w:p>
-    <w:p>
-      <w:pPr>
-        <w:rPr>
-          <w:sz w:val="24"/>
-          <w:szCs w:val="24"/>
-        </w:rPr>
-      </w:pPr>
-      <w:r>
-        <w:rPr>
-          <w:sz w:val="24"/>
-          <w:szCs w:val="24"/>
-        </w:rPr>
+        <w:t>:</w:t>
+      </w:r>
+    </w:p>
+    <w:p>
+      <w:pPr>
+        <w:pStyle w:val="ListParagraph"/>
+        <w:numPr>
+          <w:ilvl w:val="0"/>
+          <w:numId w:val="6"/>
+        </w:numPr>
+      </w:pPr>
+      <w:proofErr w:type="spellStart"/>
+      <w:r>
+        <w:rPr>
+          <w:b/>
+          <w:bCs/>
+        </w:rPr>
+        <w:t>Firebase</w:t>
+      </w:r>
+      <w:proofErr w:type="spellEnd"/>
+      <w:r>
+        <w:rPr>
+          <w:b/>
+          <w:bCs/>
+        </w:rPr>
+        <w:t xml:space="preserve"> Authentication:</w:t>
+      </w:r>
+      <w:r>
+        <w:t xml:space="preserve"> Gestione degli accessi protetti tramite account Google autorizzati.</w:t>
+      </w:r>
+    </w:p>
+    <w:p>
+      <w:pPr>
+        <w:pStyle w:val="ListParagraph"/>
+        <w:numPr>
+          <w:ilvl w:val="0"/>
+          <w:numId w:val="6"/>
+        </w:numPr>
+      </w:pPr>
+      <w:r>
+        <w:rPr>
+          <w:b/>
+          <w:bCs/>
+        </w:rPr>
+        <w:t xml:space="preserve">Cloud </w:t>
+      </w:r>
+      <w:proofErr w:type="spellStart"/>
+      <w:r>
+        <w:rPr>
+          <w:b/>
+          <w:bCs/>
+        </w:rPr>
+        <w:t>Firestore</w:t>
+      </w:r>
+      <w:proofErr w:type="spellEnd"/>
+      <w:r>
+        <w:rPr>
+          <w:b/>
+          <w:bCs/>
+        </w:rPr>
+        <w:t>:</w:t>
+      </w:r>
+      <w:r>
+        <w:t xml:space="preserve"> Database </w:t>
+      </w:r>
+      <w:proofErr w:type="spellStart"/>
+      <w:r>
+        <w:t>NoSQL</w:t>
+      </w:r>
+      <w:proofErr w:type="spellEnd"/>
+      <w:r>
+        <w:t xml:space="preserve"> per la memorizzazione strutturata delle anagrafiche, </w:t>
+      </w:r>
+      <w:proofErr w:type="gramStart"/>
+      <w:r>
+        <w:t>dello storico iscrizioni</w:t>
+      </w:r>
+      <w:proofErr w:type="gramEnd"/>
+      <w:r>
+        <w:t xml:space="preserve"> e dei registri di log.</w:t>
+      </w:r>
+    </w:p>
+    <w:p>
+      <w:pPr>
+        <w:pStyle w:val="ListParagraph"/>
+        <w:numPr>
+          <w:ilvl w:val="0"/>
+          <w:numId w:val="6"/>
+        </w:numPr>
+      </w:pPr>
+      <w:proofErr w:type="spellStart"/>
+      <w:r>
+        <w:rPr>
+          <w:b/>
+          <w:bCs/>
+        </w:rPr>
+        <w:t>Firebase</w:t>
+      </w:r>
+      <w:proofErr w:type="spellEnd"/>
+      <w:r>
+        <w:rPr>
+          <w:b/>
+          <w:bCs/>
+        </w:rPr>
+        <w:t xml:space="preserve"> Storage:</w:t>
+      </w:r>
+      <w:r>
+        <w:t xml:space="preserve"> Archiviazione sicura dei documenti d'identità caricati (fronte e retro).</w:t>
+      </w:r>
+    </w:p>
+    <w:p>
+      <w:pPr>
+        <w:pStyle w:val="ListParagraph"/>
+        <w:numPr>
+          <w:ilvl w:val="0"/>
+          <w:numId w:val="6"/>
+        </w:numPr>
+      </w:pPr>
+      <w:proofErr w:type="spellStart"/>
+      <w:r>
+        <w:rPr>
+          <w:b/>
+          <w:bCs/>
+        </w:rPr>
+        <w:t>Realtime</w:t>
+      </w:r>
+      <w:proofErr w:type="spellEnd"/>
+      <w:r>
+        <w:rPr>
+          <w:b/>
+          <w:bCs/>
+        </w:rPr>
+        <w:t xml:space="preserve"> Database:</w:t>
+      </w:r>
+      <w:r>
+        <w:t xml:space="preserve"> Utilizzato per la gestione in tempo reale delle code di attesa al banco.</w:t>
+      </w:r>
+    </w:p>
+    <w:p>
+      <w:r>
         <w:t xml:space="preserve">Accesso alla console tramite account mail direttivo: </w:t>
       </w:r>
       <w:hyperlink r:id="rId6" w:history="1">
         <w:r>
           <w:rPr>
             <w:rStyle w:val="Hyperlink"/>
-            <w:sz w:val="24"/>
-            <w:szCs w:val="24"/>
           </w:rPr>
           <w:t>direttivo.tuchini@gmail.com</w:t>
         </w:r>
       </w:hyperlink>
     </w:p>
     <w:p>
-      <w:pPr>
-        <w:rPr>
-          <w:sz w:val="24"/>
-          <w:szCs w:val="24"/>
-        </w:rPr>
-      </w:pPr>
-    </w:p>
-    <w:p>
-      <w:pPr>
-        <w:rPr>
-          <w:sz w:val="24"/>
-          <w:szCs w:val="24"/>
-        </w:rPr>
-      </w:pPr>
-      <w:r>
-        <w:rPr>
-          <w:sz w:val="24"/>
-          <w:szCs w:val="24"/>
-        </w:rPr>
+      <w:r>
         <w:t xml:space="preserve">Sono stati creati </w:t>
       </w:r>
       <w:proofErr w:type="gramStart"/>
       <w:r>
-        <w:rPr>
-          <w:sz w:val="24"/>
-          <w:szCs w:val="24"/>
-        </w:rPr>
         <w:t>3</w:t>
       </w:r>
       <w:proofErr w:type="gramEnd"/>
       <w:r>
-        <w:rPr>
-          <w:sz w:val="24"/>
-          <w:szCs w:val="24"/>
-        </w:rPr>
         <w:t xml:space="preserve"> progetti:</w:t>
       </w:r>
     </w:p>
     <w:p>
-      <w:pPr>
-        <w:rPr>
-          <w:sz w:val="24"/>
-          <w:szCs w:val="24"/>
-        </w:rPr>
-      </w:pPr>
-      <w:r>
-        <w:rPr>
-          <w:sz w:val="24"/>
-          <w:szCs w:val="24"/>
+      <w:r>
+        <w:rPr>
+          <w:noProof/>
         </w:rPr>
         <w:drawing>
           <wp:inline distT="0" distB="0" distL="0" distR="0" wp14:anchorId="4BCB898F" wp14:editId="5E4F830A">
@@ -759,35 +1127,21 @@
           <w:ilvl w:val="0"/>
           <w:numId w:val="1"/>
         </w:numPr>
-        <w:rPr>
-          <w:sz w:val="24"/>
-          <w:szCs w:val="24"/>
-        </w:rPr>
       </w:pPr>
       <w:proofErr w:type="spellStart"/>
       <w:r>
         <w:rPr>
           <w:b/>
           <w:bCs/>
-          <w:sz w:val="24"/>
-          <w:szCs w:val="24"/>
         </w:rPr>
         <w:t>dbIscrizioni</w:t>
       </w:r>
       <w:proofErr w:type="spellEnd"/>
       <w:r>
-        <w:rPr>
-          <w:sz w:val="24"/>
-          <w:szCs w:val="24"/>
-        </w:rPr>
         <w:br/>
         <w:t>database Cloud Firestone con database Iscritti 14+ e iscritti 0-13anni</w:t>
       </w:r>
       <w:r>
-        <w:rPr>
-          <w:sz w:val="24"/>
-          <w:szCs w:val="24"/>
-        </w:rPr>
         <w:br/>
         <w:t>Cloud Storage contenente copia dei documenti iscritti</w:t>
       </w:r>
@@ -799,36 +1153,22 @@
           <w:ilvl w:val="0"/>
           <w:numId w:val="1"/>
         </w:numPr>
-        <w:rPr>
-          <w:sz w:val="24"/>
-          <w:szCs w:val="24"/>
-        </w:rPr>
       </w:pPr>
       <w:proofErr w:type="spellStart"/>
       <w:r>
         <w:rPr>
           <w:b/>
           <w:bCs/>
-          <w:sz w:val="24"/>
-          <w:szCs w:val="24"/>
         </w:rPr>
         <w:t>IscrizioniTuchini</w:t>
       </w:r>
       <w:proofErr w:type="spellEnd"/>
       <w:r>
-        <w:rPr>
-          <w:sz w:val="24"/>
-          <w:szCs w:val="24"/>
-        </w:rPr>
         <w:br/>
         <w:t xml:space="preserve">Hosting delle pagine </w:t>
       </w:r>
       <w:proofErr w:type="spellStart"/>
       <w:r>
-        <w:rPr>
-          <w:sz w:val="24"/>
-          <w:szCs w:val="24"/>
-        </w:rPr>
         <w:t>iscrizionituchini.web.app</w:t>
       </w:r>
       <w:proofErr w:type="spellEnd"/>
@@ -840,73 +1180,38 @@
           <w:ilvl w:val="0"/>
           <w:numId w:val="1"/>
         </w:numPr>
-        <w:rPr>
-          <w:sz w:val="24"/>
-          <w:szCs w:val="24"/>
-        </w:rPr>
       </w:pPr>
       <w:proofErr w:type="spellStart"/>
       <w:r>
         <w:rPr>
           <w:b/>
           <w:bCs/>
-          <w:sz w:val="24"/>
-          <w:szCs w:val="24"/>
         </w:rPr>
         <w:t>ticketDispenserTuchini</w:t>
       </w:r>
       <w:proofErr w:type="spellEnd"/>
       <w:r>
-        <w:rPr>
-          <w:sz w:val="24"/>
-          <w:szCs w:val="24"/>
-        </w:rPr>
         <w:br/>
       </w:r>
       <w:proofErr w:type="spellStart"/>
       <w:r>
-        <w:rPr>
-          <w:sz w:val="24"/>
-          <w:szCs w:val="24"/>
-        </w:rPr>
         <w:t>Realtime</w:t>
       </w:r>
       <w:proofErr w:type="spellEnd"/>
       <w:r>
-        <w:rPr>
-          <w:sz w:val="24"/>
-          <w:szCs w:val="24"/>
-        </w:rPr>
-        <w:t xml:space="preserve"> Database</w:t>
-      </w:r>
-      <w:r>
-        <w:rPr>
-          <w:sz w:val="24"/>
-          <w:szCs w:val="24"/>
-        </w:rPr>
-        <w:t xml:space="preserve"> per la gestione dei ticket virtuali di gestione coda</w:t>
-      </w:r>
-    </w:p>
-    <w:p>
-      <w:pPr>
-        <w:rPr>
-          <w:sz w:val="24"/>
-          <w:szCs w:val="24"/>
-        </w:rPr>
-      </w:pPr>
-      <w:r>
-        <w:rPr>
-          <w:sz w:val="24"/>
-          <w:szCs w:val="24"/>
-        </w:rPr>
+        <w:t xml:space="preserve"> Database per la gestione dei ticket virtuali di gestione coda</w:t>
+      </w:r>
+    </w:p>
+    <w:p>
+      <w:r>
         <w:br w:type="page"/>
       </w:r>
     </w:p>
     <w:p>
       <w:pPr>
-        <w:pStyle w:val="Heading1"/>
-      </w:pPr>
-      <w:bookmarkStart w:id="1" w:name="_Toc243549720"/>
+        <w:pStyle w:val="Heading2"/>
+      </w:pPr>
+      <w:bookmarkStart w:id="1" w:name="_Toc243991487"/>
       <w:r>
         <w:lastRenderedPageBreak/>
         <w:t xml:space="preserve">Progetto </w:t>
@@ -915,29 +1220,53 @@
       <w:r>
         <w:t>dbIscrizioni</w:t>
       </w:r>
+      <w:proofErr w:type="spellEnd"/>
+      <w:r>
+        <w:t xml:space="preserve"> (</w:t>
+      </w:r>
+      <w:r>
+        <w:t xml:space="preserve">Database iscritti 14+ / Anni </w:t>
+      </w:r>
+      <w:proofErr w:type="spellStart"/>
+      <w:r>
+        <w:t>Verdi&amp;Rossi</w:t>
+      </w:r>
+      <w:proofErr w:type="spellEnd"/>
+      <w:r>
+        <w:t>)</w:t>
+      </w:r>
       <w:bookmarkEnd w:id="1"/>
+    </w:p>
+    <w:p/>
+    <w:p>
+      <w:pPr>
+        <w:pStyle w:val="Heading3"/>
+      </w:pPr>
+      <w:bookmarkStart w:id="2" w:name="_Toc243991488"/>
+      <w:r>
+        <w:t xml:space="preserve">Struttura e tabelle iscritti 14+ e soci </w:t>
+      </w:r>
+      <w:r>
+        <w:t xml:space="preserve">Anni </w:t>
+      </w:r>
+      <w:proofErr w:type="spellStart"/>
+      <w:r>
+        <w:t>Verdi&amp;Rossi</w:t>
+      </w:r>
       <w:proofErr w:type="spellEnd"/>
-    </w:p>
-    <w:p/>
-    <w:p>
-      <w:pPr>
-        <w:ind w:left="284" w:hanging="284"/>
-      </w:pPr>
-      <w:r>
-        <w:rPr>
-          <w:b/>
-          <w:bCs/>
-        </w:rPr>
-        <w:t>Struttura e tabelle iscritti 14+ e soci sostenitori:</w:t>
-      </w:r>
-      <w:r>
-        <w:rPr>
-          <w:b/>
-          <w:bCs/>
-        </w:rPr>
-        <w:br/>
-      </w:r>
-      <w:proofErr w:type="gramStart"/>
+      <w:r>
+        <w:t>:</w:t>
+      </w:r>
+      <w:bookmarkEnd w:id="2"/>
+    </w:p>
+    <w:p>
+      <w:pPr>
+        <w:pStyle w:val="ListParagraph"/>
+        <w:numPr>
+          <w:ilvl w:val="0"/>
+          <w:numId w:val="7"/>
+        </w:numPr>
+      </w:pPr>
       <w:r>
         <w:rPr>
           <w:i/>
@@ -946,6 +1275,37 @@
         <w:t>anagrafica</w:t>
       </w:r>
       <w:r>
+        <w:rPr>
+          <w:i/>
+          <w:iCs/>
+        </w:rPr>
+        <w:t xml:space="preserve"> / </w:t>
+      </w:r>
+      <w:proofErr w:type="spellStart"/>
+      <w:r>
+        <w:rPr>
+          <w:i/>
+          <w:iCs/>
+        </w:rPr>
+        <w:t>anagrafica</w:t>
+      </w:r>
+      <w:r>
+        <w:rPr>
+          <w:i/>
+          <w:iCs/>
+        </w:rPr>
+        <w:t>_</w:t>
+      </w:r>
+      <w:proofErr w:type="gramStart"/>
+      <w:r>
+        <w:rPr>
+          <w:i/>
+          <w:iCs/>
+        </w:rPr>
+        <w:t>vr</w:t>
+      </w:r>
+      <w:proofErr w:type="spellEnd"/>
+      <w:r>
         <w:t>:</w:t>
       </w:r>
       <w:r>
@@ -956,23 +1316,69 @@
         <w:t xml:space="preserve"> </w:t>
       </w:r>
       <w:r>
-        <w:t xml:space="preserve"> anagrafica</w:t>
+        <w:t xml:space="preserve"> </w:t>
+      </w:r>
+      <w:r>
+        <w:t>Raccolta</w:t>
       </w:r>
       <w:proofErr w:type="gramEnd"/>
       <w:r>
-        <w:t xml:space="preserve"> iscritto/socio sostenitore</w:t>
-      </w:r>
-      <w:r>
-        <w:br/>
-      </w:r>
-      <w:proofErr w:type="gramStart"/>
+        <w:t xml:space="preserve"> dei dati anagrafici principali, indirizzi, contatti, flag di stato (Tigre, Capitano, Non iscrivibile) e stato onorificenza.</w:t>
+      </w:r>
+    </w:p>
+    <w:p>
+      <w:pPr>
+        <w:pStyle w:val="ListParagraph"/>
+        <w:numPr>
+          <w:ilvl w:val="0"/>
+          <w:numId w:val="7"/>
+        </w:numPr>
+      </w:pPr>
       <w:r>
         <w:rPr>
           <w:i/>
           <w:iCs/>
         </w:rPr>
+        <w:t>S</w:t>
+      </w:r>
+      <w:r>
+        <w:rPr>
+          <w:i/>
+          <w:iCs/>
+        </w:rPr>
+        <w:t>torico</w:t>
+      </w:r>
+      <w:r>
+        <w:rPr>
+          <w:i/>
+          <w:iCs/>
+        </w:rPr>
+        <w:t xml:space="preserve"> / </w:t>
+      </w:r>
+      <w:proofErr w:type="spellStart"/>
+      <w:r>
+        <w:rPr>
+          <w:i/>
+          <w:iCs/>
+        </w:rPr>
         <w:t>storico</w:t>
       </w:r>
+      <w:r>
+        <w:rPr>
+          <w:i/>
+          <w:iCs/>
+        </w:rPr>
+        <w:t>_</w:t>
+      </w:r>
+      <w:proofErr w:type="gramStart"/>
+      <w:r>
+        <w:rPr>
+          <w:i/>
+          <w:iCs/>
+        </w:rPr>
+        <w:t>vr</w:t>
+      </w:r>
+      <w:proofErr w:type="spellEnd"/>
       <w:r>
         <w:t>:</w:t>
       </w:r>
@@ -984,33 +1390,90 @@
         <w:t xml:space="preserve"> </w:t>
       </w:r>
       <w:r>
-        <w:t xml:space="preserve"> storico</w:t>
+        <w:t xml:space="preserve"> </w:t>
+      </w:r>
+      <w:r>
+        <w:t>Collezione</w:t>
       </w:r>
       <w:proofErr w:type="gramEnd"/>
       <w:r>
-        <w:t xml:space="preserve"> iscrizioni </w:t>
-      </w:r>
-      <w:r>
-        <w:t>iscritto/socio sostenitore</w:t>
-      </w:r>
-      <w:r>
-        <w:br/>
-      </w:r>
+        <w:t xml:space="preserve"> correlata tramite </w:t>
+      </w:r>
+      <w:proofErr w:type="spellStart"/>
+      <w:r>
+        <w:t>id_persona</w:t>
+      </w:r>
+      <w:proofErr w:type="spellEnd"/>
+      <w:r>
+        <w:t xml:space="preserve"> che registra i dati di tesseramento per ciascun anno (anno, tipo iscrizione, numero identificativo, operatore).</w:t>
+      </w:r>
+    </w:p>
+    <w:p>
+      <w:pPr>
+        <w:pStyle w:val="ListParagraph"/>
+        <w:numPr>
+          <w:ilvl w:val="0"/>
+          <w:numId w:val="7"/>
+        </w:numPr>
+      </w:pPr>
+      <w:r>
+        <w:t xml:space="preserve">utenti: Elenco degli account autorizzati con </w:t>
+      </w:r>
+      <w:proofErr w:type="gramStart"/>
+      <w:r>
+        <w:t>email</w:t>
+      </w:r>
+      <w:proofErr w:type="gramEnd"/>
+      <w:r>
+        <w:t>, alias, ruolo (Admin / User) e stato di attivazione.</w:t>
+      </w:r>
+    </w:p>
+    <w:p>
+      <w:pPr>
+        <w:pStyle w:val="ListParagraph"/>
+        <w:numPr>
+          <w:ilvl w:val="0"/>
+          <w:numId w:val="7"/>
+        </w:numPr>
+      </w:pPr>
       <w:proofErr w:type="spellStart"/>
       <w:r>
         <w:rPr>
           <w:i/>
           <w:iCs/>
         </w:rPr>
-        <w:t>log_</w:t>
-      </w:r>
-      <w:proofErr w:type="gramStart"/>
+        <w:t>log_attivita</w:t>
+      </w:r>
+      <w:proofErr w:type="spellEnd"/>
       <w:r>
         <w:rPr>
           <w:i/>
           <w:iCs/>
         </w:rPr>
-        <w:t>attivita</w:t>
+        <w:t xml:space="preserve"> / </w:t>
+      </w:r>
+      <w:proofErr w:type="spellStart"/>
+      <w:r>
+        <w:rPr>
+          <w:i/>
+          <w:iCs/>
+        </w:rPr>
+        <w:t>log_attivita</w:t>
+      </w:r>
+      <w:r>
+        <w:rPr>
+          <w:i/>
+          <w:iCs/>
+        </w:rPr>
+        <w:t>_</w:t>
+      </w:r>
+      <w:proofErr w:type="gramStart"/>
+      <w:r>
+        <w:rPr>
+          <w:i/>
+          <w:iCs/>
+        </w:rPr>
+        <w:t>vr</w:t>
       </w:r>
       <w:proofErr w:type="spellEnd"/>
       <w:r>
@@ -1030,279 +1493,25 @@
         <w:t xml:space="preserve"> </w:t>
       </w:r>
       <w:r>
-        <w:t xml:space="preserve"> log</w:t>
+        <w:t xml:space="preserve"> </w:t>
+      </w:r>
+      <w:r>
+        <w:t>Registro</w:t>
       </w:r>
       <w:proofErr w:type="gramEnd"/>
       <w:r>
-        <w:t xml:space="preserve"> contenente accessi e attività svolte dagli utilizzatori sul databas</w:t>
-      </w:r>
-      <w:r>
-        <w:rPr>
-          <w:sz w:val="20"/>
-          <w:szCs w:val="20"/>
-        </w:rPr>
-        <w:t>e</w:t>
-      </w:r>
-    </w:p>
-    <w:p>
-      <w:pPr>
-        <w:ind w:left="284" w:hanging="284"/>
-      </w:pPr>
-      <w:r>
-        <w:rPr>
-          <w:b/>
-          <w:bCs/>
-        </w:rPr>
-        <w:t xml:space="preserve">Struttura e tabelle iscritti </w:t>
-      </w:r>
-      <w:r>
-        <w:rPr>
-          <w:b/>
-          <w:bCs/>
-        </w:rPr>
-        <w:t>Anni Verdi &amp; Rossi</w:t>
-      </w:r>
-      <w:r>
-        <w:rPr>
-          <w:b/>
-          <w:bCs/>
-        </w:rPr>
-        <w:t>:</w:t>
-      </w:r>
-      <w:r>
-        <w:rPr>
-          <w:b/>
-          <w:bCs/>
-        </w:rPr>
-        <w:br/>
-      </w:r>
-      <w:proofErr w:type="spellStart"/>
-      <w:r>
-        <w:rPr>
-          <w:i/>
-          <w:iCs/>
-        </w:rPr>
-        <w:t>anagrafica</w:t>
-      </w:r>
-      <w:r>
-        <w:rPr>
-          <w:i/>
-          <w:iCs/>
-        </w:rPr>
-        <w:t>_</w:t>
-      </w:r>
-      <w:proofErr w:type="gramStart"/>
-      <w:r>
-        <w:rPr>
-          <w:i/>
-          <w:iCs/>
-        </w:rPr>
-        <w:t>vr</w:t>
-      </w:r>
-      <w:proofErr w:type="spellEnd"/>
-      <w:r>
-        <w:rPr>
-          <w:i/>
-          <w:iCs/>
-        </w:rPr>
-        <w:t>:</w:t>
-      </w:r>
-      <w:r>
-        <w:t xml:space="preserve"> </w:t>
-      </w:r>
-      <w:r>
-        <w:rPr>
-          <w:sz w:val="20"/>
-          <w:szCs w:val="20"/>
-        </w:rPr>
-        <w:t xml:space="preserve"> </w:t>
-      </w:r>
-      <w:r>
-        <w:t>anagrafica</w:t>
-      </w:r>
-      <w:proofErr w:type="gramEnd"/>
-      <w:r>
-        <w:t xml:space="preserve"> iscritto/socio sostenitore</w:t>
-      </w:r>
-      <w:r>
-        <w:br/>
-      </w:r>
-      <w:proofErr w:type="spellStart"/>
-      <w:r>
-        <w:rPr>
-          <w:i/>
-          <w:iCs/>
-        </w:rPr>
-        <w:t>storico</w:t>
-      </w:r>
-      <w:r>
-        <w:rPr>
-          <w:i/>
-          <w:iCs/>
-        </w:rPr>
-        <w:t>_</w:t>
-      </w:r>
-      <w:proofErr w:type="gramStart"/>
-      <w:r>
-        <w:rPr>
-          <w:i/>
-          <w:iCs/>
-        </w:rPr>
-        <w:t>vr</w:t>
-      </w:r>
-      <w:proofErr w:type="spellEnd"/>
-      <w:r>
-        <w:rPr>
-          <w:i/>
-          <w:iCs/>
-        </w:rPr>
-        <w:t>:</w:t>
-      </w:r>
-      <w:r>
-        <w:t xml:space="preserve"> </w:t>
-      </w:r>
-      <w:r>
-        <w:rPr>
-          <w:sz w:val="20"/>
-          <w:szCs w:val="20"/>
-        </w:rPr>
-        <w:t xml:space="preserve"> </w:t>
-      </w:r>
-      <w:r>
-        <w:t>storico</w:t>
-      </w:r>
-      <w:proofErr w:type="gramEnd"/>
-      <w:r>
-        <w:t xml:space="preserve"> iscrizioni iscritto/socio sostenitore</w:t>
-      </w:r>
-      <w:r>
-        <w:br/>
-      </w:r>
-      <w:proofErr w:type="spellStart"/>
-      <w:r>
-        <w:rPr>
-          <w:i/>
-          <w:iCs/>
-        </w:rPr>
-        <w:t>log_attivita</w:t>
-      </w:r>
-      <w:r>
-        <w:rPr>
-          <w:i/>
-          <w:iCs/>
-        </w:rPr>
-        <w:t>_</w:t>
-      </w:r>
-      <w:proofErr w:type="gramStart"/>
-      <w:r>
-        <w:rPr>
-          <w:i/>
-          <w:iCs/>
-        </w:rPr>
-        <w:t>vr</w:t>
-      </w:r>
-      <w:proofErr w:type="spellEnd"/>
-      <w:r>
-        <w:rPr>
-          <w:i/>
-          <w:iCs/>
-        </w:rPr>
-        <w:t>:</w:t>
-      </w:r>
-      <w:r>
-        <w:t xml:space="preserve"> </w:t>
-      </w:r>
-      <w:r>
-        <w:rPr>
-          <w:sz w:val="20"/>
-          <w:szCs w:val="20"/>
-        </w:rPr>
-        <w:t xml:space="preserve"> </w:t>
-      </w:r>
-      <w:r>
-        <w:t>log</w:t>
-      </w:r>
-      <w:proofErr w:type="gramEnd"/>
-      <w:r>
-        <w:t xml:space="preserve"> contenente accessi e attività svolte dagli utilizzatori sul database</w:t>
-      </w:r>
-    </w:p>
-    <w:p>
-      <w:pPr>
-        <w:ind w:left="284" w:hanging="284"/>
-      </w:pPr>
-      <w:r>
-        <w:t>Tabella comune ai due:</w:t>
-      </w:r>
-      <w:r>
-        <w:br/>
-      </w:r>
-      <w:proofErr w:type="gramStart"/>
-      <w:r>
-        <w:rPr>
-          <w:i/>
-          <w:iCs/>
-        </w:rPr>
-        <w:t>utenti:</w:t>
-      </w:r>
-      <w:r>
-        <w:t xml:space="preserve"> </w:t>
-      </w:r>
-      <w:r>
-        <w:rPr>
-          <w:sz w:val="20"/>
-          <w:szCs w:val="20"/>
-        </w:rPr>
-        <w:t xml:space="preserve"> </w:t>
-      </w:r>
-      <w:r>
-        <w:t>elenco</w:t>
-      </w:r>
-      <w:proofErr w:type="gramEnd"/>
-      <w:r>
-        <w:t xml:space="preserve"> utenti user/admin con relative abilitazioni</w:t>
-      </w:r>
-    </w:p>
-    <w:p>
-      <w:pPr>
-        <w:ind w:left="284" w:hanging="284"/>
-        <w:rPr>
-          <w:b/>
-          <w:bCs/>
-        </w:rPr>
-      </w:pPr>
-      <w:r>
-        <w:rPr>
-          <w:b/>
-          <w:bCs/>
-          <w:sz w:val="20"/>
-          <w:szCs w:val="20"/>
-        </w:rPr>
-        <w:t xml:space="preserve">Provider di accesso: </w:t>
-      </w:r>
-      <w:r>
-        <w:rPr>
-          <w:sz w:val="20"/>
-          <w:szCs w:val="20"/>
-        </w:rPr>
-        <w:t>Google</w:t>
-      </w:r>
-    </w:p>
-    <w:p>
-      <w:pPr>
-        <w:ind w:left="284" w:hanging="284"/>
-        <w:rPr>
-          <w:b/>
-          <w:bCs/>
-        </w:rPr>
-      </w:pPr>
-      <w:r>
-        <w:rPr>
-          <w:b/>
-          <w:bCs/>
-        </w:rPr>
+        <w:t xml:space="preserve"> cronologico immutabile delle operazioni eseguite dagli operatori.</w:t>
+      </w:r>
+    </w:p>
+    <w:p>
+      <w:pPr>
+        <w:pStyle w:val="Heading3"/>
+      </w:pPr>
+      <w:bookmarkStart w:id="3" w:name="_Toc243991489"/>
+      <w:r>
         <w:t>Regole di accesso ai dati:</w:t>
       </w:r>
+      <w:bookmarkEnd w:id="3"/>
     </w:p>
     <w:p>
       <w:pPr>
@@ -1432,6 +1641,7 @@
           <w:rFonts w:ascii="Courier New" w:hAnsi="Courier New" w:cs="Courier New"/>
           <w:sz w:val="16"/>
           <w:szCs w:val="16"/>
+          <w:lang w:val="en-US"/>
         </w:rPr>
         <w:t xml:space="preserve">    </w:t>
       </w:r>
@@ -3557,559 +3767,61 @@
           <w:sz w:val="16"/>
           <w:szCs w:val="16"/>
         </w:rPr>
-        <w:t>}</w:t>
-      </w:r>
-      <w:r>
-        <w:rPr>
-          <w:rFonts w:ascii="Courier New" w:hAnsi="Courier New" w:cs="Courier New"/>
-          <w:sz w:val="16"/>
-          <w:szCs w:val="16"/>
-        </w:rPr>
+        <w:t xml:space="preserve">} </w:t>
+      </w:r>
+      <w:r>
+        <w:rPr>
+          <w:rFonts w:ascii="Courier New" w:hAnsi="Courier New" w:cs="Courier New"/>
+          <w:sz w:val="16"/>
+          <w:szCs w:val="16"/>
+        </w:rPr>
+        <w:br w:type="page"/>
+      </w:r>
+    </w:p>
+    <w:p>
+      <w:pPr>
+        <w:pStyle w:val="Heading3"/>
+      </w:pPr>
+      <w:bookmarkStart w:id="4" w:name="_Toc243991490"/>
+      <w:r>
+        <w:lastRenderedPageBreak/>
+        <w:t>Sistema di Autenticazione e Sicurezza</w:t>
+      </w:r>
+      <w:bookmarkEnd w:id="4"/>
+    </w:p>
+    <w:p>
+      <w:pPr>
+        <w:spacing w:line="240" w:lineRule="auto"/>
+      </w:pPr>
+      <w:r>
+        <w:t xml:space="preserve">Login Google: L'accesso è consentito esclusivamente agli utenti la cui </w:t>
+      </w:r>
+      <w:proofErr w:type="gramStart"/>
+      <w:r>
+        <w:t>email</w:t>
+      </w:r>
+      <w:proofErr w:type="gramEnd"/>
+      <w:r>
+        <w:t xml:space="preserve"> risulta registrata e attiva nella collezione utenti del database.</w:t>
+      </w:r>
+      <w:r>
         <w:t xml:space="preserve"> </w:t>
       </w:r>
-      <w:r>
-        <w:rPr>
-          <w:rFonts w:ascii="Courier New" w:hAnsi="Courier New" w:cs="Courier New"/>
-          <w:sz w:val="16"/>
-          <w:szCs w:val="16"/>
-        </w:rPr>
-        <w:br w:type="page"/>
-      </w:r>
-    </w:p>
-    <w:p>
-      <w:pPr>
-        <w:pStyle w:val="Heading1"/>
-      </w:pPr>
-      <w:bookmarkStart w:id="2" w:name="_Toc243549721"/>
-      <w:r>
-        <w:lastRenderedPageBreak/>
-        <w:t xml:space="preserve">Progetto </w:t>
-      </w:r>
-      <w:proofErr w:type="spellStart"/>
-      <w:r>
-        <w:t>ticketDispenserTuchini</w:t>
-      </w:r>
-      <w:bookmarkEnd w:id="2"/>
-      <w:proofErr w:type="spellEnd"/>
-    </w:p>
-    <w:p>
-      <w:pPr>
-        <w:spacing w:after="0" w:line="240" w:lineRule="auto"/>
-        <w:rPr>
-          <w:b/>
-          <w:bCs/>
-          <w:sz w:val="20"/>
-          <w:szCs w:val="20"/>
-        </w:rPr>
-      </w:pPr>
-    </w:p>
-    <w:p>
-      <w:pPr>
-        <w:spacing w:after="0" w:line="240" w:lineRule="auto"/>
-        <w:rPr>
-          <w:i/>
-          <w:iCs/>
-          <w:sz w:val="20"/>
-          <w:szCs w:val="20"/>
-        </w:rPr>
-      </w:pPr>
-      <w:r>
-        <w:rPr>
-          <w:b/>
-          <w:bCs/>
-        </w:rPr>
-        <w:t>Struttura e tabelle:</w:t>
-      </w:r>
-      <w:r>
-        <w:rPr>
-          <w:b/>
-          <w:bCs/>
-        </w:rPr>
-        <w:br/>
+    </w:p>
+    <w:p>
+      <w:pPr>
+        <w:spacing w:line="240" w:lineRule="auto"/>
+      </w:pPr>
+      <w:r>
+        <w:t xml:space="preserve">Pannello di amministrazione </w:t>
       </w:r>
       <w:proofErr w:type="gramStart"/>
       <w:r>
-        <w:rPr>
-          <w:i/>
-          <w:iCs/>
-          <w:sz w:val="20"/>
-          <w:szCs w:val="20"/>
-        </w:rPr>
-        <w:t>coda</w:t>
-      </w:r>
-      <w:r>
-        <w:t>:</w:t>
-      </w:r>
-      <w:r>
-        <w:rPr>
-          <w:sz w:val="20"/>
-          <w:szCs w:val="20"/>
-        </w:rPr>
-        <w:t xml:space="preserve"> </w:t>
-      </w:r>
-      <w:r>
-        <w:t xml:space="preserve"> </w:t>
-      </w:r>
-      <w:r>
-        <w:rPr>
-          <w:sz w:val="20"/>
-          <w:szCs w:val="20"/>
-        </w:rPr>
-        <w:t>elenco</w:t>
+        <w:t>accessi :</w:t>
       </w:r>
       <w:proofErr w:type="gramEnd"/>
       <w:r>
-        <w:rPr>
-          <w:sz w:val="20"/>
-          <w:szCs w:val="20"/>
-        </w:rPr>
-        <w:t xml:space="preserve"> aspiranti iscritti, due nominativi a ticket</w:t>
-      </w:r>
-      <w:r>
-        <w:br/>
-      </w:r>
-      <w:proofErr w:type="spellStart"/>
-      <w:proofErr w:type="gramStart"/>
-      <w:r>
-        <w:rPr>
-          <w:i/>
-          <w:iCs/>
-          <w:sz w:val="20"/>
-          <w:szCs w:val="20"/>
-        </w:rPr>
-        <w:t>config</w:t>
-      </w:r>
-      <w:proofErr w:type="spellEnd"/>
-      <w:r>
-        <w:t>:</w:t>
-      </w:r>
-      <w:r>
-        <w:rPr>
-          <w:sz w:val="20"/>
-          <w:szCs w:val="20"/>
-        </w:rPr>
-        <w:t xml:space="preserve"> </w:t>
-      </w:r>
-      <w:r>
-        <w:t xml:space="preserve"> </w:t>
-      </w:r>
-      <w:r>
-        <w:rPr>
-          <w:sz w:val="20"/>
-          <w:szCs w:val="20"/>
-        </w:rPr>
-        <w:t>configurazione</w:t>
-      </w:r>
-      <w:proofErr w:type="gramEnd"/>
-      <w:r>
-        <w:rPr>
-          <w:sz w:val="20"/>
-          <w:szCs w:val="20"/>
-        </w:rPr>
-        <w:t xml:space="preserve"> </w:t>
-      </w:r>
-      <w:proofErr w:type="spellStart"/>
-      <w:r>
-        <w:rPr>
-          <w:sz w:val="20"/>
-          <w:szCs w:val="20"/>
-        </w:rPr>
-        <w:t>limiteMassimo</w:t>
-      </w:r>
-      <w:proofErr w:type="spellEnd"/>
-      <w:r>
-        <w:rPr>
-          <w:sz w:val="20"/>
-          <w:szCs w:val="20"/>
-        </w:rPr>
-        <w:t xml:space="preserve"> utenti</w:t>
-      </w:r>
-      <w:r>
-        <w:br/>
-      </w:r>
-      <w:r>
-        <w:rPr>
-          <w:i/>
-          <w:iCs/>
-        </w:rPr>
-        <w:t>log</w:t>
-      </w:r>
-    </w:p>
-    <w:p>
-      <w:pPr>
-        <w:spacing w:after="0" w:line="240" w:lineRule="auto"/>
-        <w:rPr>
-          <w:i/>
-          <w:iCs/>
-          <w:sz w:val="20"/>
-          <w:szCs w:val="20"/>
-        </w:rPr>
-      </w:pPr>
-    </w:p>
-    <w:p>
-      <w:pPr>
-        <w:ind w:left="284" w:hanging="284"/>
-        <w:rPr>
-          <w:b/>
-          <w:bCs/>
-        </w:rPr>
-      </w:pPr>
-      <w:r>
-        <w:rPr>
-          <w:b/>
-          <w:bCs/>
-          <w:sz w:val="20"/>
-          <w:szCs w:val="20"/>
-        </w:rPr>
-        <w:t xml:space="preserve">Provider di </w:t>
-      </w:r>
-      <w:proofErr w:type="gramStart"/>
-      <w:r>
-        <w:rPr>
-          <w:b/>
-          <w:bCs/>
-          <w:sz w:val="20"/>
-          <w:szCs w:val="20"/>
-        </w:rPr>
-        <w:t>accesso:</w:t>
-      </w:r>
-      <w:r>
-        <w:rPr>
-          <w:b/>
-          <w:bCs/>
-          <w:sz w:val="20"/>
-          <w:szCs w:val="20"/>
-        </w:rPr>
-        <w:t xml:space="preserve"> </w:t>
-      </w:r>
-      <w:r>
-        <w:rPr>
-          <w:b/>
-          <w:bCs/>
-          <w:sz w:val="20"/>
-          <w:szCs w:val="20"/>
-        </w:rPr>
-        <w:t xml:space="preserve"> </w:t>
-      </w:r>
-      <w:r>
-        <w:rPr>
-          <w:sz w:val="20"/>
-          <w:szCs w:val="20"/>
-        </w:rPr>
-        <w:t>nessuno</w:t>
-      </w:r>
-      <w:proofErr w:type="gramEnd"/>
-    </w:p>
-    <w:p>
-      <w:pPr>
-        <w:ind w:left="284" w:hanging="284"/>
-        <w:rPr>
-          <w:b/>
-          <w:bCs/>
-        </w:rPr>
-      </w:pPr>
-      <w:r>
-        <w:rPr>
-          <w:b/>
-          <w:bCs/>
-        </w:rPr>
-        <w:t>Regole di accesso ai dati:</w:t>
-      </w:r>
-    </w:p>
-    <w:p>
-      <w:pPr>
-        <w:spacing w:after="0" w:line="240" w:lineRule="auto"/>
-        <w:rPr>
-          <w:rFonts w:ascii="Courier New" w:hAnsi="Courier New" w:cs="Courier New"/>
-          <w:sz w:val="14"/>
-          <w:szCs w:val="14"/>
-          <w:lang w:val="en-US"/>
-        </w:rPr>
-      </w:pPr>
-      <w:r>
-        <w:rPr>
-          <w:rFonts w:ascii="Courier New" w:hAnsi="Courier New" w:cs="Courier New"/>
-          <w:sz w:val="14"/>
-          <w:szCs w:val="14"/>
-          <w:lang w:val="en-US"/>
-        </w:rPr>
-        <w:t>{</w:t>
-      </w:r>
-    </w:p>
-    <w:p>
-      <w:pPr>
-        <w:spacing w:after="0" w:line="240" w:lineRule="auto"/>
-        <w:rPr>
-          <w:rFonts w:ascii="Courier New" w:hAnsi="Courier New" w:cs="Courier New"/>
-          <w:sz w:val="14"/>
-          <w:szCs w:val="14"/>
-          <w:lang w:val="en-US"/>
-        </w:rPr>
-      </w:pPr>
-      <w:r>
-        <w:rPr>
-          <w:rFonts w:ascii="Courier New" w:hAnsi="Courier New" w:cs="Courier New"/>
-          <w:sz w:val="14"/>
-          <w:szCs w:val="14"/>
-          <w:lang w:val="en-US"/>
-        </w:rPr>
-        <w:t xml:space="preserve">  "rules</w:t>
-      </w:r>
-      <w:proofErr w:type="gramStart"/>
-      <w:r>
-        <w:rPr>
-          <w:rFonts w:ascii="Courier New" w:hAnsi="Courier New" w:cs="Courier New"/>
-          <w:sz w:val="14"/>
-          <w:szCs w:val="14"/>
-          <w:lang w:val="en-US"/>
-        </w:rPr>
-        <w:t>": {</w:t>
-      </w:r>
-      <w:proofErr w:type="gramEnd"/>
-    </w:p>
-    <w:p>
-      <w:pPr>
-        <w:spacing w:after="0" w:line="240" w:lineRule="auto"/>
-        <w:rPr>
-          <w:rFonts w:ascii="Courier New" w:hAnsi="Courier New" w:cs="Courier New"/>
-          <w:sz w:val="14"/>
-          <w:szCs w:val="14"/>
-          <w:lang w:val="en-US"/>
-        </w:rPr>
-      </w:pPr>
-      <w:r>
-        <w:rPr>
-          <w:rFonts w:ascii="Courier New" w:hAnsi="Courier New" w:cs="Courier New"/>
-          <w:sz w:val="14"/>
-          <w:szCs w:val="14"/>
-          <w:lang w:val="en-US"/>
-        </w:rPr>
-        <w:t xml:space="preserve">    </w:t>
-      </w:r>
-      <w:proofErr w:type="gramStart"/>
-      <w:r>
-        <w:rPr>
-          <w:rFonts w:ascii="Courier New" w:hAnsi="Courier New" w:cs="Courier New"/>
-          <w:sz w:val="14"/>
-          <w:szCs w:val="14"/>
-          <w:lang w:val="en-US"/>
-        </w:rPr>
-        <w:t>".read</w:t>
-      </w:r>
-      <w:proofErr w:type="gramEnd"/>
-      <w:r>
-        <w:rPr>
-          <w:rFonts w:ascii="Courier New" w:hAnsi="Courier New" w:cs="Courier New"/>
-          <w:sz w:val="14"/>
-          <w:szCs w:val="14"/>
-          <w:lang w:val="en-US"/>
-        </w:rPr>
-        <w:t>": true,</w:t>
-      </w:r>
-    </w:p>
-    <w:p>
-      <w:pPr>
-        <w:spacing w:after="0" w:line="240" w:lineRule="auto"/>
-        <w:rPr>
-          <w:rFonts w:ascii="Courier New" w:hAnsi="Courier New" w:cs="Courier New"/>
-          <w:sz w:val="14"/>
-          <w:szCs w:val="14"/>
-          <w:lang w:val="en-US"/>
-        </w:rPr>
-      </w:pPr>
-      <w:r>
-        <w:rPr>
-          <w:rFonts w:ascii="Courier New" w:hAnsi="Courier New" w:cs="Courier New"/>
-          <w:sz w:val="14"/>
-          <w:szCs w:val="14"/>
-          <w:lang w:val="en-US"/>
-        </w:rPr>
-        <w:t xml:space="preserve">    </w:t>
-      </w:r>
-      <w:proofErr w:type="gramStart"/>
-      <w:r>
-        <w:rPr>
-          <w:rFonts w:ascii="Courier New" w:hAnsi="Courier New" w:cs="Courier New"/>
-          <w:sz w:val="14"/>
-          <w:szCs w:val="14"/>
-          <w:lang w:val="en-US"/>
-        </w:rPr>
-        <w:t>".write</w:t>
-      </w:r>
-      <w:proofErr w:type="gramEnd"/>
-      <w:r>
-        <w:rPr>
-          <w:rFonts w:ascii="Courier New" w:hAnsi="Courier New" w:cs="Courier New"/>
-          <w:sz w:val="14"/>
-          <w:szCs w:val="14"/>
-          <w:lang w:val="en-US"/>
-        </w:rPr>
-        <w:t>": true</w:t>
-      </w:r>
-    </w:p>
-    <w:p>
-      <w:pPr>
-        <w:spacing w:after="0" w:line="240" w:lineRule="auto"/>
-        <w:rPr>
-          <w:rFonts w:ascii="Courier New" w:hAnsi="Courier New" w:cs="Courier New"/>
-          <w:sz w:val="14"/>
-          <w:szCs w:val="14"/>
-          <w:lang w:val="en-US"/>
-        </w:rPr>
-      </w:pPr>
-      <w:r>
-        <w:rPr>
-          <w:rFonts w:ascii="Courier New" w:hAnsi="Courier New" w:cs="Courier New"/>
-          <w:sz w:val="14"/>
-          <w:szCs w:val="14"/>
-          <w:lang w:val="en-US"/>
-        </w:rPr>
-        <w:t xml:space="preserve">  }</w:t>
-      </w:r>
-    </w:p>
-    <w:p>
-      <w:pPr>
-        <w:spacing w:after="0" w:line="240" w:lineRule="auto"/>
-        <w:rPr>
-          <w:rFonts w:ascii="Courier New" w:hAnsi="Courier New" w:cs="Courier New"/>
-          <w:sz w:val="14"/>
-          <w:szCs w:val="14"/>
-          <w:lang w:val="en-US"/>
-        </w:rPr>
-      </w:pPr>
-      <w:r>
-        <w:rPr>
-          <w:rFonts w:ascii="Courier New" w:hAnsi="Courier New" w:cs="Courier New"/>
-          <w:sz w:val="14"/>
-          <w:szCs w:val="14"/>
-          <w:lang w:val="en-US"/>
-        </w:rPr>
-        <w:t>}</w:t>
-      </w:r>
-    </w:p>
-    <w:p>
-      <w:pPr>
-        <w:spacing w:after="0" w:line="240" w:lineRule="auto"/>
-        <w:rPr>
-          <w:sz w:val="20"/>
-          <w:szCs w:val="20"/>
-        </w:rPr>
-      </w:pPr>
-    </w:p>
-    <w:p>
-      <w:pPr>
-        <w:spacing w:after="0" w:line="240" w:lineRule="auto"/>
-        <w:rPr>
-          <w:sz w:val="20"/>
-          <w:szCs w:val="20"/>
-        </w:rPr>
-      </w:pPr>
-    </w:p>
-    <w:p>
-      <w:pPr>
-        <w:pStyle w:val="Heading1"/>
-      </w:pPr>
-      <w:bookmarkStart w:id="3" w:name="_Toc243549722"/>
-      <w:r>
-        <w:t xml:space="preserve">Progetto </w:t>
-      </w:r>
-      <w:proofErr w:type="spellStart"/>
-      <w:r>
-        <w:t>iscrizioni</w:t>
-      </w:r>
-      <w:r>
-        <w:t>Tuchini</w:t>
-      </w:r>
-      <w:bookmarkEnd w:id="3"/>
-      <w:proofErr w:type="spellEnd"/>
-    </w:p>
-    <w:p>
-      <w:r>
-        <w:t xml:space="preserve">Hosting del dominio </w:t>
-      </w:r>
-      <w:hyperlink r:id="rId8" w:tgtFrame="_blank" w:history="1">
-        <w:proofErr w:type="spellStart"/>
-        <w:r>
-          <w:rPr>
-            <w:rStyle w:val="Hyperlink"/>
-          </w:rPr>
-          <w:t>iscrizionituchini.web.app</w:t>
-        </w:r>
-        <w:proofErr w:type="spellEnd"/>
-      </w:hyperlink>
-      <w:r>
-        <w:t xml:space="preserve"> su cui sono ospitate le pagine necessarie per:</w:t>
-      </w:r>
-    </w:p>
-    <w:p>
-      <w:pPr>
-        <w:pStyle w:val="ListParagraph"/>
-        <w:numPr>
-          <w:ilvl w:val="0"/>
-          <w:numId w:val="3"/>
-        </w:numPr>
-      </w:pPr>
-      <w:r>
-        <w:t>Accesso al database iscritti (14+ e anni VR)</w:t>
-      </w:r>
-    </w:p>
-    <w:p>
-      <w:pPr>
-        <w:pStyle w:val="ListParagraph"/>
-        <w:numPr>
-          <w:ilvl w:val="0"/>
-          <w:numId w:val="3"/>
-        </w:numPr>
-      </w:pPr>
-      <w:r>
-        <w:t>QR code per la generazione del ticket virtuale di accesso alle iscrizioni</w:t>
-      </w:r>
-    </w:p>
-    <w:p>
-      <w:pPr>
-        <w:pStyle w:val="ListParagraph"/>
-        <w:numPr>
-          <w:ilvl w:val="0"/>
-          <w:numId w:val="3"/>
-        </w:numPr>
-      </w:pPr>
-      <w:r>
-        <w:t>Pagina per la gestione/chiamate dei ticket virtuali</w:t>
-      </w:r>
-    </w:p>
-    <w:p>
-      <w:r>
-        <w:br w:type="page"/>
-      </w:r>
-    </w:p>
-    <w:p>
-      <w:pPr>
-        <w:pStyle w:val="Heading1"/>
-      </w:pPr>
-      <w:bookmarkStart w:id="4" w:name="_Toc243549723"/>
-      <w:r>
-        <w:lastRenderedPageBreak/>
-        <w:t>Database iscritti 14+</w:t>
-      </w:r>
-      <w:bookmarkEnd w:id="4"/>
-    </w:p>
-    <w:p>
-      <w:pPr>
-        <w:pStyle w:val="Heading2"/>
-      </w:pPr>
-      <w:bookmarkStart w:id="5" w:name="_Toc243549724"/>
-      <w:r>
-        <w:t>Accesso</w:t>
-      </w:r>
-      <w:bookmarkEnd w:id="5"/>
-    </w:p>
-    <w:p/>
-    <w:p>
-      <w:pPr>
-        <w:spacing w:after="0" w:line="240" w:lineRule="auto"/>
-      </w:pPr>
-      <w:r>
-        <w:t>L’accesso al database avviene tramite autenticazione Google</w:t>
+        <w:t xml:space="preserve"> Configurazione -&gt; Gestione utenti</w:t>
       </w:r>
     </w:p>
     <w:p>
@@ -4117,22 +3829,9 @@
         <w:spacing w:line="240" w:lineRule="auto"/>
       </w:pPr>
       <w:r>
-        <w:t xml:space="preserve">Pannello di amministrazione </w:t>
-      </w:r>
-      <w:proofErr w:type="gramStart"/>
-      <w:r>
-        <w:t>accessi :</w:t>
-      </w:r>
-      <w:proofErr w:type="gramEnd"/>
-      <w:r>
-        <w:t xml:space="preserve"> Configurazione -&gt; Gestione utenti</w:t>
-      </w:r>
-    </w:p>
-    <w:p>
-      <w:pPr>
-        <w:spacing w:line="240" w:lineRule="auto"/>
-      </w:pPr>
-      <w:r>
+        <w:rPr>
+          <w:noProof/>
+        </w:rPr>
         <w:drawing>
           <wp:inline distT="0" distB="0" distL="0" distR="0" wp14:anchorId="36C38A07" wp14:editId="12CF2786">
             <wp:extent cx="5731510" cy="1742440"/>
@@ -4149,7 +3848,7 @@
                     <pic:cNvPicPr/>
                   </pic:nvPicPr>
                   <pic:blipFill>
-                    <a:blip r:embed="rId9"/>
+                    <a:blip r:embed="rId8"/>
                     <a:stretch>
                       <a:fillRect/>
                     </a:stretch>
@@ -4342,19 +4041,1730 @@
     </w:p>
     <w:p>
       <w:pPr>
+        <w:rPr>
+          <w:rFonts w:asciiTheme="majorHAnsi" w:eastAsiaTheme="majorEastAsia" w:hAnsiTheme="majorHAnsi" w:cstheme="majorBidi"/>
+          <w:b/>
+          <w:bCs/>
+          <w:color w:val="156082" w:themeColor="accent1"/>
+          <w:sz w:val="26"/>
+          <w:szCs w:val="26"/>
+        </w:rPr>
+      </w:pPr>
+      <w:r>
+        <w:br w:type="page"/>
+      </w:r>
+    </w:p>
+    <w:p>
+      <w:pPr>
+        <w:pStyle w:val="Heading3"/>
+      </w:pPr>
+      <w:bookmarkStart w:id="5" w:name="_Toc243991491"/>
+      <w:r>
+        <w:lastRenderedPageBreak/>
+        <w:t>Gestione Anagrafiche</w:t>
+      </w:r>
+      <w:bookmarkEnd w:id="5"/>
+    </w:p>
+    <w:p>
+      <w:r>
+        <w:rPr>
+          <w:b/>
+          <w:bCs/>
+        </w:rPr>
+        <w:t>Ricerca e Consultazione:</w:t>
+      </w:r>
+      <w:r>
+        <w:t xml:space="preserve"> Ricerca testuale rapida (per cognome/nome) con indicizzazione in memoria per ottimizzare le prestazioni.</w:t>
+      </w:r>
+    </w:p>
+    <w:p>
+      <w:r>
+        <w:rPr>
+          <w:b/>
+          <w:bCs/>
+        </w:rPr>
+        <w:t>Scheda Anagrafica Dettagliata</w:t>
+      </w:r>
+      <w:r>
+        <w:t>:</w:t>
+      </w:r>
+    </w:p>
+    <w:p>
+      <w:pPr>
+        <w:pStyle w:val="ListParagraph"/>
+        <w:numPr>
+          <w:ilvl w:val="0"/>
+          <w:numId w:val="9"/>
+        </w:numPr>
+      </w:pPr>
+      <w:r>
+        <w:t>Dati anagrafici completi (Cognome, Nome, Sesso, Luogo e Data di Nascita, Indirizzo, Contatti).</w:t>
+      </w:r>
+    </w:p>
+    <w:p>
+      <w:pPr>
+        <w:pStyle w:val="ListParagraph"/>
+        <w:numPr>
+          <w:ilvl w:val="0"/>
+          <w:numId w:val="9"/>
+        </w:numPr>
+      </w:pPr>
+      <w:r>
+        <w:t>Calcolatore Automatico del Codice Fiscale: Algoritmo integrato lato client che calcola il codice fiscale in base ai dati anagrafici e gestisce l'</w:t>
+      </w:r>
+      <w:proofErr w:type="spellStart"/>
+      <w:r>
+        <w:t>autocompilazione</w:t>
+      </w:r>
+      <w:proofErr w:type="spellEnd"/>
+      <w:r>
+        <w:t xml:space="preserve"> dei comuni tramite dizionario catastale (</w:t>
+      </w:r>
+      <w:proofErr w:type="spellStart"/>
+      <w:r>
+        <w:t>comuni_</w:t>
+      </w:r>
+      <w:proofErr w:type="gramStart"/>
+      <w:r>
+        <w:t>catastali.json</w:t>
+      </w:r>
+      <w:proofErr w:type="spellEnd"/>
+      <w:proofErr w:type="gramEnd"/>
+      <w:r>
+        <w:t>).</w:t>
+      </w:r>
+    </w:p>
+    <w:p>
+      <w:pPr>
+        <w:pStyle w:val="ListParagraph"/>
+        <w:numPr>
+          <w:ilvl w:val="0"/>
+          <w:numId w:val="9"/>
+        </w:numPr>
+      </w:pPr>
+      <w:r>
+        <w:t>Sezione Minorenni: Se i partecipanti hanno meno di 18 anni, il sistema mostra automaticamente i campi obbligatori per i dati dei genitori/tutori.</w:t>
+      </w:r>
+    </w:p>
+    <w:p>
+      <w:pPr>
+        <w:pStyle w:val="ListParagraph"/>
+        <w:numPr>
+          <w:ilvl w:val="0"/>
+          <w:numId w:val="9"/>
+        </w:numPr>
+      </w:pPr>
+      <w:r>
+        <w:t>Gestione Documenti d'Identità: Caricamento e anteprima dei documenti (Passaporto, Patente, Carta d'Identità) sia per l'iscritto che per i genitori. È inclusa una funzione di acquisizione tramite QR Code per facilitare l'upload tramite smartphone.</w:t>
+      </w:r>
+    </w:p>
+    <w:p>
+      <w:pPr>
+        <w:pStyle w:val="ListParagraph"/>
+        <w:numPr>
+          <w:ilvl w:val="0"/>
+          <w:numId w:val="9"/>
+        </w:numPr>
+      </w:pPr>
+      <w:r>
+        <w:t>Blocco "Non iscrivibile": Contrassegno amministrativo per inibire nuove iscrizioni per soggetti specifici.</w:t>
+      </w:r>
+    </w:p>
+    <w:p>
+      <w:pPr>
+        <w:pStyle w:val="Heading3"/>
+      </w:pPr>
+      <w:bookmarkStart w:id="6" w:name="_Toc243991492"/>
+      <w:r>
+        <w:t>Storico e Calcolo Onorificenze</w:t>
+      </w:r>
+      <w:bookmarkEnd w:id="6"/>
+    </w:p>
+    <w:p>
+      <w:r>
+        <w:rPr>
+          <w:b/>
+          <w:bCs/>
+        </w:rPr>
+        <w:t>Storico Iscrizioni:</w:t>
+      </w:r>
+      <w:r>
+        <w:t xml:space="preserve"> Tracciamento anno per anno della tipologia di iscrizione (Iscrizione Completa, Socio Sostenitore) e del numero identificativo associato.</w:t>
+      </w:r>
+    </w:p>
+    <w:p>
+      <w:pPr>
+        <w:rPr>
+          <w:b/>
+          <w:bCs/>
+        </w:rPr>
+      </w:pPr>
+      <w:r>
+        <w:rPr>
+          <w:b/>
+          <w:bCs/>
+        </w:rPr>
+        <w:t>Calcolo Automatico Anzia</w:t>
+      </w:r>
+      <w:r>
+        <w:rPr>
+          <w:b/>
+          <w:bCs/>
+        </w:rPr>
+        <w:t>nità</w:t>
+      </w:r>
+      <w:r>
+        <w:rPr>
+          <w:b/>
+          <w:bCs/>
+        </w:rPr>
+        <w:t xml:space="preserve"> e Onorificenze:</w:t>
+      </w:r>
+    </w:p>
+    <w:p>
+      <w:pPr>
+        <w:pStyle w:val="ListParagraph"/>
+        <w:numPr>
+          <w:ilvl w:val="0"/>
+          <w:numId w:val="10"/>
+        </w:numPr>
+      </w:pPr>
+      <w:r>
+        <w:t>Il sistema valuta automaticamente gli anni di iscrizione consecutivi e totali (tenendo conto di regole specifiche, come l'esclusione del biennio COVID 2021-2022).</w:t>
+      </w:r>
+    </w:p>
+    <w:p>
+      <w:pPr>
+        <w:pStyle w:val="ListParagraph"/>
+        <w:numPr>
+          <w:ilvl w:val="0"/>
+          <w:numId w:val="10"/>
+        </w:numPr>
+      </w:pPr>
+      <w:r>
+        <w:t>Assegnazione automatica delle fasce di</w:t>
+      </w:r>
+      <w:r>
+        <w:t xml:space="preserve"> riconoscimenti </w:t>
+      </w:r>
+      <w:r>
+        <w:t>(10, 20, 30, 40, 50 anni) con effetti visivi (badge lampeggianti per le soglie superiori).</w:t>
+      </w:r>
+    </w:p>
+    <w:p>
+      <w:pPr>
+        <w:pStyle w:val="ListParagraph"/>
+        <w:numPr>
+          <w:ilvl w:val="0"/>
+          <w:numId w:val="10"/>
+        </w:numPr>
+      </w:pPr>
+      <w:r>
+        <w:t>Gestione dei ruoli speciali (Tigre e Capitano di Piazza).</w:t>
+      </w:r>
+    </w:p>
+    <w:p>
+      <w:pPr>
+        <w:pStyle w:val="ListParagraph"/>
+      </w:pPr>
+    </w:p>
+    <w:p>
+      <w:pPr>
+        <w:pStyle w:val="Heading3"/>
+      </w:pPr>
+      <w:bookmarkStart w:id="7" w:name="_Toc243991493"/>
+      <w:r>
+        <w:t>Ricerca Filtrata ed Estrazione Prelazioni</w:t>
+      </w:r>
+      <w:bookmarkEnd w:id="7"/>
+    </w:p>
+    <w:p>
+      <w:pPr>
+        <w:numPr>
+          <w:ilvl w:val="0"/>
+          <w:numId w:val="11"/>
+        </w:numPr>
+      </w:pPr>
+      <w:r>
+        <w:rPr>
+          <w:b/>
+          <w:bCs/>
+        </w:rPr>
+        <w:t>R</w:t>
+      </w:r>
+      <w:r>
+        <w:rPr>
+          <w:b/>
+          <w:bCs/>
+        </w:rPr>
+        <w:t>icerca Avanzata</w:t>
+      </w:r>
+      <w:r>
+        <w:t>: Filtri per anno specifico o "Tutti gli anni", intervalli di date di inserimento e filtri per onorificenze.</w:t>
+      </w:r>
+    </w:p>
+    <w:p>
+      <w:pPr>
+        <w:numPr>
+          <w:ilvl w:val="0"/>
+          <w:numId w:val="11"/>
+        </w:numPr>
+      </w:pPr>
+      <w:r>
+        <w:rPr>
+          <w:b/>
+          <w:bCs/>
+        </w:rPr>
+        <w:t>Personalizzazione Colonne</w:t>
+      </w:r>
+      <w:r>
+        <w:t>: Pannello interattivo per scegliere quali campi visualizzare nelle tabelle.</w:t>
+      </w:r>
+    </w:p>
+    <w:p>
+      <w:pPr>
+        <w:numPr>
+          <w:ilvl w:val="0"/>
+          <w:numId w:val="11"/>
+        </w:numPr>
+      </w:pPr>
+      <w:r>
+        <w:rPr>
+          <w:b/>
+          <w:bCs/>
+        </w:rPr>
+        <w:t>Esportazione Dati</w:t>
+      </w:r>
+      <w:r>
+        <w:t>: Funzionalità di export massivo in formato CSV compatibile con Excel/Google Sheets sia per le tabelle filtrate che per l'estrazione delle prelazioni (</w:t>
+      </w:r>
+      <w:r>
+        <w:rPr>
+          <w:i/>
+          <w:iCs/>
+        </w:rPr>
+        <w:t>Corvi d'oro</w:t>
+      </w:r>
+      <w:r>
+        <w:t xml:space="preserve"> e preventivi per i partecipanti vicini alla soglia dei </w:t>
+      </w:r>
+      <w:proofErr w:type="gramStart"/>
+      <w:r>
+        <w:t>10</w:t>
+      </w:r>
+      <w:proofErr w:type="gramEnd"/>
+      <w:r>
+        <w:t xml:space="preserve"> anni).</w:t>
+      </w:r>
+    </w:p>
+    <w:p>
+      <w:pPr>
+        <w:pStyle w:val="Heading3"/>
+      </w:pPr>
+      <w:bookmarkStart w:id="8" w:name="_Toc243991494"/>
+      <w:r>
+        <w:t>Configurazione e Parametri di Sistema</w:t>
+      </w:r>
+      <w:bookmarkEnd w:id="8"/>
+    </w:p>
+    <w:p>
+      <w:pPr>
+        <w:pStyle w:val="ListParagraph"/>
+        <w:numPr>
+          <w:ilvl w:val="0"/>
+          <w:numId w:val="12"/>
+        </w:numPr>
+      </w:pPr>
+      <w:r>
+        <w:t>Gestione dell'</w:t>
+      </w:r>
+      <w:r>
+        <w:t>a</w:t>
+      </w:r>
+      <w:r>
+        <w:t>nno di Carnevale Corrente (predefinito per le nuove iscrizioni).</w:t>
+      </w:r>
+    </w:p>
+    <w:p>
+      <w:pPr>
+        <w:pStyle w:val="ListParagraph"/>
+        <w:numPr>
+          <w:ilvl w:val="0"/>
+          <w:numId w:val="12"/>
+        </w:numPr>
+      </w:pPr>
+      <w:r>
+        <w:t>Attivazione/disattivazione dinamica dei campi (es. obbligatorietà Codice Fiscale o sezione Documenti).</w:t>
+      </w:r>
+    </w:p>
+    <w:p>
+      <w:pPr>
+        <w:pStyle w:val="ListParagraph"/>
+        <w:numPr>
+          <w:ilvl w:val="0"/>
+          <w:numId w:val="12"/>
+        </w:numPr>
+      </w:pPr>
+      <w:r>
+        <w:t>Gestione amministrativa degli utenti autorizzati (creazione, modifica ruolo, disattivazione massiva o puntuale).</w:t>
+      </w:r>
+    </w:p>
+    <w:p>
+      <w:pPr>
+        <w:pStyle w:val="Heading1"/>
+      </w:pPr>
+      <w:bookmarkStart w:id="9" w:name="_Toc243991495"/>
+      <w:r>
+        <w:lastRenderedPageBreak/>
+        <w:t xml:space="preserve">Progetto </w:t>
+      </w:r>
+      <w:proofErr w:type="spellStart"/>
+      <w:r>
+        <w:t>ticketDispenserTuchini</w:t>
+      </w:r>
+      <w:bookmarkEnd w:id="9"/>
+      <w:proofErr w:type="spellEnd"/>
+    </w:p>
+    <w:p>
+      <w:pPr>
+        <w:spacing w:after="0" w:line="240" w:lineRule="auto"/>
+        <w:rPr>
+          <w:b/>
+          <w:bCs/>
+          <w:sz w:val="20"/>
+          <w:szCs w:val="20"/>
+        </w:rPr>
+      </w:pPr>
+    </w:p>
+    <w:p>
+      <w:pPr>
         <w:pStyle w:val="Heading2"/>
       </w:pPr>
-      <w:bookmarkStart w:id="6" w:name="_Toc243549725"/>
-      <w:r>
-        <w:t>Utilizzo</w:t>
-      </w:r>
-      <w:bookmarkEnd w:id="6"/>
-    </w:p>
-    <w:p>
-      <w:r>
-        <w:t>C</w:t>
-      </w:r>
-    </w:p>
+      <w:r>
+        <w:t>Panoramica del Progetto</w:t>
+      </w:r>
+    </w:p>
+    <w:p>
+      <w:pPr>
+        <w:spacing w:after="0" w:line="240" w:lineRule="auto"/>
+      </w:pPr>
+      <w:r>
+        <w:t>Il sistema è un’applicazione web in tempo reale progettata per gestire il flusso degli utenti al banco iscrizioni (per l'edizione del Carnevale 2027), eliminando le code fisiche e automatizzando la chiamata dei numeri.</w:t>
+      </w:r>
+    </w:p>
+    <w:p>
+      <w:pPr>
+        <w:spacing w:after="0" w:line="240" w:lineRule="auto"/>
+      </w:pPr>
+      <w:r>
+        <w:t>L'architettura si divide in tre componenti principali (pagine web distinte):</w:t>
+      </w:r>
+    </w:p>
+    <w:p>
+      <w:pPr>
+        <w:spacing w:after="0" w:line="240" w:lineRule="auto"/>
+      </w:pPr>
+    </w:p>
+    <w:p>
+      <w:pPr>
+        <w:pStyle w:val="ListParagraph"/>
+        <w:numPr>
+          <w:ilvl w:val="0"/>
+          <w:numId w:val="13"/>
+        </w:numPr>
+        <w:spacing w:after="0" w:line="240" w:lineRule="auto"/>
+      </w:pPr>
+      <w:r>
+        <w:t xml:space="preserve">Sala d’Attesa / Schermo TV: </w:t>
+      </w:r>
+      <w:r>
+        <w:t>d</w:t>
+      </w:r>
+      <w:r>
+        <w:t>a proiettare su monitor o TV in sala d'attesa, mostra i turni chiamati in tempo reale, riproduce l'avviso vocale e genera dinamicamente il QR Code d'accesso.</w:t>
+      </w:r>
+    </w:p>
+    <w:p>
+      <w:pPr>
+        <w:pStyle w:val="ListParagraph"/>
+        <w:numPr>
+          <w:ilvl w:val="0"/>
+          <w:numId w:val="13"/>
+        </w:numPr>
+        <w:spacing w:after="0" w:line="240" w:lineRule="auto"/>
+      </w:pPr>
+      <w:r>
+        <w:t>Ticket Smartphone: interfaccia mobile a cui accede l'utente inquadrando il QR code per prendere il biglietto digitale, monitorare la propria posizione in coda ed effettuare l'iscrizione con eventuali deleghe.</w:t>
+      </w:r>
+    </w:p>
+    <w:p>
+      <w:pPr>
+        <w:pStyle w:val="ListParagraph"/>
+        <w:numPr>
+          <w:ilvl w:val="0"/>
+          <w:numId w:val="13"/>
+        </w:numPr>
+        <w:spacing w:after="0" w:line="240" w:lineRule="auto"/>
+      </w:pPr>
+      <w:r>
+        <w:t>Pannello Banco Operatore</w:t>
+      </w:r>
+      <w:r>
+        <w:t xml:space="preserve">: </w:t>
+      </w:r>
+      <w:r>
+        <w:t>dashboard riservata agli operatori di segreteria per chiamare i numeri, confermare le iscrizioni, gestire le liste di riserva, configurare i limiti massimi e visualizzare le statistiche.</w:t>
+      </w:r>
+    </w:p>
+    <w:p>
+      <w:pPr>
+        <w:spacing w:after="0" w:line="240" w:lineRule="auto"/>
+        <w:rPr>
+          <w:sz w:val="20"/>
+          <w:szCs w:val="20"/>
+        </w:rPr>
+      </w:pPr>
+    </w:p>
+    <w:p>
+      <w:pPr>
+        <w:spacing w:after="0" w:line="240" w:lineRule="auto"/>
+        <w:rPr>
+          <w:sz w:val="20"/>
+          <w:szCs w:val="20"/>
+        </w:rPr>
+      </w:pPr>
+    </w:p>
+    <w:p>
+      <w:pPr>
+        <w:spacing w:after="0" w:line="240" w:lineRule="auto"/>
+        <w:rPr>
+          <w:sz w:val="20"/>
+          <w:szCs w:val="20"/>
+        </w:rPr>
+      </w:pPr>
+      <w:r>
+        <w:rPr>
+          <w:rStyle w:val="Heading2Char"/>
+        </w:rPr>
+        <w:t>Monitor Sala d'Attesa</w:t>
+      </w:r>
+      <w:r>
+        <w:rPr>
+          <w:sz w:val="20"/>
+          <w:szCs w:val="20"/>
+        </w:rPr>
+        <w:t xml:space="preserve"> </w:t>
+      </w:r>
+    </w:p>
+    <w:p>
+      <w:pPr>
+        <w:pStyle w:val="ListParagraph"/>
+        <w:numPr>
+          <w:ilvl w:val="0"/>
+          <w:numId w:val="14"/>
+        </w:numPr>
+        <w:spacing w:after="0" w:line="240" w:lineRule="auto"/>
+      </w:pPr>
+      <w:r>
+        <w:rPr>
+          <w:b/>
+          <w:bCs/>
+        </w:rPr>
+        <w:t xml:space="preserve">Tabellone </w:t>
+      </w:r>
+      <w:r>
+        <w:rPr>
+          <w:b/>
+          <w:bCs/>
+        </w:rPr>
+        <w:t>c</w:t>
+      </w:r>
+      <w:r>
+        <w:rPr>
+          <w:b/>
+          <w:bCs/>
+        </w:rPr>
+        <w:t>hiamate:</w:t>
+      </w:r>
+      <w:r>
+        <w:t xml:space="preserve"> Evidenzia in grande i numeri dei biglietti attualmente chiamati al banco con animazioni lampeggianti d'attenzione.</w:t>
+      </w:r>
+    </w:p>
+    <w:p>
+      <w:pPr>
+        <w:pStyle w:val="ListParagraph"/>
+        <w:numPr>
+          <w:ilvl w:val="0"/>
+          <w:numId w:val="14"/>
+        </w:numPr>
+        <w:spacing w:after="0" w:line="240" w:lineRule="auto"/>
+      </w:pPr>
+      <w:r>
+        <w:rPr>
+          <w:b/>
+          <w:bCs/>
+        </w:rPr>
+        <w:t xml:space="preserve">Sintesi </w:t>
+      </w:r>
+      <w:r>
+        <w:rPr>
+          <w:b/>
+          <w:bCs/>
+        </w:rPr>
+        <w:t>v</w:t>
+      </w:r>
+      <w:r>
+        <w:rPr>
+          <w:b/>
+          <w:bCs/>
+        </w:rPr>
+        <w:t xml:space="preserve">ocale </w:t>
+      </w:r>
+      <w:r>
+        <w:rPr>
+          <w:b/>
+          <w:bCs/>
+        </w:rPr>
+        <w:t>i</w:t>
+      </w:r>
+      <w:r>
+        <w:rPr>
+          <w:b/>
+          <w:bCs/>
+        </w:rPr>
+        <w:t>ntegrata:</w:t>
+      </w:r>
+      <w:r>
+        <w:t xml:space="preserve"> </w:t>
+      </w:r>
+      <w:r>
+        <w:t>p</w:t>
+      </w:r>
+      <w:r>
+        <w:t>ronuncia automaticamente in italiano la chiamata del numero (es. "Attenzione. Numero... 12"), selezionando la voce migliore disponibile sul dispositivo.</w:t>
+      </w:r>
+    </w:p>
+    <w:p>
+      <w:pPr>
+        <w:pStyle w:val="ListParagraph"/>
+        <w:numPr>
+          <w:ilvl w:val="0"/>
+          <w:numId w:val="14"/>
+        </w:numPr>
+        <w:spacing w:after="0" w:line="240" w:lineRule="auto"/>
+      </w:pPr>
+      <w:r>
+        <w:rPr>
+          <w:b/>
+          <w:bCs/>
+        </w:rPr>
+        <w:t xml:space="preserve">QR Code </w:t>
+      </w:r>
+      <w:r>
+        <w:rPr>
+          <w:b/>
+          <w:bCs/>
+        </w:rPr>
+        <w:t>d</w:t>
+      </w:r>
+      <w:r>
+        <w:rPr>
+          <w:b/>
+          <w:bCs/>
+        </w:rPr>
+        <w:t xml:space="preserve">inamico a </w:t>
+      </w:r>
+      <w:r>
+        <w:rPr>
+          <w:b/>
+          <w:bCs/>
+        </w:rPr>
+        <w:t>s</w:t>
+      </w:r>
+      <w:r>
+        <w:rPr>
+          <w:b/>
+          <w:bCs/>
+        </w:rPr>
+        <w:t>cadenza:</w:t>
+      </w:r>
+      <w:r>
+        <w:t xml:space="preserve"> </w:t>
+      </w:r>
+      <w:r>
+        <w:t>g</w:t>
+      </w:r>
+      <w:r>
+        <w:t xml:space="preserve">enera automaticamente un nuovo QR code ogni 15 secondi con </w:t>
+      </w:r>
+      <w:proofErr w:type="spellStart"/>
+      <w:r>
+        <w:t>timestamp</w:t>
+      </w:r>
+      <w:proofErr w:type="spellEnd"/>
+      <w:r>
+        <w:t xml:space="preserve"> di sicurezza per impedire accessi non autorizzati o riutilizzi fraudolenti a distanza.</w:t>
+      </w:r>
+    </w:p>
+    <w:p>
+      <w:pPr>
+        <w:spacing w:after="0" w:line="240" w:lineRule="auto"/>
+        <w:ind w:left="360"/>
+      </w:pPr>
+    </w:p>
+    <w:p>
+      <w:pPr>
+        <w:pStyle w:val="Heading2"/>
+      </w:pPr>
+      <w:r>
+        <w:t>Interfaccia Smartphone Utente</w:t>
+      </w:r>
+    </w:p>
+    <w:p>
+      <w:pPr>
+        <w:spacing w:after="0" w:line="240" w:lineRule="auto"/>
+      </w:pPr>
+      <w:r>
+        <w:rPr>
+          <w:b/>
+          <w:bCs/>
+        </w:rPr>
+        <w:t xml:space="preserve">Controllo di </w:t>
+      </w:r>
+      <w:r>
+        <w:rPr>
+          <w:b/>
+          <w:bCs/>
+        </w:rPr>
+        <w:t>s</w:t>
+      </w:r>
+      <w:r>
+        <w:rPr>
+          <w:b/>
+          <w:bCs/>
+        </w:rPr>
+        <w:t>icurezza QR:</w:t>
+      </w:r>
+      <w:r>
+        <w:t xml:space="preserve"> Verifica la validità temporale del token e del </w:t>
+      </w:r>
+      <w:proofErr w:type="spellStart"/>
+      <w:r>
+        <w:t>timestamp</w:t>
+      </w:r>
+      <w:proofErr w:type="spellEnd"/>
+      <w:r>
+        <w:t xml:space="preserve"> dell'URL. </w:t>
+      </w:r>
+    </w:p>
+    <w:p>
+      <w:pPr>
+        <w:spacing w:after="0" w:line="240" w:lineRule="auto"/>
+      </w:pPr>
+      <w:r>
+        <w:t>Se l'utente tenta di accedere senza passare dal QR ufficiale, l'accesso viene bloccato.</w:t>
+      </w:r>
+    </w:p>
+    <w:p>
+      <w:pPr>
+        <w:spacing w:after="0" w:line="240" w:lineRule="auto"/>
+      </w:pPr>
+    </w:p>
+    <w:p>
+      <w:pPr>
+        <w:spacing w:after="0" w:line="240" w:lineRule="auto"/>
+        <w:rPr>
+          <w:b/>
+          <w:bCs/>
+        </w:rPr>
+      </w:pPr>
+      <w:r>
+        <w:rPr>
+          <w:b/>
+          <w:bCs/>
+        </w:rPr>
+        <w:t xml:space="preserve">Gestione della </w:t>
+      </w:r>
+      <w:r>
+        <w:rPr>
+          <w:b/>
+          <w:bCs/>
+        </w:rPr>
+        <w:t>c</w:t>
+      </w:r>
+      <w:r>
+        <w:rPr>
+          <w:b/>
+          <w:bCs/>
+        </w:rPr>
+        <w:t xml:space="preserve">oda e </w:t>
+      </w:r>
+      <w:r>
+        <w:rPr>
+          <w:b/>
+          <w:bCs/>
+        </w:rPr>
+        <w:t>c</w:t>
+      </w:r>
+      <w:r>
+        <w:rPr>
+          <w:b/>
+          <w:bCs/>
+        </w:rPr>
+        <w:t xml:space="preserve">apienza </w:t>
+      </w:r>
+      <w:r>
+        <w:rPr>
+          <w:b/>
+          <w:bCs/>
+        </w:rPr>
+        <w:t>m</w:t>
+      </w:r>
+      <w:r>
+        <w:rPr>
+          <w:b/>
+          <w:bCs/>
+        </w:rPr>
+        <w:t>assima:</w:t>
+      </w:r>
+    </w:p>
+    <w:p>
+      <w:pPr>
+        <w:spacing w:after="0" w:line="240" w:lineRule="auto"/>
+      </w:pPr>
+    </w:p>
+    <w:p>
+      <w:pPr>
+        <w:pStyle w:val="ListParagraph"/>
+        <w:numPr>
+          <w:ilvl w:val="0"/>
+          <w:numId w:val="15"/>
+        </w:numPr>
+        <w:spacing w:after="0" w:line="240" w:lineRule="auto"/>
+      </w:pPr>
+      <w:r>
+        <w:t>Controlla in tempo reale il limite massimo di slot attivi impostato dall'Admin.</w:t>
+      </w:r>
+    </w:p>
+    <w:p>
+      <w:pPr>
+        <w:pStyle w:val="ListParagraph"/>
+        <w:numPr>
+          <w:ilvl w:val="0"/>
+          <w:numId w:val="15"/>
+        </w:numPr>
+        <w:spacing w:after="0" w:line="240" w:lineRule="auto"/>
+      </w:pPr>
+      <w:r>
+        <w:t>Se la coda è al completo, indirizza automaticamente l'utente alla Lista di Riserva, consentendogli di entrare in coda non appena si libera un posto.</w:t>
+      </w:r>
+    </w:p>
+    <w:p>
+      <w:pPr>
+        <w:spacing w:after="0" w:line="240" w:lineRule="auto"/>
+      </w:pPr>
+    </w:p>
+    <w:p>
+      <w:pPr>
+        <w:pStyle w:val="Heading2"/>
+      </w:pPr>
+      <w:r>
+        <w:t>Stati del Ticket nell'App Mobile</w:t>
+      </w:r>
+    </w:p>
+    <w:p>
+      <w:pPr>
+        <w:spacing w:after="0" w:line="240" w:lineRule="auto"/>
+        <w:ind w:left="360"/>
+      </w:pPr>
+    </w:p>
+    <w:p>
+      <w:pPr>
+        <w:pStyle w:val="ListParagraph"/>
+        <w:numPr>
+          <w:ilvl w:val="0"/>
+          <w:numId w:val="16"/>
+        </w:numPr>
+        <w:spacing w:after="0" w:line="240" w:lineRule="auto"/>
+        <w:ind w:left="360"/>
+      </w:pPr>
+      <w:r>
+        <w:rPr>
+          <w:b/>
+          <w:bCs/>
+        </w:rPr>
+        <w:t>In Attesa:</w:t>
+      </w:r>
+      <w:r>
+        <w:t xml:space="preserve"> </w:t>
+      </w:r>
+      <w:r>
+        <w:t>m</w:t>
+      </w:r>
+      <w:r>
+        <w:t>ostra il numero del biglietto e il numero esatto di persone davanti.</w:t>
+      </w:r>
+    </w:p>
+    <w:p>
+      <w:pPr>
+        <w:pStyle w:val="ListParagraph"/>
+        <w:numPr>
+          <w:ilvl w:val="0"/>
+          <w:numId w:val="16"/>
+        </w:numPr>
+        <w:spacing w:after="0" w:line="240" w:lineRule="auto"/>
+        <w:ind w:left="360"/>
+      </w:pPr>
+      <w:r>
+        <w:rPr>
+          <w:b/>
+          <w:bCs/>
+        </w:rPr>
+        <w:t>Chiamato:</w:t>
+      </w:r>
+      <w:r>
+        <w:t xml:space="preserve"> </w:t>
+      </w:r>
+      <w:r>
+        <w:t>s</w:t>
+      </w:r>
+      <w:r>
+        <w:t>chermata verde brillante lampeggiante con avviso acustico (campanello e vibrazione del telefono) che invita a presentarsi al banco.</w:t>
+      </w:r>
+    </w:p>
+    <w:p>
+      <w:pPr>
+        <w:pStyle w:val="ListParagraph"/>
+        <w:numPr>
+          <w:ilvl w:val="0"/>
+          <w:numId w:val="16"/>
+        </w:numPr>
+        <w:spacing w:after="0" w:line="240" w:lineRule="auto"/>
+        <w:ind w:left="360"/>
+      </w:pPr>
+      <w:r>
+        <w:rPr>
+          <w:b/>
+          <w:bCs/>
+        </w:rPr>
+        <w:t>Iscritto:</w:t>
+      </w:r>
+      <w:r>
+        <w:t xml:space="preserve"> </w:t>
+      </w:r>
+      <w:r>
+        <w:t>c</w:t>
+      </w:r>
+      <w:r>
+        <w:t>onferma di completamento della pratica.</w:t>
+      </w:r>
+    </w:p>
+    <w:p>
+      <w:pPr>
+        <w:pStyle w:val="ListParagraph"/>
+        <w:numPr>
+          <w:ilvl w:val="0"/>
+          <w:numId w:val="16"/>
+        </w:numPr>
+        <w:spacing w:after="0" w:line="240" w:lineRule="auto"/>
+        <w:ind w:left="360"/>
+      </w:pPr>
+      <w:r>
+        <w:rPr>
+          <w:b/>
+          <w:bCs/>
+        </w:rPr>
+        <w:t>Delay:</w:t>
+      </w:r>
+      <w:r>
+        <w:t xml:space="preserve"> </w:t>
+      </w:r>
+      <w:r>
+        <w:t>g</w:t>
+      </w:r>
+      <w:r>
+        <w:t>estione del salto turno (se l'utente non si presenta, viene rimesso in coda più indietro).</w:t>
+      </w:r>
+    </w:p>
+    <w:p>
+      <w:pPr>
+        <w:rPr>
+          <w:rFonts w:asciiTheme="majorHAnsi" w:eastAsiaTheme="majorEastAsia" w:hAnsiTheme="majorHAnsi" w:cstheme="majorBidi"/>
+          <w:b/>
+          <w:bCs/>
+          <w:color w:val="156082" w:themeColor="accent1"/>
+          <w:sz w:val="26"/>
+          <w:szCs w:val="26"/>
+        </w:rPr>
+      </w:pPr>
+      <w:r>
+        <w:br w:type="page"/>
+      </w:r>
+    </w:p>
+    <w:p>
+      <w:pPr>
+        <w:pStyle w:val="Heading2"/>
+      </w:pPr>
+      <w:r>
+        <w:lastRenderedPageBreak/>
+        <w:t>Pannello Banco Segreteria</w:t>
+      </w:r>
+    </w:p>
+    <w:p>
+      <w:pPr>
+        <w:spacing w:after="0" w:line="240" w:lineRule="auto"/>
+      </w:pPr>
+      <w:r>
+        <w:rPr>
+          <w:b/>
+          <w:bCs/>
+        </w:rPr>
+        <w:t>Controllo Operativo della Coda:</w:t>
+      </w:r>
+      <w:r>
+        <w:t xml:space="preserve"> </w:t>
+      </w:r>
+      <w:r>
+        <w:t>v</w:t>
+      </w:r>
+      <w:r>
+        <w:t xml:space="preserve">isualizza l'elenco completo degli utenti ordinati cronologicamente, distinguendo </w:t>
+      </w:r>
+      <w:proofErr w:type="gramStart"/>
+      <w:r>
+        <w:t>tra in</w:t>
+      </w:r>
+      <w:proofErr w:type="gramEnd"/>
+      <w:r>
+        <w:t xml:space="preserve"> attesa, chiamati e iscritti.</w:t>
+      </w:r>
+    </w:p>
+    <w:p>
+      <w:pPr>
+        <w:spacing w:after="0" w:line="240" w:lineRule="auto"/>
+      </w:pPr>
+    </w:p>
+    <w:p>
+      <w:pPr>
+        <w:spacing w:after="0" w:line="240" w:lineRule="auto"/>
+        <w:rPr>
+          <w:b/>
+          <w:bCs/>
+        </w:rPr>
+      </w:pPr>
+      <w:r>
+        <w:rPr>
+          <w:b/>
+          <w:bCs/>
+        </w:rPr>
+        <w:t>Azioni Rapide per l'Operatore:</w:t>
+      </w:r>
+    </w:p>
+    <w:p>
+      <w:pPr>
+        <w:pStyle w:val="ListParagraph"/>
+        <w:numPr>
+          <w:ilvl w:val="0"/>
+          <w:numId w:val="17"/>
+        </w:numPr>
+        <w:spacing w:after="0" w:line="240" w:lineRule="auto"/>
+      </w:pPr>
+      <w:r>
+        <w:t xml:space="preserve">Chiama: </w:t>
+      </w:r>
+      <w:r>
+        <w:t>s</w:t>
+      </w:r>
+      <w:r>
+        <w:t>posta lo stato del ticket su "chiamato" (attivando il tabellone e l'audio).</w:t>
+      </w:r>
+    </w:p>
+    <w:p>
+      <w:pPr>
+        <w:pStyle w:val="ListParagraph"/>
+        <w:numPr>
+          <w:ilvl w:val="0"/>
+          <w:numId w:val="17"/>
+        </w:numPr>
+        <w:spacing w:after="0" w:line="240" w:lineRule="auto"/>
+      </w:pPr>
+      <w:r>
+        <w:t xml:space="preserve">Conferma: </w:t>
+      </w:r>
+      <w:r>
+        <w:t>r</w:t>
+      </w:r>
+      <w:r>
+        <w:t xml:space="preserve">egistra l'avvenuta iscrizione al banco con </w:t>
+      </w:r>
+      <w:proofErr w:type="spellStart"/>
+      <w:r>
+        <w:t>timestamp.</w:t>
+      </w:r>
+      <w:proofErr w:type="spellEnd"/>
+    </w:p>
+    <w:p>
+      <w:pPr>
+        <w:pStyle w:val="ListParagraph"/>
+        <w:numPr>
+          <w:ilvl w:val="0"/>
+          <w:numId w:val="17"/>
+        </w:numPr>
+        <w:spacing w:after="0" w:line="240" w:lineRule="auto"/>
+      </w:pPr>
+      <w:r>
+        <w:t xml:space="preserve">Rimuovi / Cestina: </w:t>
+      </w:r>
+      <w:r>
+        <w:t>e</w:t>
+      </w:r>
+      <w:r>
+        <w:t>limina o gestisce i ticket obsoleti.</w:t>
+      </w:r>
+    </w:p>
+    <w:p>
+      <w:pPr>
+        <w:spacing w:after="0" w:line="240" w:lineRule="auto"/>
+      </w:pPr>
+    </w:p>
+    <w:p>
+      <w:pPr>
+        <w:spacing w:after="0" w:line="240" w:lineRule="auto"/>
+      </w:pPr>
+      <w:r>
+        <w:rPr>
+          <w:b/>
+          <w:bCs/>
+        </w:rPr>
+        <w:t>Gestione Lista di Riserva:</w:t>
+      </w:r>
+      <w:r>
+        <w:t xml:space="preserve"> </w:t>
+      </w:r>
+      <w:r>
+        <w:t>p</w:t>
+      </w:r>
+      <w:r>
+        <w:t>ermette di visualizzare gli utenti in attesa di slot e di promuoverli in coda attiva con un solo click.</w:t>
+      </w:r>
+    </w:p>
+    <w:p>
+      <w:pPr>
+        <w:spacing w:after="0" w:line="240" w:lineRule="auto"/>
+      </w:pPr>
+      <w:r>
+        <w:rPr>
+          <w:b/>
+          <w:bCs/>
+        </w:rPr>
+        <w:t>Pannello Statistiche (Grafici):</w:t>
+      </w:r>
+      <w:r>
+        <w:t xml:space="preserve"> </w:t>
+      </w:r>
+      <w:r>
+        <w:t>i</w:t>
+      </w:r>
+      <w:r>
+        <w:t>ntegra un grafico a barre interattivo (tramite Chart.js) che analizza i flussi di iscrizione suddivisi in fasce orarie da 30 minuti.</w:t>
+      </w:r>
+    </w:p>
+    <w:p>
+      <w:pPr>
+        <w:spacing w:after="0" w:line="240" w:lineRule="auto"/>
+        <w:rPr>
+          <w:b/>
+          <w:bCs/>
+        </w:rPr>
+      </w:pPr>
+      <w:r>
+        <w:rPr>
+          <w:b/>
+          <w:bCs/>
+        </w:rPr>
+        <w:t>Amministrazione e Sicurezza:</w:t>
+      </w:r>
+    </w:p>
+    <w:p>
+      <w:pPr>
+        <w:pStyle w:val="ListParagraph"/>
+        <w:numPr>
+          <w:ilvl w:val="0"/>
+          <w:numId w:val="18"/>
+        </w:numPr>
+        <w:spacing w:after="0" w:line="240" w:lineRule="auto"/>
+      </w:pPr>
+      <w:r>
+        <w:t>Modifica protetta da password del numero massimo di slot (Slot).</w:t>
+      </w:r>
+    </w:p>
+    <w:p>
+      <w:pPr>
+        <w:pStyle w:val="ListParagraph"/>
+        <w:numPr>
+          <w:ilvl w:val="0"/>
+          <w:numId w:val="18"/>
+        </w:numPr>
+        <w:spacing w:after="0" w:line="240" w:lineRule="auto"/>
+      </w:pPr>
+      <w:r>
+        <w:t>Funzione di azzeramento totale del database protetta da codice PIN.</w:t>
+      </w:r>
+    </w:p>
+    <w:p>
+      <w:pPr>
+        <w:spacing w:after="0" w:line="240" w:lineRule="auto"/>
+        <w:rPr>
+          <w:rStyle w:val="Heading2Char"/>
+        </w:rPr>
+      </w:pPr>
+    </w:p>
+    <w:p>
+      <w:pPr>
+        <w:spacing w:after="0" w:line="240" w:lineRule="auto"/>
+        <w:rPr>
+          <w:rStyle w:val="Heading2Char"/>
+        </w:rPr>
+      </w:pPr>
+    </w:p>
+    <w:p>
+      <w:pPr>
+        <w:spacing w:after="0" w:line="240" w:lineRule="auto"/>
+      </w:pPr>
+      <w:r>
+        <w:rPr>
+          <w:rStyle w:val="Heading2Char"/>
+        </w:rPr>
+        <w:t>Struttura e tabelle:</w:t>
+      </w:r>
+      <w:r>
+        <w:rPr>
+          <w:b/>
+          <w:bCs/>
+        </w:rPr>
+        <w:br/>
+      </w:r>
+      <w:r>
+        <w:rPr>
+          <w:i/>
+          <w:iCs/>
+        </w:rPr>
+        <w:t>coda/:</w:t>
+      </w:r>
+      <w:r>
+        <w:t xml:space="preserve"> radice dei ticket attivi e di riserva. Ciascun record contiene:</w:t>
+      </w:r>
+    </w:p>
+    <w:p>
+      <w:pPr>
+        <w:spacing w:after="0" w:line="240" w:lineRule="auto"/>
+        <w:rPr>
+          <w:i/>
+          <w:iCs/>
+        </w:rPr>
+      </w:pPr>
+    </w:p>
+    <w:p>
+      <w:pPr>
+        <w:pStyle w:val="ListParagraph"/>
+        <w:numPr>
+          <w:ilvl w:val="0"/>
+          <w:numId w:val="19"/>
+        </w:numPr>
+        <w:spacing w:after="0" w:line="240" w:lineRule="auto"/>
+      </w:pPr>
+      <w:r>
+        <w:rPr>
+          <w:i/>
+          <w:iCs/>
+        </w:rPr>
+        <w:t xml:space="preserve">numero: </w:t>
+      </w:r>
+      <w:r>
+        <w:t>progressivo numerico del biglietto.</w:t>
+      </w:r>
+    </w:p>
+    <w:p>
+      <w:pPr>
+        <w:pStyle w:val="ListParagraph"/>
+        <w:numPr>
+          <w:ilvl w:val="0"/>
+          <w:numId w:val="19"/>
+        </w:numPr>
+        <w:spacing w:after="0" w:line="240" w:lineRule="auto"/>
+      </w:pPr>
+      <w:r>
+        <w:rPr>
+          <w:i/>
+          <w:iCs/>
+        </w:rPr>
+        <w:t>nome:</w:t>
+      </w:r>
+      <w:r>
+        <w:t xml:space="preserve"> cognome e nome dell'iscritto.</w:t>
+      </w:r>
+    </w:p>
+    <w:p>
+      <w:pPr>
+        <w:pStyle w:val="ListParagraph"/>
+        <w:numPr>
+          <w:ilvl w:val="0"/>
+          <w:numId w:val="19"/>
+        </w:numPr>
+        <w:spacing w:after="0" w:line="240" w:lineRule="auto"/>
+      </w:pPr>
+      <w:r>
+        <w:rPr>
+          <w:i/>
+          <w:iCs/>
+        </w:rPr>
+        <w:t>delega:</w:t>
+      </w:r>
+      <w:r>
+        <w:t xml:space="preserve"> </w:t>
+      </w:r>
+      <w:r>
+        <w:t>b</w:t>
+      </w:r>
+      <w:r>
+        <w:t>ooleano (</w:t>
+      </w:r>
+      <w:proofErr w:type="spellStart"/>
+      <w:r>
+        <w:t>true</w:t>
+      </w:r>
+      <w:proofErr w:type="spellEnd"/>
+      <w:r>
+        <w:t>/false).</w:t>
+      </w:r>
+    </w:p>
+    <w:p>
+      <w:pPr>
+        <w:pStyle w:val="ListParagraph"/>
+        <w:numPr>
+          <w:ilvl w:val="0"/>
+          <w:numId w:val="19"/>
+        </w:numPr>
+        <w:spacing w:after="0" w:line="240" w:lineRule="auto"/>
+      </w:pPr>
+      <w:r>
+        <w:rPr>
+          <w:i/>
+          <w:iCs/>
+        </w:rPr>
+        <w:t>delegato:</w:t>
+      </w:r>
+      <w:r>
+        <w:t xml:space="preserve"> </w:t>
+      </w:r>
+      <w:r>
+        <w:t>n</w:t>
+      </w:r>
+      <w:r>
+        <w:t>ome del delegante (se delega attiva).</w:t>
+      </w:r>
+    </w:p>
+    <w:p>
+      <w:pPr>
+        <w:pStyle w:val="ListParagraph"/>
+        <w:numPr>
+          <w:ilvl w:val="0"/>
+          <w:numId w:val="19"/>
+        </w:numPr>
+        <w:spacing w:after="0" w:line="240" w:lineRule="auto"/>
+      </w:pPr>
+      <w:r>
+        <w:rPr>
+          <w:i/>
+          <w:iCs/>
+        </w:rPr>
+        <w:t>pagamento:</w:t>
+      </w:r>
+      <w:r>
+        <w:t xml:space="preserve"> </w:t>
+      </w:r>
+      <w:r>
+        <w:t>m</w:t>
+      </w:r>
+      <w:r>
+        <w:t>etodo di pagamento scelto (bancomat / contanti).</w:t>
+      </w:r>
+    </w:p>
+    <w:p>
+      <w:pPr>
+        <w:pStyle w:val="ListParagraph"/>
+        <w:numPr>
+          <w:ilvl w:val="0"/>
+          <w:numId w:val="19"/>
+        </w:numPr>
+        <w:spacing w:after="0" w:line="240" w:lineRule="auto"/>
+      </w:pPr>
+      <w:proofErr w:type="spellStart"/>
+      <w:r>
+        <w:rPr>
+          <w:i/>
+          <w:iCs/>
+        </w:rPr>
+        <w:t>timestamp</w:t>
+      </w:r>
+      <w:proofErr w:type="spellEnd"/>
+      <w:r>
+        <w:rPr>
+          <w:i/>
+          <w:iCs/>
+        </w:rPr>
+        <w:t xml:space="preserve">: </w:t>
+      </w:r>
+      <w:r>
+        <w:t>time per l'ordinamento cronologico.</w:t>
+      </w:r>
+    </w:p>
+    <w:p>
+      <w:pPr>
+        <w:pStyle w:val="ListParagraph"/>
+        <w:numPr>
+          <w:ilvl w:val="0"/>
+          <w:numId w:val="19"/>
+        </w:numPr>
+        <w:spacing w:after="0" w:line="240" w:lineRule="auto"/>
+      </w:pPr>
+      <w:r>
+        <w:rPr>
+          <w:i/>
+          <w:iCs/>
+        </w:rPr>
+        <w:t>stato:</w:t>
+      </w:r>
+      <w:r>
+        <w:t xml:space="preserve"> </w:t>
+      </w:r>
+      <w:r>
+        <w:t>s</w:t>
+      </w:r>
+      <w:r>
+        <w:t>tringa di stato (attesa, chiamato, iscritto, riserva, delay).</w:t>
+      </w:r>
+    </w:p>
+    <w:p>
+      <w:pPr>
+        <w:spacing w:after="0" w:line="240" w:lineRule="auto"/>
+      </w:pPr>
+      <w:proofErr w:type="spellStart"/>
+      <w:r>
+        <w:t>config</w:t>
+      </w:r>
+      <w:proofErr w:type="spellEnd"/>
+      <w:r>
+        <w:t>/</w:t>
+      </w:r>
+      <w:proofErr w:type="spellStart"/>
+      <w:r>
+        <w:t>limiteMassimo</w:t>
+      </w:r>
+      <w:proofErr w:type="spellEnd"/>
+      <w:r>
+        <w:t xml:space="preserve">: </w:t>
+      </w:r>
+      <w:r>
+        <w:t>v</w:t>
+      </w:r>
+      <w:r>
+        <w:t>alore numerico intero che definisce la capienza massima</w:t>
+      </w:r>
+      <w:r>
+        <w:t xml:space="preserve"> </w:t>
+      </w:r>
+      <w:r>
+        <w:t>simultanea della coda attiva.</w:t>
+      </w:r>
+    </w:p>
+    <w:p>
+      <w:pPr>
+        <w:spacing w:after="0" w:line="240" w:lineRule="auto"/>
+        <w:ind w:left="360"/>
+        <w:rPr>
+          <w:i/>
+          <w:iCs/>
+        </w:rPr>
+      </w:pPr>
+    </w:p>
+    <w:p>
+      <w:pPr>
+        <w:ind w:left="360"/>
+        <w:rPr>
+          <w:b/>
+          <w:bCs/>
+        </w:rPr>
+      </w:pPr>
+      <w:r>
+        <w:rPr>
+          <w:b/>
+          <w:bCs/>
+        </w:rPr>
+        <w:t xml:space="preserve">Provider di </w:t>
+      </w:r>
+      <w:proofErr w:type="gramStart"/>
+      <w:r>
+        <w:rPr>
+          <w:b/>
+          <w:bCs/>
+        </w:rPr>
+        <w:t xml:space="preserve">accesso:  </w:t>
+      </w:r>
+      <w:r>
+        <w:t>nessuno</w:t>
+      </w:r>
+      <w:proofErr w:type="gramEnd"/>
+    </w:p>
+    <w:p>
+      <w:pPr>
+        <w:ind w:left="360"/>
+        <w:rPr>
+          <w:b/>
+          <w:bCs/>
+        </w:rPr>
+      </w:pPr>
+      <w:r>
+        <w:rPr>
+          <w:b/>
+          <w:bCs/>
+        </w:rPr>
+        <w:t>Regole di accesso ai dati:</w:t>
+      </w:r>
+    </w:p>
+    <w:p>
+      <w:pPr>
+        <w:spacing w:after="0" w:line="240" w:lineRule="auto"/>
+        <w:ind w:left="360"/>
+        <w:rPr>
+          <w:rFonts w:ascii="Courier New" w:hAnsi="Courier New" w:cs="Courier New"/>
+          <w:lang w:val="en-US"/>
+        </w:rPr>
+      </w:pPr>
+      <w:r>
+        <w:rPr>
+          <w:rFonts w:ascii="Courier New" w:hAnsi="Courier New" w:cs="Courier New"/>
+          <w:lang w:val="en-US"/>
+        </w:rPr>
+        <w:t>{</w:t>
+      </w:r>
+    </w:p>
+    <w:p>
+      <w:pPr>
+        <w:spacing w:after="0" w:line="240" w:lineRule="auto"/>
+        <w:ind w:left="360"/>
+        <w:rPr>
+          <w:rFonts w:ascii="Courier New" w:hAnsi="Courier New" w:cs="Courier New"/>
+          <w:lang w:val="en-US"/>
+        </w:rPr>
+      </w:pPr>
+      <w:r>
+        <w:rPr>
+          <w:rFonts w:ascii="Courier New" w:hAnsi="Courier New" w:cs="Courier New"/>
+          <w:lang w:val="en-US"/>
+        </w:rPr>
+        <w:t xml:space="preserve">  "rules</w:t>
+      </w:r>
+      <w:proofErr w:type="gramStart"/>
+      <w:r>
+        <w:rPr>
+          <w:rFonts w:ascii="Courier New" w:hAnsi="Courier New" w:cs="Courier New"/>
+          <w:lang w:val="en-US"/>
+        </w:rPr>
+        <w:t>": {</w:t>
+      </w:r>
+      <w:proofErr w:type="gramEnd"/>
+    </w:p>
+    <w:p>
+      <w:pPr>
+        <w:spacing w:after="0" w:line="240" w:lineRule="auto"/>
+        <w:ind w:left="360"/>
+        <w:rPr>
+          <w:rFonts w:ascii="Courier New" w:hAnsi="Courier New" w:cs="Courier New"/>
+          <w:lang w:val="en-US"/>
+        </w:rPr>
+      </w:pPr>
+      <w:r>
+        <w:rPr>
+          <w:rFonts w:ascii="Courier New" w:hAnsi="Courier New" w:cs="Courier New"/>
+          <w:lang w:val="en-US"/>
+        </w:rPr>
+        <w:t xml:space="preserve">    </w:t>
+      </w:r>
+      <w:proofErr w:type="gramStart"/>
+      <w:r>
+        <w:rPr>
+          <w:rFonts w:ascii="Courier New" w:hAnsi="Courier New" w:cs="Courier New"/>
+          <w:lang w:val="en-US"/>
+        </w:rPr>
+        <w:t>".read</w:t>
+      </w:r>
+      <w:proofErr w:type="gramEnd"/>
+      <w:r>
+        <w:rPr>
+          <w:rFonts w:ascii="Courier New" w:hAnsi="Courier New" w:cs="Courier New"/>
+          <w:lang w:val="en-US"/>
+        </w:rPr>
+        <w:t>": true,</w:t>
+      </w:r>
+    </w:p>
+    <w:p>
+      <w:pPr>
+        <w:spacing w:after="0" w:line="240" w:lineRule="auto"/>
+        <w:ind w:left="360"/>
+        <w:rPr>
+          <w:rFonts w:ascii="Courier New" w:hAnsi="Courier New" w:cs="Courier New"/>
+          <w:lang w:val="en-US"/>
+        </w:rPr>
+      </w:pPr>
+      <w:r>
+        <w:rPr>
+          <w:rFonts w:ascii="Courier New" w:hAnsi="Courier New" w:cs="Courier New"/>
+          <w:lang w:val="en-US"/>
+        </w:rPr>
+        <w:t xml:space="preserve">    </w:t>
+      </w:r>
+      <w:proofErr w:type="gramStart"/>
+      <w:r>
+        <w:rPr>
+          <w:rFonts w:ascii="Courier New" w:hAnsi="Courier New" w:cs="Courier New"/>
+          <w:lang w:val="en-US"/>
+        </w:rPr>
+        <w:t>".write</w:t>
+      </w:r>
+      <w:proofErr w:type="gramEnd"/>
+      <w:r>
+        <w:rPr>
+          <w:rFonts w:ascii="Courier New" w:hAnsi="Courier New" w:cs="Courier New"/>
+          <w:lang w:val="en-US"/>
+        </w:rPr>
+        <w:t>": true</w:t>
+      </w:r>
+    </w:p>
+    <w:p>
+      <w:pPr>
+        <w:spacing w:after="0" w:line="240" w:lineRule="auto"/>
+        <w:ind w:left="360"/>
+        <w:rPr>
+          <w:rFonts w:ascii="Courier New" w:hAnsi="Courier New" w:cs="Courier New"/>
+          <w:lang w:val="en-US"/>
+        </w:rPr>
+      </w:pPr>
+      <w:r>
+        <w:rPr>
+          <w:rFonts w:ascii="Courier New" w:hAnsi="Courier New" w:cs="Courier New"/>
+          <w:lang w:val="en-US"/>
+        </w:rPr>
+        <w:t xml:space="preserve">  }</w:t>
+      </w:r>
+    </w:p>
+    <w:p>
+      <w:pPr>
+        <w:spacing w:after="0" w:line="240" w:lineRule="auto"/>
+        <w:ind w:left="360"/>
+        <w:rPr>
+          <w:rFonts w:ascii="Courier New" w:hAnsi="Courier New" w:cs="Courier New"/>
+        </w:rPr>
+      </w:pPr>
+      <w:r>
+        <w:rPr>
+          <w:rFonts w:ascii="Courier New" w:hAnsi="Courier New" w:cs="Courier New"/>
+        </w:rPr>
+        <w:t>}</w:t>
+      </w:r>
+    </w:p>
+    <w:p>
+      <w:pPr>
+        <w:rPr>
+          <w:rFonts w:asciiTheme="majorHAnsi" w:eastAsiaTheme="majorEastAsia" w:hAnsiTheme="majorHAnsi" w:cstheme="majorBidi"/>
+          <w:b/>
+          <w:bCs/>
+          <w:color w:val="0F4761" w:themeColor="accent1" w:themeShade="BF"/>
+          <w:sz w:val="28"/>
+          <w:szCs w:val="28"/>
+        </w:rPr>
+      </w:pPr>
+      <w:bookmarkStart w:id="10" w:name="_Toc243991496"/>
+      <w:r>
+        <w:br w:type="page"/>
+      </w:r>
+    </w:p>
+    <w:p>
+      <w:pPr>
+        <w:pStyle w:val="Heading1"/>
+      </w:pPr>
+      <w:r>
+        <w:lastRenderedPageBreak/>
+        <w:t xml:space="preserve">Progetto </w:t>
+      </w:r>
+      <w:proofErr w:type="spellStart"/>
+      <w:r>
+        <w:t>iscrizioniTuchini</w:t>
+      </w:r>
+      <w:bookmarkEnd w:id="10"/>
+      <w:proofErr w:type="spellEnd"/>
+    </w:p>
+    <w:p>
+      <w:r>
+        <w:t xml:space="preserve">Hosting del dominio </w:t>
+      </w:r>
+      <w:hyperlink r:id="rId9" w:tgtFrame="_blank" w:history="1">
+        <w:proofErr w:type="spellStart"/>
+        <w:r>
+          <w:rPr>
+            <w:rStyle w:val="Hyperlink"/>
+          </w:rPr>
+          <w:t>iscrizionituchini.web.app</w:t>
+        </w:r>
+        <w:proofErr w:type="spellEnd"/>
+      </w:hyperlink>
+      <w:r>
+        <w:t xml:space="preserve"> su cui sono ospitate le pagine necessarie per:</w:t>
+      </w:r>
+    </w:p>
+    <w:p>
+      <w:pPr>
+        <w:pStyle w:val="ListParagraph"/>
+        <w:numPr>
+          <w:ilvl w:val="0"/>
+          <w:numId w:val="3"/>
+        </w:numPr>
+      </w:pPr>
+      <w:r>
+        <w:t>Accesso al database iscritti (14+ e anni VR)</w:t>
+      </w:r>
+    </w:p>
+    <w:p>
+      <w:pPr>
+        <w:pStyle w:val="ListParagraph"/>
+        <w:numPr>
+          <w:ilvl w:val="0"/>
+          <w:numId w:val="3"/>
+        </w:numPr>
+      </w:pPr>
+      <w:r>
+        <w:t>QR code per la generazione del ticket virtuale di accesso alle iscrizioni</w:t>
+      </w:r>
+    </w:p>
+    <w:p>
+      <w:pPr>
+        <w:pStyle w:val="ListParagraph"/>
+        <w:numPr>
+          <w:ilvl w:val="0"/>
+          <w:numId w:val="3"/>
+        </w:numPr>
+      </w:pPr>
+      <w:r>
+        <w:t>Pagina per la gestione/chiamate dei ticket virtuali</w:t>
+      </w:r>
+    </w:p>
+    <w:p/>
+    <w:p>
+      <w:r>
+        <w:br w:type="page"/>
+      </w:r>
+    </w:p>
+    <w:p/>
     <w:sectPr>
       <w:pgSz w:w="11906" w:h="16838"/>
       <w:pgMar w:top="851" w:right="1440" w:bottom="993" w:left="1440" w:header="708" w:footer="708" w:gutter="0"/>
@@ -4481,6 +5891,232 @@
     </w:lvl>
   </w:abstractNum>
   <w:abstractNum w:abstractNumId="1" w15:restartNumberingAfterBreak="0">
+    <w:nsid w:val="19881EDC"/>
+    <w:multiLevelType w:val="hybridMultilevel"/>
+    <w:tmpl w:val="5058C0D0"/>
+    <w:lvl w:ilvl="0" w:tplc="04100001">
+      <w:start w:val="1"/>
+      <w:numFmt w:val="bullet"/>
+      <w:lvlText w:val=""/>
+      <w:lvlJc w:val="left"/>
+      <w:pPr>
+        <w:ind w:left="720" w:hanging="360"/>
+      </w:pPr>
+      <w:rPr>
+        <w:rFonts w:ascii="Symbol" w:hAnsi="Symbol" w:hint="default"/>
+      </w:rPr>
+    </w:lvl>
+    <w:lvl w:ilvl="1" w:tplc="04100003" w:tentative="1">
+      <w:start w:val="1"/>
+      <w:numFmt w:val="bullet"/>
+      <w:lvlText w:val="o"/>
+      <w:lvlJc w:val="left"/>
+      <w:pPr>
+        <w:ind w:left="1440" w:hanging="360"/>
+      </w:pPr>
+      <w:rPr>
+        <w:rFonts w:ascii="Courier New" w:hAnsi="Courier New" w:cs="Courier New" w:hint="default"/>
+      </w:rPr>
+    </w:lvl>
+    <w:lvl w:ilvl="2" w:tplc="04100005" w:tentative="1">
+      <w:start w:val="1"/>
+      <w:numFmt w:val="bullet"/>
+      <w:lvlText w:val=""/>
+      <w:lvlJc w:val="left"/>
+      <w:pPr>
+        <w:ind w:left="2160" w:hanging="360"/>
+      </w:pPr>
+      <w:rPr>
+        <w:rFonts w:ascii="Wingdings" w:hAnsi="Wingdings" w:hint="default"/>
+      </w:rPr>
+    </w:lvl>
+    <w:lvl w:ilvl="3" w:tplc="04100001" w:tentative="1">
+      <w:start w:val="1"/>
+      <w:numFmt w:val="bullet"/>
+      <w:lvlText w:val=""/>
+      <w:lvlJc w:val="left"/>
+      <w:pPr>
+        <w:ind w:left="2880" w:hanging="360"/>
+      </w:pPr>
+      <w:rPr>
+        <w:rFonts w:ascii="Symbol" w:hAnsi="Symbol" w:hint="default"/>
+      </w:rPr>
+    </w:lvl>
+    <w:lvl w:ilvl="4" w:tplc="04100003" w:tentative="1">
+      <w:start w:val="1"/>
+      <w:numFmt w:val="bullet"/>
+      <w:lvlText w:val="o"/>
+      <w:lvlJc w:val="left"/>
+      <w:pPr>
+        <w:ind w:left="3600" w:hanging="360"/>
+      </w:pPr>
+      <w:rPr>
+        <w:rFonts w:ascii="Courier New" w:hAnsi="Courier New" w:cs="Courier New" w:hint="default"/>
+      </w:rPr>
+    </w:lvl>
+    <w:lvl w:ilvl="5" w:tplc="04100005" w:tentative="1">
+      <w:start w:val="1"/>
+      <w:numFmt w:val="bullet"/>
+      <w:lvlText w:val=""/>
+      <w:lvlJc w:val="left"/>
+      <w:pPr>
+        <w:ind w:left="4320" w:hanging="360"/>
+      </w:pPr>
+      <w:rPr>
+        <w:rFonts w:ascii="Wingdings" w:hAnsi="Wingdings" w:hint="default"/>
+      </w:rPr>
+    </w:lvl>
+    <w:lvl w:ilvl="6" w:tplc="04100001" w:tentative="1">
+      <w:start w:val="1"/>
+      <w:numFmt w:val="bullet"/>
+      <w:lvlText w:val=""/>
+      <w:lvlJc w:val="left"/>
+      <w:pPr>
+        <w:ind w:left="5040" w:hanging="360"/>
+      </w:pPr>
+      <w:rPr>
+        <w:rFonts w:ascii="Symbol" w:hAnsi="Symbol" w:hint="default"/>
+      </w:rPr>
+    </w:lvl>
+    <w:lvl w:ilvl="7" w:tplc="04100003" w:tentative="1">
+      <w:start w:val="1"/>
+      <w:numFmt w:val="bullet"/>
+      <w:lvlText w:val="o"/>
+      <w:lvlJc w:val="left"/>
+      <w:pPr>
+        <w:ind w:left="5760" w:hanging="360"/>
+      </w:pPr>
+      <w:rPr>
+        <w:rFonts w:ascii="Courier New" w:hAnsi="Courier New" w:cs="Courier New" w:hint="default"/>
+      </w:rPr>
+    </w:lvl>
+    <w:lvl w:ilvl="8" w:tplc="04100005" w:tentative="1">
+      <w:start w:val="1"/>
+      <w:numFmt w:val="bullet"/>
+      <w:lvlText w:val=""/>
+      <w:lvlJc w:val="left"/>
+      <w:pPr>
+        <w:ind w:left="6480" w:hanging="360"/>
+      </w:pPr>
+      <w:rPr>
+        <w:rFonts w:ascii="Wingdings" w:hAnsi="Wingdings" w:hint="default"/>
+      </w:rPr>
+    </w:lvl>
+  </w:abstractNum>
+  <w:abstractNum w:abstractNumId="2" w15:restartNumberingAfterBreak="0">
+    <w:nsid w:val="263914CE"/>
+    <w:multiLevelType w:val="hybridMultilevel"/>
+    <w:tmpl w:val="C0622436"/>
+    <w:lvl w:ilvl="0" w:tplc="04100001">
+      <w:start w:val="1"/>
+      <w:numFmt w:val="bullet"/>
+      <w:lvlText w:val=""/>
+      <w:lvlJc w:val="left"/>
+      <w:pPr>
+        <w:ind w:left="720" w:hanging="360"/>
+      </w:pPr>
+      <w:rPr>
+        <w:rFonts w:ascii="Symbol" w:hAnsi="Symbol" w:hint="default"/>
+      </w:rPr>
+    </w:lvl>
+    <w:lvl w:ilvl="1" w:tplc="04100003" w:tentative="1">
+      <w:start w:val="1"/>
+      <w:numFmt w:val="bullet"/>
+      <w:lvlText w:val="o"/>
+      <w:lvlJc w:val="left"/>
+      <w:pPr>
+        <w:ind w:left="1440" w:hanging="360"/>
+      </w:pPr>
+      <w:rPr>
+        <w:rFonts w:ascii="Courier New" w:hAnsi="Courier New" w:cs="Courier New" w:hint="default"/>
+      </w:rPr>
+    </w:lvl>
+    <w:lvl w:ilvl="2" w:tplc="04100005" w:tentative="1">
+      <w:start w:val="1"/>
+      <w:numFmt w:val="bullet"/>
+      <w:lvlText w:val=""/>
+      <w:lvlJc w:val="left"/>
+      <w:pPr>
+        <w:ind w:left="2160" w:hanging="360"/>
+      </w:pPr>
+      <w:rPr>
+        <w:rFonts w:ascii="Wingdings" w:hAnsi="Wingdings" w:hint="default"/>
+      </w:rPr>
+    </w:lvl>
+    <w:lvl w:ilvl="3" w:tplc="04100001" w:tentative="1">
+      <w:start w:val="1"/>
+      <w:numFmt w:val="bullet"/>
+      <w:lvlText w:val=""/>
+      <w:lvlJc w:val="left"/>
+      <w:pPr>
+        <w:ind w:left="2880" w:hanging="360"/>
+      </w:pPr>
+      <w:rPr>
+        <w:rFonts w:ascii="Symbol" w:hAnsi="Symbol" w:hint="default"/>
+      </w:rPr>
+    </w:lvl>
+    <w:lvl w:ilvl="4" w:tplc="04100003" w:tentative="1">
+      <w:start w:val="1"/>
+      <w:numFmt w:val="bullet"/>
+      <w:lvlText w:val="o"/>
+      <w:lvlJc w:val="left"/>
+      <w:pPr>
+        <w:ind w:left="3600" w:hanging="360"/>
+      </w:pPr>
+      <w:rPr>
+        <w:rFonts w:ascii="Courier New" w:hAnsi="Courier New" w:cs="Courier New" w:hint="default"/>
+      </w:rPr>
+    </w:lvl>
+    <w:lvl w:ilvl="5" w:tplc="04100005" w:tentative="1">
+      <w:start w:val="1"/>
+      <w:numFmt w:val="bullet"/>
+      <w:lvlText w:val=""/>
+      <w:lvlJc w:val="left"/>
+      <w:pPr>
+        <w:ind w:left="4320" w:hanging="360"/>
+      </w:pPr>
+      <w:rPr>
+        <w:rFonts w:ascii="Wingdings" w:hAnsi="Wingdings" w:hint="default"/>
+      </w:rPr>
+    </w:lvl>
+    <w:lvl w:ilvl="6" w:tplc="04100001" w:tentative="1">
+      <w:start w:val="1"/>
+      <w:numFmt w:val="bullet"/>
+      <w:lvlText w:val=""/>
+      <w:lvlJc w:val="left"/>
+      <w:pPr>
+        <w:ind w:left="5040" w:hanging="360"/>
+      </w:pPr>
+      <w:rPr>
+        <w:rFonts w:ascii="Symbol" w:hAnsi="Symbol" w:hint="default"/>
+      </w:rPr>
+    </w:lvl>
+    <w:lvl w:ilvl="7" w:tplc="04100003" w:tentative="1">
+      <w:start w:val="1"/>
+      <w:numFmt w:val="bullet"/>
+      <w:lvlText w:val="o"/>
+      <w:lvlJc w:val="left"/>
+      <w:pPr>
+        <w:ind w:left="5760" w:hanging="360"/>
+      </w:pPr>
+      <w:rPr>
+        <w:rFonts w:ascii="Courier New" w:hAnsi="Courier New" w:cs="Courier New" w:hint="default"/>
+      </w:rPr>
+    </w:lvl>
+    <w:lvl w:ilvl="8" w:tplc="04100005" w:tentative="1">
+      <w:start w:val="1"/>
+      <w:numFmt w:val="bullet"/>
+      <w:lvlText w:val=""/>
+      <w:lvlJc w:val="left"/>
+      <w:pPr>
+        <w:ind w:left="6480" w:hanging="360"/>
+      </w:pPr>
+      <w:rPr>
+        <w:rFonts w:ascii="Wingdings" w:hAnsi="Wingdings" w:hint="default"/>
+      </w:rPr>
+    </w:lvl>
+  </w:abstractNum>
+  <w:abstractNum w:abstractNumId="3" w15:restartNumberingAfterBreak="0">
     <w:nsid w:val="26F24829"/>
     <w:multiLevelType w:val="hybridMultilevel"/>
     <w:tmpl w:val="3DD6A190"/>
@@ -4593,7 +6229,947 @@
       </w:rPr>
     </w:lvl>
   </w:abstractNum>
-  <w:abstractNum w:abstractNumId="2" w15:restartNumberingAfterBreak="0">
+  <w:abstractNum w:abstractNumId="4" w15:restartNumberingAfterBreak="0">
+    <w:nsid w:val="295A0A5B"/>
+    <w:multiLevelType w:val="hybridMultilevel"/>
+    <w:tmpl w:val="F392B1C0"/>
+    <w:lvl w:ilvl="0" w:tplc="04100001">
+      <w:start w:val="1"/>
+      <w:numFmt w:val="bullet"/>
+      <w:lvlText w:val=""/>
+      <w:lvlJc w:val="left"/>
+      <w:pPr>
+        <w:ind w:left="720" w:hanging="360"/>
+      </w:pPr>
+      <w:rPr>
+        <w:rFonts w:ascii="Symbol" w:hAnsi="Symbol" w:hint="default"/>
+      </w:rPr>
+    </w:lvl>
+    <w:lvl w:ilvl="1" w:tplc="04100003" w:tentative="1">
+      <w:start w:val="1"/>
+      <w:numFmt w:val="bullet"/>
+      <w:lvlText w:val="o"/>
+      <w:lvlJc w:val="left"/>
+      <w:pPr>
+        <w:ind w:left="1440" w:hanging="360"/>
+      </w:pPr>
+      <w:rPr>
+        <w:rFonts w:ascii="Courier New" w:hAnsi="Courier New" w:cs="Courier New" w:hint="default"/>
+      </w:rPr>
+    </w:lvl>
+    <w:lvl w:ilvl="2" w:tplc="04100005" w:tentative="1">
+      <w:start w:val="1"/>
+      <w:numFmt w:val="bullet"/>
+      <w:lvlText w:val=""/>
+      <w:lvlJc w:val="left"/>
+      <w:pPr>
+        <w:ind w:left="2160" w:hanging="360"/>
+      </w:pPr>
+      <w:rPr>
+        <w:rFonts w:ascii="Wingdings" w:hAnsi="Wingdings" w:hint="default"/>
+      </w:rPr>
+    </w:lvl>
+    <w:lvl w:ilvl="3" w:tplc="04100001" w:tentative="1">
+      <w:start w:val="1"/>
+      <w:numFmt w:val="bullet"/>
+      <w:lvlText w:val=""/>
+      <w:lvlJc w:val="left"/>
+      <w:pPr>
+        <w:ind w:left="2880" w:hanging="360"/>
+      </w:pPr>
+      <w:rPr>
+        <w:rFonts w:ascii="Symbol" w:hAnsi="Symbol" w:hint="default"/>
+      </w:rPr>
+    </w:lvl>
+    <w:lvl w:ilvl="4" w:tplc="04100003" w:tentative="1">
+      <w:start w:val="1"/>
+      <w:numFmt w:val="bullet"/>
+      <w:lvlText w:val="o"/>
+      <w:lvlJc w:val="left"/>
+      <w:pPr>
+        <w:ind w:left="3600" w:hanging="360"/>
+      </w:pPr>
+      <w:rPr>
+        <w:rFonts w:ascii="Courier New" w:hAnsi="Courier New" w:cs="Courier New" w:hint="default"/>
+      </w:rPr>
+    </w:lvl>
+    <w:lvl w:ilvl="5" w:tplc="04100005" w:tentative="1">
+      <w:start w:val="1"/>
+      <w:numFmt w:val="bullet"/>
+      <w:lvlText w:val=""/>
+      <w:lvlJc w:val="left"/>
+      <w:pPr>
+        <w:ind w:left="4320" w:hanging="360"/>
+      </w:pPr>
+      <w:rPr>
+        <w:rFonts w:ascii="Wingdings" w:hAnsi="Wingdings" w:hint="default"/>
+      </w:rPr>
+    </w:lvl>
+    <w:lvl w:ilvl="6" w:tplc="04100001" w:tentative="1">
+      <w:start w:val="1"/>
+      <w:numFmt w:val="bullet"/>
+      <w:lvlText w:val=""/>
+      <w:lvlJc w:val="left"/>
+      <w:pPr>
+        <w:ind w:left="5040" w:hanging="360"/>
+      </w:pPr>
+      <w:rPr>
+        <w:rFonts w:ascii="Symbol" w:hAnsi="Symbol" w:hint="default"/>
+      </w:rPr>
+    </w:lvl>
+    <w:lvl w:ilvl="7" w:tplc="04100003" w:tentative="1">
+      <w:start w:val="1"/>
+      <w:numFmt w:val="bullet"/>
+      <w:lvlText w:val="o"/>
+      <w:lvlJc w:val="left"/>
+      <w:pPr>
+        <w:ind w:left="5760" w:hanging="360"/>
+      </w:pPr>
+      <w:rPr>
+        <w:rFonts w:ascii="Courier New" w:hAnsi="Courier New" w:cs="Courier New" w:hint="default"/>
+      </w:rPr>
+    </w:lvl>
+    <w:lvl w:ilvl="8" w:tplc="04100005" w:tentative="1">
+      <w:start w:val="1"/>
+      <w:numFmt w:val="bullet"/>
+      <w:lvlText w:val=""/>
+      <w:lvlJc w:val="left"/>
+      <w:pPr>
+        <w:ind w:left="6480" w:hanging="360"/>
+      </w:pPr>
+      <w:rPr>
+        <w:rFonts w:ascii="Wingdings" w:hAnsi="Wingdings" w:hint="default"/>
+      </w:rPr>
+    </w:lvl>
+  </w:abstractNum>
+  <w:abstractNum w:abstractNumId="5" w15:restartNumberingAfterBreak="0">
+    <w:nsid w:val="2CA5003A"/>
+    <w:multiLevelType w:val="hybridMultilevel"/>
+    <w:tmpl w:val="C0F4E3B0"/>
+    <w:lvl w:ilvl="0" w:tplc="04100001">
+      <w:start w:val="1"/>
+      <w:numFmt w:val="bullet"/>
+      <w:lvlText w:val=""/>
+      <w:lvlJc w:val="left"/>
+      <w:pPr>
+        <w:ind w:left="720" w:hanging="360"/>
+      </w:pPr>
+      <w:rPr>
+        <w:rFonts w:ascii="Symbol" w:hAnsi="Symbol" w:hint="default"/>
+      </w:rPr>
+    </w:lvl>
+    <w:lvl w:ilvl="1" w:tplc="04100003" w:tentative="1">
+      <w:start w:val="1"/>
+      <w:numFmt w:val="bullet"/>
+      <w:lvlText w:val="o"/>
+      <w:lvlJc w:val="left"/>
+      <w:pPr>
+        <w:ind w:left="1440" w:hanging="360"/>
+      </w:pPr>
+      <w:rPr>
+        <w:rFonts w:ascii="Courier New" w:hAnsi="Courier New" w:cs="Courier New" w:hint="default"/>
+      </w:rPr>
+    </w:lvl>
+    <w:lvl w:ilvl="2" w:tplc="04100005" w:tentative="1">
+      <w:start w:val="1"/>
+      <w:numFmt w:val="bullet"/>
+      <w:lvlText w:val=""/>
+      <w:lvlJc w:val="left"/>
+      <w:pPr>
+        <w:ind w:left="2160" w:hanging="360"/>
+      </w:pPr>
+      <w:rPr>
+        <w:rFonts w:ascii="Wingdings" w:hAnsi="Wingdings" w:hint="default"/>
+      </w:rPr>
+    </w:lvl>
+    <w:lvl w:ilvl="3" w:tplc="04100001" w:tentative="1">
+      <w:start w:val="1"/>
+      <w:numFmt w:val="bullet"/>
+      <w:lvlText w:val=""/>
+      <w:lvlJc w:val="left"/>
+      <w:pPr>
+        <w:ind w:left="2880" w:hanging="360"/>
+      </w:pPr>
+      <w:rPr>
+        <w:rFonts w:ascii="Symbol" w:hAnsi="Symbol" w:hint="default"/>
+      </w:rPr>
+    </w:lvl>
+    <w:lvl w:ilvl="4" w:tplc="04100003" w:tentative="1">
+      <w:start w:val="1"/>
+      <w:numFmt w:val="bullet"/>
+      <w:lvlText w:val="o"/>
+      <w:lvlJc w:val="left"/>
+      <w:pPr>
+        <w:ind w:left="3600" w:hanging="360"/>
+      </w:pPr>
+      <w:rPr>
+        <w:rFonts w:ascii="Courier New" w:hAnsi="Courier New" w:cs="Courier New" w:hint="default"/>
+      </w:rPr>
+    </w:lvl>
+    <w:lvl w:ilvl="5" w:tplc="04100005" w:tentative="1">
+      <w:start w:val="1"/>
+      <w:numFmt w:val="bullet"/>
+      <w:lvlText w:val=""/>
+      <w:lvlJc w:val="left"/>
+      <w:pPr>
+        <w:ind w:left="4320" w:hanging="360"/>
+      </w:pPr>
+      <w:rPr>
+        <w:rFonts w:ascii="Wingdings" w:hAnsi="Wingdings" w:hint="default"/>
+      </w:rPr>
+    </w:lvl>
+    <w:lvl w:ilvl="6" w:tplc="04100001" w:tentative="1">
+      <w:start w:val="1"/>
+      <w:numFmt w:val="bullet"/>
+      <w:lvlText w:val=""/>
+      <w:lvlJc w:val="left"/>
+      <w:pPr>
+        <w:ind w:left="5040" w:hanging="360"/>
+      </w:pPr>
+      <w:rPr>
+        <w:rFonts w:ascii="Symbol" w:hAnsi="Symbol" w:hint="default"/>
+      </w:rPr>
+    </w:lvl>
+    <w:lvl w:ilvl="7" w:tplc="04100003" w:tentative="1">
+      <w:start w:val="1"/>
+      <w:numFmt w:val="bullet"/>
+      <w:lvlText w:val="o"/>
+      <w:lvlJc w:val="left"/>
+      <w:pPr>
+        <w:ind w:left="5760" w:hanging="360"/>
+      </w:pPr>
+      <w:rPr>
+        <w:rFonts w:ascii="Courier New" w:hAnsi="Courier New" w:cs="Courier New" w:hint="default"/>
+      </w:rPr>
+    </w:lvl>
+    <w:lvl w:ilvl="8" w:tplc="04100005" w:tentative="1">
+      <w:start w:val="1"/>
+      <w:numFmt w:val="bullet"/>
+      <w:lvlText w:val=""/>
+      <w:lvlJc w:val="left"/>
+      <w:pPr>
+        <w:ind w:left="6480" w:hanging="360"/>
+      </w:pPr>
+      <w:rPr>
+        <w:rFonts w:ascii="Wingdings" w:hAnsi="Wingdings" w:hint="default"/>
+      </w:rPr>
+    </w:lvl>
+  </w:abstractNum>
+  <w:abstractNum w:abstractNumId="6" w15:restartNumberingAfterBreak="0">
+    <w:nsid w:val="3ADA77E0"/>
+    <w:multiLevelType w:val="hybridMultilevel"/>
+    <w:tmpl w:val="4F62C5C2"/>
+    <w:lvl w:ilvl="0" w:tplc="04100001">
+      <w:start w:val="1"/>
+      <w:numFmt w:val="bullet"/>
+      <w:lvlText w:val=""/>
+      <w:lvlJc w:val="left"/>
+      <w:pPr>
+        <w:ind w:left="720" w:hanging="360"/>
+      </w:pPr>
+      <w:rPr>
+        <w:rFonts w:ascii="Symbol" w:hAnsi="Symbol" w:hint="default"/>
+      </w:rPr>
+    </w:lvl>
+    <w:lvl w:ilvl="1" w:tplc="04100003" w:tentative="1">
+      <w:start w:val="1"/>
+      <w:numFmt w:val="bullet"/>
+      <w:lvlText w:val="o"/>
+      <w:lvlJc w:val="left"/>
+      <w:pPr>
+        <w:ind w:left="1440" w:hanging="360"/>
+      </w:pPr>
+      <w:rPr>
+        <w:rFonts w:ascii="Courier New" w:hAnsi="Courier New" w:cs="Courier New" w:hint="default"/>
+      </w:rPr>
+    </w:lvl>
+    <w:lvl w:ilvl="2" w:tplc="04100005" w:tentative="1">
+      <w:start w:val="1"/>
+      <w:numFmt w:val="bullet"/>
+      <w:lvlText w:val=""/>
+      <w:lvlJc w:val="left"/>
+      <w:pPr>
+        <w:ind w:left="2160" w:hanging="360"/>
+      </w:pPr>
+      <w:rPr>
+        <w:rFonts w:ascii="Wingdings" w:hAnsi="Wingdings" w:hint="default"/>
+      </w:rPr>
+    </w:lvl>
+    <w:lvl w:ilvl="3" w:tplc="04100001" w:tentative="1">
+      <w:start w:val="1"/>
+      <w:numFmt w:val="bullet"/>
+      <w:lvlText w:val=""/>
+      <w:lvlJc w:val="left"/>
+      <w:pPr>
+        <w:ind w:left="2880" w:hanging="360"/>
+      </w:pPr>
+      <w:rPr>
+        <w:rFonts w:ascii="Symbol" w:hAnsi="Symbol" w:hint="default"/>
+      </w:rPr>
+    </w:lvl>
+    <w:lvl w:ilvl="4" w:tplc="04100003" w:tentative="1">
+      <w:start w:val="1"/>
+      <w:numFmt w:val="bullet"/>
+      <w:lvlText w:val="o"/>
+      <w:lvlJc w:val="left"/>
+      <w:pPr>
+        <w:ind w:left="3600" w:hanging="360"/>
+      </w:pPr>
+      <w:rPr>
+        <w:rFonts w:ascii="Courier New" w:hAnsi="Courier New" w:cs="Courier New" w:hint="default"/>
+      </w:rPr>
+    </w:lvl>
+    <w:lvl w:ilvl="5" w:tplc="04100005" w:tentative="1">
+      <w:start w:val="1"/>
+      <w:numFmt w:val="bullet"/>
+      <w:lvlText w:val=""/>
+      <w:lvlJc w:val="left"/>
+      <w:pPr>
+        <w:ind w:left="4320" w:hanging="360"/>
+      </w:pPr>
+      <w:rPr>
+        <w:rFonts w:ascii="Wingdings" w:hAnsi="Wingdings" w:hint="default"/>
+      </w:rPr>
+    </w:lvl>
+    <w:lvl w:ilvl="6" w:tplc="04100001" w:tentative="1">
+      <w:start w:val="1"/>
+      <w:numFmt w:val="bullet"/>
+      <w:lvlText w:val=""/>
+      <w:lvlJc w:val="left"/>
+      <w:pPr>
+        <w:ind w:left="5040" w:hanging="360"/>
+      </w:pPr>
+      <w:rPr>
+        <w:rFonts w:ascii="Symbol" w:hAnsi="Symbol" w:hint="default"/>
+      </w:rPr>
+    </w:lvl>
+    <w:lvl w:ilvl="7" w:tplc="04100003" w:tentative="1">
+      <w:start w:val="1"/>
+      <w:numFmt w:val="bullet"/>
+      <w:lvlText w:val="o"/>
+      <w:lvlJc w:val="left"/>
+      <w:pPr>
+        <w:ind w:left="5760" w:hanging="360"/>
+      </w:pPr>
+      <w:rPr>
+        <w:rFonts w:ascii="Courier New" w:hAnsi="Courier New" w:cs="Courier New" w:hint="default"/>
+      </w:rPr>
+    </w:lvl>
+    <w:lvl w:ilvl="8" w:tplc="04100005" w:tentative="1">
+      <w:start w:val="1"/>
+      <w:numFmt w:val="bullet"/>
+      <w:lvlText w:val=""/>
+      <w:lvlJc w:val="left"/>
+      <w:pPr>
+        <w:ind w:left="6480" w:hanging="360"/>
+      </w:pPr>
+      <w:rPr>
+        <w:rFonts w:ascii="Wingdings" w:hAnsi="Wingdings" w:hint="default"/>
+      </w:rPr>
+    </w:lvl>
+  </w:abstractNum>
+  <w:abstractNum w:abstractNumId="7" w15:restartNumberingAfterBreak="0">
+    <w:nsid w:val="3C3F6E29"/>
+    <w:multiLevelType w:val="multilevel"/>
+    <w:tmpl w:val="E84C54EC"/>
+    <w:lvl w:ilvl="0">
+      <w:start w:val="1"/>
+      <w:numFmt w:val="bullet"/>
+      <w:lvlText w:val=""/>
+      <w:lvlJc w:val="left"/>
+      <w:pPr>
+        <w:tabs>
+          <w:tab w:val="num" w:pos="720"/>
+        </w:tabs>
+        <w:ind w:left="720" w:hanging="360"/>
+      </w:pPr>
+      <w:rPr>
+        <w:rFonts w:ascii="Symbol" w:hAnsi="Symbol" w:hint="default"/>
+        <w:sz w:val="20"/>
+      </w:rPr>
+    </w:lvl>
+    <w:lvl w:ilvl="1" w:tentative="1">
+      <w:start w:val="1"/>
+      <w:numFmt w:val="bullet"/>
+      <w:lvlText w:val="o"/>
+      <w:lvlJc w:val="left"/>
+      <w:pPr>
+        <w:tabs>
+          <w:tab w:val="num" w:pos="1440"/>
+        </w:tabs>
+        <w:ind w:left="1440" w:hanging="360"/>
+      </w:pPr>
+      <w:rPr>
+        <w:rFonts w:ascii="Courier New" w:hAnsi="Courier New" w:hint="default"/>
+        <w:sz w:val="20"/>
+      </w:rPr>
+    </w:lvl>
+    <w:lvl w:ilvl="2" w:tentative="1">
+      <w:start w:val="1"/>
+      <w:numFmt w:val="bullet"/>
+      <w:lvlText w:val=""/>
+      <w:lvlJc w:val="left"/>
+      <w:pPr>
+        <w:tabs>
+          <w:tab w:val="num" w:pos="2160"/>
+        </w:tabs>
+        <w:ind w:left="2160" w:hanging="360"/>
+      </w:pPr>
+      <w:rPr>
+        <w:rFonts w:ascii="Wingdings" w:hAnsi="Wingdings" w:hint="default"/>
+        <w:sz w:val="20"/>
+      </w:rPr>
+    </w:lvl>
+    <w:lvl w:ilvl="3" w:tentative="1">
+      <w:start w:val="1"/>
+      <w:numFmt w:val="bullet"/>
+      <w:lvlText w:val=""/>
+      <w:lvlJc w:val="left"/>
+      <w:pPr>
+        <w:tabs>
+          <w:tab w:val="num" w:pos="2880"/>
+        </w:tabs>
+        <w:ind w:left="2880" w:hanging="360"/>
+      </w:pPr>
+      <w:rPr>
+        <w:rFonts w:ascii="Wingdings" w:hAnsi="Wingdings" w:hint="default"/>
+        <w:sz w:val="20"/>
+      </w:rPr>
+    </w:lvl>
+    <w:lvl w:ilvl="4" w:tentative="1">
+      <w:start w:val="1"/>
+      <w:numFmt w:val="bullet"/>
+      <w:lvlText w:val=""/>
+      <w:lvlJc w:val="left"/>
+      <w:pPr>
+        <w:tabs>
+          <w:tab w:val="num" w:pos="3600"/>
+        </w:tabs>
+        <w:ind w:left="3600" w:hanging="360"/>
+      </w:pPr>
+      <w:rPr>
+        <w:rFonts w:ascii="Wingdings" w:hAnsi="Wingdings" w:hint="default"/>
+        <w:sz w:val="20"/>
+      </w:rPr>
+    </w:lvl>
+    <w:lvl w:ilvl="5" w:tentative="1">
+      <w:start w:val="1"/>
+      <w:numFmt w:val="bullet"/>
+      <w:lvlText w:val=""/>
+      <w:lvlJc w:val="left"/>
+      <w:pPr>
+        <w:tabs>
+          <w:tab w:val="num" w:pos="4320"/>
+        </w:tabs>
+        <w:ind w:left="4320" w:hanging="360"/>
+      </w:pPr>
+      <w:rPr>
+        <w:rFonts w:ascii="Wingdings" w:hAnsi="Wingdings" w:hint="default"/>
+        <w:sz w:val="20"/>
+      </w:rPr>
+    </w:lvl>
+    <w:lvl w:ilvl="6" w:tentative="1">
+      <w:start w:val="1"/>
+      <w:numFmt w:val="bullet"/>
+      <w:lvlText w:val=""/>
+      <w:lvlJc w:val="left"/>
+      <w:pPr>
+        <w:tabs>
+          <w:tab w:val="num" w:pos="5040"/>
+        </w:tabs>
+        <w:ind w:left="5040" w:hanging="360"/>
+      </w:pPr>
+      <w:rPr>
+        <w:rFonts w:ascii="Wingdings" w:hAnsi="Wingdings" w:hint="default"/>
+        <w:sz w:val="20"/>
+      </w:rPr>
+    </w:lvl>
+    <w:lvl w:ilvl="7" w:tentative="1">
+      <w:start w:val="1"/>
+      <w:numFmt w:val="bullet"/>
+      <w:lvlText w:val=""/>
+      <w:lvlJc w:val="left"/>
+      <w:pPr>
+        <w:tabs>
+          <w:tab w:val="num" w:pos="5760"/>
+        </w:tabs>
+        <w:ind w:left="5760" w:hanging="360"/>
+      </w:pPr>
+      <w:rPr>
+        <w:rFonts w:ascii="Wingdings" w:hAnsi="Wingdings" w:hint="default"/>
+        <w:sz w:val="20"/>
+      </w:rPr>
+    </w:lvl>
+    <w:lvl w:ilvl="8" w:tentative="1">
+      <w:start w:val="1"/>
+      <w:numFmt w:val="bullet"/>
+      <w:lvlText w:val=""/>
+      <w:lvlJc w:val="left"/>
+      <w:pPr>
+        <w:tabs>
+          <w:tab w:val="num" w:pos="6480"/>
+        </w:tabs>
+        <w:ind w:left="6480" w:hanging="360"/>
+      </w:pPr>
+      <w:rPr>
+        <w:rFonts w:ascii="Wingdings" w:hAnsi="Wingdings" w:hint="default"/>
+        <w:sz w:val="20"/>
+      </w:rPr>
+    </w:lvl>
+  </w:abstractNum>
+  <w:abstractNum w:abstractNumId="8" w15:restartNumberingAfterBreak="0">
+    <w:nsid w:val="3CE55DE4"/>
+    <w:multiLevelType w:val="hybridMultilevel"/>
+    <w:tmpl w:val="883ABE66"/>
+    <w:lvl w:ilvl="0" w:tplc="04100001">
+      <w:start w:val="1"/>
+      <w:numFmt w:val="bullet"/>
+      <w:lvlText w:val=""/>
+      <w:lvlJc w:val="left"/>
+      <w:pPr>
+        <w:ind w:left="720" w:hanging="360"/>
+      </w:pPr>
+      <w:rPr>
+        <w:rFonts w:ascii="Symbol" w:hAnsi="Symbol" w:hint="default"/>
+      </w:rPr>
+    </w:lvl>
+    <w:lvl w:ilvl="1" w:tplc="04100003" w:tentative="1">
+      <w:start w:val="1"/>
+      <w:numFmt w:val="bullet"/>
+      <w:lvlText w:val="o"/>
+      <w:lvlJc w:val="left"/>
+      <w:pPr>
+        <w:ind w:left="1440" w:hanging="360"/>
+      </w:pPr>
+      <w:rPr>
+        <w:rFonts w:ascii="Courier New" w:hAnsi="Courier New" w:cs="Courier New" w:hint="default"/>
+      </w:rPr>
+    </w:lvl>
+    <w:lvl w:ilvl="2" w:tplc="04100005" w:tentative="1">
+      <w:start w:val="1"/>
+      <w:numFmt w:val="bullet"/>
+      <w:lvlText w:val=""/>
+      <w:lvlJc w:val="left"/>
+      <w:pPr>
+        <w:ind w:left="2160" w:hanging="360"/>
+      </w:pPr>
+      <w:rPr>
+        <w:rFonts w:ascii="Wingdings" w:hAnsi="Wingdings" w:hint="default"/>
+      </w:rPr>
+    </w:lvl>
+    <w:lvl w:ilvl="3" w:tplc="04100001" w:tentative="1">
+      <w:start w:val="1"/>
+      <w:numFmt w:val="bullet"/>
+      <w:lvlText w:val=""/>
+      <w:lvlJc w:val="left"/>
+      <w:pPr>
+        <w:ind w:left="2880" w:hanging="360"/>
+      </w:pPr>
+      <w:rPr>
+        <w:rFonts w:ascii="Symbol" w:hAnsi="Symbol" w:hint="default"/>
+      </w:rPr>
+    </w:lvl>
+    <w:lvl w:ilvl="4" w:tplc="04100003" w:tentative="1">
+      <w:start w:val="1"/>
+      <w:numFmt w:val="bullet"/>
+      <w:lvlText w:val="o"/>
+      <w:lvlJc w:val="left"/>
+      <w:pPr>
+        <w:ind w:left="3600" w:hanging="360"/>
+      </w:pPr>
+      <w:rPr>
+        <w:rFonts w:ascii="Courier New" w:hAnsi="Courier New" w:cs="Courier New" w:hint="default"/>
+      </w:rPr>
+    </w:lvl>
+    <w:lvl w:ilvl="5" w:tplc="04100005" w:tentative="1">
+      <w:start w:val="1"/>
+      <w:numFmt w:val="bullet"/>
+      <w:lvlText w:val=""/>
+      <w:lvlJc w:val="left"/>
+      <w:pPr>
+        <w:ind w:left="4320" w:hanging="360"/>
+      </w:pPr>
+      <w:rPr>
+        <w:rFonts w:ascii="Wingdings" w:hAnsi="Wingdings" w:hint="default"/>
+      </w:rPr>
+    </w:lvl>
+    <w:lvl w:ilvl="6" w:tplc="04100001" w:tentative="1">
+      <w:start w:val="1"/>
+      <w:numFmt w:val="bullet"/>
+      <w:lvlText w:val=""/>
+      <w:lvlJc w:val="left"/>
+      <w:pPr>
+        <w:ind w:left="5040" w:hanging="360"/>
+      </w:pPr>
+      <w:rPr>
+        <w:rFonts w:ascii="Symbol" w:hAnsi="Symbol" w:hint="default"/>
+      </w:rPr>
+    </w:lvl>
+    <w:lvl w:ilvl="7" w:tplc="04100003" w:tentative="1">
+      <w:start w:val="1"/>
+      <w:numFmt w:val="bullet"/>
+      <w:lvlText w:val="o"/>
+      <w:lvlJc w:val="left"/>
+      <w:pPr>
+        <w:ind w:left="5760" w:hanging="360"/>
+      </w:pPr>
+      <w:rPr>
+        <w:rFonts w:ascii="Courier New" w:hAnsi="Courier New" w:cs="Courier New" w:hint="default"/>
+      </w:rPr>
+    </w:lvl>
+    <w:lvl w:ilvl="8" w:tplc="04100005" w:tentative="1">
+      <w:start w:val="1"/>
+      <w:numFmt w:val="bullet"/>
+      <w:lvlText w:val=""/>
+      <w:lvlJc w:val="left"/>
+      <w:pPr>
+        <w:ind w:left="6480" w:hanging="360"/>
+      </w:pPr>
+      <w:rPr>
+        <w:rFonts w:ascii="Wingdings" w:hAnsi="Wingdings" w:hint="default"/>
+      </w:rPr>
+    </w:lvl>
+  </w:abstractNum>
+  <w:abstractNum w:abstractNumId="9" w15:restartNumberingAfterBreak="0">
+    <w:nsid w:val="3CE73368"/>
+    <w:multiLevelType w:val="hybridMultilevel"/>
+    <w:tmpl w:val="A1F49810"/>
+    <w:lvl w:ilvl="0" w:tplc="04100001">
+      <w:start w:val="1"/>
+      <w:numFmt w:val="bullet"/>
+      <w:lvlText w:val=""/>
+      <w:lvlJc w:val="left"/>
+      <w:pPr>
+        <w:ind w:left="720" w:hanging="360"/>
+      </w:pPr>
+      <w:rPr>
+        <w:rFonts w:ascii="Symbol" w:hAnsi="Symbol" w:hint="default"/>
+      </w:rPr>
+    </w:lvl>
+    <w:lvl w:ilvl="1" w:tplc="04100003" w:tentative="1">
+      <w:start w:val="1"/>
+      <w:numFmt w:val="bullet"/>
+      <w:lvlText w:val="o"/>
+      <w:lvlJc w:val="left"/>
+      <w:pPr>
+        <w:ind w:left="1440" w:hanging="360"/>
+      </w:pPr>
+      <w:rPr>
+        <w:rFonts w:ascii="Courier New" w:hAnsi="Courier New" w:cs="Courier New" w:hint="default"/>
+      </w:rPr>
+    </w:lvl>
+    <w:lvl w:ilvl="2" w:tplc="04100005" w:tentative="1">
+      <w:start w:val="1"/>
+      <w:numFmt w:val="bullet"/>
+      <w:lvlText w:val=""/>
+      <w:lvlJc w:val="left"/>
+      <w:pPr>
+        <w:ind w:left="2160" w:hanging="360"/>
+      </w:pPr>
+      <w:rPr>
+        <w:rFonts w:ascii="Wingdings" w:hAnsi="Wingdings" w:hint="default"/>
+      </w:rPr>
+    </w:lvl>
+    <w:lvl w:ilvl="3" w:tplc="04100001" w:tentative="1">
+      <w:start w:val="1"/>
+      <w:numFmt w:val="bullet"/>
+      <w:lvlText w:val=""/>
+      <w:lvlJc w:val="left"/>
+      <w:pPr>
+        <w:ind w:left="2880" w:hanging="360"/>
+      </w:pPr>
+      <w:rPr>
+        <w:rFonts w:ascii="Symbol" w:hAnsi="Symbol" w:hint="default"/>
+      </w:rPr>
+    </w:lvl>
+    <w:lvl w:ilvl="4" w:tplc="04100003" w:tentative="1">
+      <w:start w:val="1"/>
+      <w:numFmt w:val="bullet"/>
+      <w:lvlText w:val="o"/>
+      <w:lvlJc w:val="left"/>
+      <w:pPr>
+        <w:ind w:left="3600" w:hanging="360"/>
+      </w:pPr>
+      <w:rPr>
+        <w:rFonts w:ascii="Courier New" w:hAnsi="Courier New" w:cs="Courier New" w:hint="default"/>
+      </w:rPr>
+    </w:lvl>
+    <w:lvl w:ilvl="5" w:tplc="04100005" w:tentative="1">
+      <w:start w:val="1"/>
+      <w:numFmt w:val="bullet"/>
+      <w:lvlText w:val=""/>
+      <w:lvlJc w:val="left"/>
+      <w:pPr>
+        <w:ind w:left="4320" w:hanging="360"/>
+      </w:pPr>
+      <w:rPr>
+        <w:rFonts w:ascii="Wingdings" w:hAnsi="Wingdings" w:hint="default"/>
+      </w:rPr>
+    </w:lvl>
+    <w:lvl w:ilvl="6" w:tplc="04100001" w:tentative="1">
+      <w:start w:val="1"/>
+      <w:numFmt w:val="bullet"/>
+      <w:lvlText w:val=""/>
+      <w:lvlJc w:val="left"/>
+      <w:pPr>
+        <w:ind w:left="5040" w:hanging="360"/>
+      </w:pPr>
+      <w:rPr>
+        <w:rFonts w:ascii="Symbol" w:hAnsi="Symbol" w:hint="default"/>
+      </w:rPr>
+    </w:lvl>
+    <w:lvl w:ilvl="7" w:tplc="04100003" w:tentative="1">
+      <w:start w:val="1"/>
+      <w:numFmt w:val="bullet"/>
+      <w:lvlText w:val="o"/>
+      <w:lvlJc w:val="left"/>
+      <w:pPr>
+        <w:ind w:left="5760" w:hanging="360"/>
+      </w:pPr>
+      <w:rPr>
+        <w:rFonts w:ascii="Courier New" w:hAnsi="Courier New" w:cs="Courier New" w:hint="default"/>
+      </w:rPr>
+    </w:lvl>
+    <w:lvl w:ilvl="8" w:tplc="04100005" w:tentative="1">
+      <w:start w:val="1"/>
+      <w:numFmt w:val="bullet"/>
+      <w:lvlText w:val=""/>
+      <w:lvlJc w:val="left"/>
+      <w:pPr>
+        <w:ind w:left="6480" w:hanging="360"/>
+      </w:pPr>
+      <w:rPr>
+        <w:rFonts w:ascii="Wingdings" w:hAnsi="Wingdings" w:hint="default"/>
+      </w:rPr>
+    </w:lvl>
+  </w:abstractNum>
+  <w:abstractNum w:abstractNumId="10" w15:restartNumberingAfterBreak="0">
+    <w:nsid w:val="4324795F"/>
+    <w:multiLevelType w:val="hybridMultilevel"/>
+    <w:tmpl w:val="E9A029C4"/>
+    <w:lvl w:ilvl="0" w:tplc="04100001">
+      <w:start w:val="1"/>
+      <w:numFmt w:val="bullet"/>
+      <w:lvlText w:val=""/>
+      <w:lvlJc w:val="left"/>
+      <w:pPr>
+        <w:ind w:left="720" w:hanging="360"/>
+      </w:pPr>
+      <w:rPr>
+        <w:rFonts w:ascii="Symbol" w:hAnsi="Symbol" w:hint="default"/>
+      </w:rPr>
+    </w:lvl>
+    <w:lvl w:ilvl="1" w:tplc="04100003" w:tentative="1">
+      <w:start w:val="1"/>
+      <w:numFmt w:val="bullet"/>
+      <w:lvlText w:val="o"/>
+      <w:lvlJc w:val="left"/>
+      <w:pPr>
+        <w:ind w:left="1440" w:hanging="360"/>
+      </w:pPr>
+      <w:rPr>
+        <w:rFonts w:ascii="Courier New" w:hAnsi="Courier New" w:cs="Courier New" w:hint="default"/>
+      </w:rPr>
+    </w:lvl>
+    <w:lvl w:ilvl="2" w:tplc="04100005" w:tentative="1">
+      <w:start w:val="1"/>
+      <w:numFmt w:val="bullet"/>
+      <w:lvlText w:val=""/>
+      <w:lvlJc w:val="left"/>
+      <w:pPr>
+        <w:ind w:left="2160" w:hanging="360"/>
+      </w:pPr>
+      <w:rPr>
+        <w:rFonts w:ascii="Wingdings" w:hAnsi="Wingdings" w:hint="default"/>
+      </w:rPr>
+    </w:lvl>
+    <w:lvl w:ilvl="3" w:tplc="04100001" w:tentative="1">
+      <w:start w:val="1"/>
+      <w:numFmt w:val="bullet"/>
+      <w:lvlText w:val=""/>
+      <w:lvlJc w:val="left"/>
+      <w:pPr>
+        <w:ind w:left="2880" w:hanging="360"/>
+      </w:pPr>
+      <w:rPr>
+        <w:rFonts w:ascii="Symbol" w:hAnsi="Symbol" w:hint="default"/>
+      </w:rPr>
+    </w:lvl>
+    <w:lvl w:ilvl="4" w:tplc="04100003" w:tentative="1">
+      <w:start w:val="1"/>
+      <w:numFmt w:val="bullet"/>
+      <w:lvlText w:val="o"/>
+      <w:lvlJc w:val="left"/>
+      <w:pPr>
+        <w:ind w:left="3600" w:hanging="360"/>
+      </w:pPr>
+      <w:rPr>
+        <w:rFonts w:ascii="Courier New" w:hAnsi="Courier New" w:cs="Courier New" w:hint="default"/>
+      </w:rPr>
+    </w:lvl>
+    <w:lvl w:ilvl="5" w:tplc="04100005" w:tentative="1">
+      <w:start w:val="1"/>
+      <w:numFmt w:val="bullet"/>
+      <w:lvlText w:val=""/>
+      <w:lvlJc w:val="left"/>
+      <w:pPr>
+        <w:ind w:left="4320" w:hanging="360"/>
+      </w:pPr>
+      <w:rPr>
+        <w:rFonts w:ascii="Wingdings" w:hAnsi="Wingdings" w:hint="default"/>
+      </w:rPr>
+    </w:lvl>
+    <w:lvl w:ilvl="6" w:tplc="04100001" w:tentative="1">
+      <w:start w:val="1"/>
+      <w:numFmt w:val="bullet"/>
+      <w:lvlText w:val=""/>
+      <w:lvlJc w:val="left"/>
+      <w:pPr>
+        <w:ind w:left="5040" w:hanging="360"/>
+      </w:pPr>
+      <w:rPr>
+        <w:rFonts w:ascii="Symbol" w:hAnsi="Symbol" w:hint="default"/>
+      </w:rPr>
+    </w:lvl>
+    <w:lvl w:ilvl="7" w:tplc="04100003" w:tentative="1">
+      <w:start w:val="1"/>
+      <w:numFmt w:val="bullet"/>
+      <w:lvlText w:val="o"/>
+      <w:lvlJc w:val="left"/>
+      <w:pPr>
+        <w:ind w:left="5760" w:hanging="360"/>
+      </w:pPr>
+      <w:rPr>
+        <w:rFonts w:ascii="Courier New" w:hAnsi="Courier New" w:cs="Courier New" w:hint="default"/>
+      </w:rPr>
+    </w:lvl>
+    <w:lvl w:ilvl="8" w:tplc="04100005" w:tentative="1">
+      <w:start w:val="1"/>
+      <w:numFmt w:val="bullet"/>
+      <w:lvlText w:val=""/>
+      <w:lvlJc w:val="left"/>
+      <w:pPr>
+        <w:ind w:left="6480" w:hanging="360"/>
+      </w:pPr>
+      <w:rPr>
+        <w:rFonts w:ascii="Wingdings" w:hAnsi="Wingdings" w:hint="default"/>
+      </w:rPr>
+    </w:lvl>
+  </w:abstractNum>
+  <w:abstractNum w:abstractNumId="11" w15:restartNumberingAfterBreak="0">
+    <w:nsid w:val="46805507"/>
+    <w:multiLevelType w:val="hybridMultilevel"/>
+    <w:tmpl w:val="84FAF8F0"/>
+    <w:lvl w:ilvl="0" w:tplc="04100001">
+      <w:start w:val="1"/>
+      <w:numFmt w:val="bullet"/>
+      <w:lvlText w:val=""/>
+      <w:lvlJc w:val="left"/>
+      <w:pPr>
+        <w:ind w:left="720" w:hanging="360"/>
+      </w:pPr>
+      <w:rPr>
+        <w:rFonts w:ascii="Symbol" w:hAnsi="Symbol" w:hint="default"/>
+      </w:rPr>
+    </w:lvl>
+    <w:lvl w:ilvl="1" w:tplc="04100003" w:tentative="1">
+      <w:start w:val="1"/>
+      <w:numFmt w:val="bullet"/>
+      <w:lvlText w:val="o"/>
+      <w:lvlJc w:val="left"/>
+      <w:pPr>
+        <w:ind w:left="1440" w:hanging="360"/>
+      </w:pPr>
+      <w:rPr>
+        <w:rFonts w:ascii="Courier New" w:hAnsi="Courier New" w:cs="Courier New" w:hint="default"/>
+      </w:rPr>
+    </w:lvl>
+    <w:lvl w:ilvl="2" w:tplc="04100005" w:tentative="1">
+      <w:start w:val="1"/>
+      <w:numFmt w:val="bullet"/>
+      <w:lvlText w:val=""/>
+      <w:lvlJc w:val="left"/>
+      <w:pPr>
+        <w:ind w:left="2160" w:hanging="360"/>
+      </w:pPr>
+      <w:rPr>
+        <w:rFonts w:ascii="Wingdings" w:hAnsi="Wingdings" w:hint="default"/>
+      </w:rPr>
+    </w:lvl>
+    <w:lvl w:ilvl="3" w:tplc="04100001" w:tentative="1">
+      <w:start w:val="1"/>
+      <w:numFmt w:val="bullet"/>
+      <w:lvlText w:val=""/>
+      <w:lvlJc w:val="left"/>
+      <w:pPr>
+        <w:ind w:left="2880" w:hanging="360"/>
+      </w:pPr>
+      <w:rPr>
+        <w:rFonts w:ascii="Symbol" w:hAnsi="Symbol" w:hint="default"/>
+      </w:rPr>
+    </w:lvl>
+    <w:lvl w:ilvl="4" w:tplc="04100003" w:tentative="1">
+      <w:start w:val="1"/>
+      <w:numFmt w:val="bullet"/>
+      <w:lvlText w:val="o"/>
+      <w:lvlJc w:val="left"/>
+      <w:pPr>
+        <w:ind w:left="3600" w:hanging="360"/>
+      </w:pPr>
+      <w:rPr>
+        <w:rFonts w:ascii="Courier New" w:hAnsi="Courier New" w:cs="Courier New" w:hint="default"/>
+      </w:rPr>
+    </w:lvl>
+    <w:lvl w:ilvl="5" w:tplc="04100005" w:tentative="1">
+      <w:start w:val="1"/>
+      <w:numFmt w:val="bullet"/>
+      <w:lvlText w:val=""/>
+      <w:lvlJc w:val="left"/>
+      <w:pPr>
+        <w:ind w:left="4320" w:hanging="360"/>
+      </w:pPr>
+      <w:rPr>
+        <w:rFonts w:ascii="Wingdings" w:hAnsi="Wingdings" w:hint="default"/>
+      </w:rPr>
+    </w:lvl>
+    <w:lvl w:ilvl="6" w:tplc="04100001" w:tentative="1">
+      <w:start w:val="1"/>
+      <w:numFmt w:val="bullet"/>
+      <w:lvlText w:val=""/>
+      <w:lvlJc w:val="left"/>
+      <w:pPr>
+        <w:ind w:left="5040" w:hanging="360"/>
+      </w:pPr>
+      <w:rPr>
+        <w:rFonts w:ascii="Symbol" w:hAnsi="Symbol" w:hint="default"/>
+      </w:rPr>
+    </w:lvl>
+    <w:lvl w:ilvl="7" w:tplc="04100003" w:tentative="1">
+      <w:start w:val="1"/>
+      <w:numFmt w:val="bullet"/>
+      <w:lvlText w:val="o"/>
+      <w:lvlJc w:val="left"/>
+      <w:pPr>
+        <w:ind w:left="5760" w:hanging="360"/>
+      </w:pPr>
+      <w:rPr>
+        <w:rFonts w:ascii="Courier New" w:hAnsi="Courier New" w:cs="Courier New" w:hint="default"/>
+      </w:rPr>
+    </w:lvl>
+    <w:lvl w:ilvl="8" w:tplc="04100005" w:tentative="1">
+      <w:start w:val="1"/>
+      <w:numFmt w:val="bullet"/>
+      <w:lvlText w:val=""/>
+      <w:lvlJc w:val="left"/>
+      <w:pPr>
+        <w:ind w:left="6480" w:hanging="360"/>
+      </w:pPr>
+      <w:rPr>
+        <w:rFonts w:ascii="Wingdings" w:hAnsi="Wingdings" w:hint="default"/>
+      </w:rPr>
+    </w:lvl>
+  </w:abstractNum>
+  <w:abstractNum w:abstractNumId="12" w15:restartNumberingAfterBreak="0">
     <w:nsid w:val="4C396067"/>
     <w:multiLevelType w:val="hybridMultilevel"/>
     <w:tmpl w:val="DAD604C8"/>
@@ -4679,7 +7255,7 @@
       </w:pPr>
     </w:lvl>
   </w:abstractNum>
-  <w:abstractNum w:abstractNumId="3" w15:restartNumberingAfterBreak="0">
+  <w:abstractNum w:abstractNumId="13" w15:restartNumberingAfterBreak="0">
     <w:nsid w:val="50825454"/>
     <w:multiLevelType w:val="hybridMultilevel"/>
     <w:tmpl w:val="C41AADB8"/>
@@ -4792,10 +7368,462 @@
       </w:rPr>
     </w:lvl>
   </w:abstractNum>
-  <w:abstractNum w:abstractNumId="4" w15:restartNumberingAfterBreak="0">
+  <w:abstractNum w:abstractNumId="14" w15:restartNumberingAfterBreak="0">
+    <w:nsid w:val="50B85FC9"/>
+    <w:multiLevelType w:val="hybridMultilevel"/>
+    <w:tmpl w:val="B9023B42"/>
+    <w:lvl w:ilvl="0" w:tplc="04100001">
+      <w:start w:val="1"/>
+      <w:numFmt w:val="bullet"/>
+      <w:lvlText w:val=""/>
+      <w:lvlJc w:val="left"/>
+      <w:pPr>
+        <w:ind w:left="720" w:hanging="360"/>
+      </w:pPr>
+      <w:rPr>
+        <w:rFonts w:ascii="Symbol" w:hAnsi="Symbol" w:hint="default"/>
+      </w:rPr>
+    </w:lvl>
+    <w:lvl w:ilvl="1" w:tplc="04100003" w:tentative="1">
+      <w:start w:val="1"/>
+      <w:numFmt w:val="bullet"/>
+      <w:lvlText w:val="o"/>
+      <w:lvlJc w:val="left"/>
+      <w:pPr>
+        <w:ind w:left="1440" w:hanging="360"/>
+      </w:pPr>
+      <w:rPr>
+        <w:rFonts w:ascii="Courier New" w:hAnsi="Courier New" w:cs="Courier New" w:hint="default"/>
+      </w:rPr>
+    </w:lvl>
+    <w:lvl w:ilvl="2" w:tplc="04100005" w:tentative="1">
+      <w:start w:val="1"/>
+      <w:numFmt w:val="bullet"/>
+      <w:lvlText w:val=""/>
+      <w:lvlJc w:val="left"/>
+      <w:pPr>
+        <w:ind w:left="2160" w:hanging="360"/>
+      </w:pPr>
+      <w:rPr>
+        <w:rFonts w:ascii="Wingdings" w:hAnsi="Wingdings" w:hint="default"/>
+      </w:rPr>
+    </w:lvl>
+    <w:lvl w:ilvl="3" w:tplc="04100001" w:tentative="1">
+      <w:start w:val="1"/>
+      <w:numFmt w:val="bullet"/>
+      <w:lvlText w:val=""/>
+      <w:lvlJc w:val="left"/>
+      <w:pPr>
+        <w:ind w:left="2880" w:hanging="360"/>
+      </w:pPr>
+      <w:rPr>
+        <w:rFonts w:ascii="Symbol" w:hAnsi="Symbol" w:hint="default"/>
+      </w:rPr>
+    </w:lvl>
+    <w:lvl w:ilvl="4" w:tplc="04100003" w:tentative="1">
+      <w:start w:val="1"/>
+      <w:numFmt w:val="bullet"/>
+      <w:lvlText w:val="o"/>
+      <w:lvlJc w:val="left"/>
+      <w:pPr>
+        <w:ind w:left="3600" w:hanging="360"/>
+      </w:pPr>
+      <w:rPr>
+        <w:rFonts w:ascii="Courier New" w:hAnsi="Courier New" w:cs="Courier New" w:hint="default"/>
+      </w:rPr>
+    </w:lvl>
+    <w:lvl w:ilvl="5" w:tplc="04100005" w:tentative="1">
+      <w:start w:val="1"/>
+      <w:numFmt w:val="bullet"/>
+      <w:lvlText w:val=""/>
+      <w:lvlJc w:val="left"/>
+      <w:pPr>
+        <w:ind w:left="4320" w:hanging="360"/>
+      </w:pPr>
+      <w:rPr>
+        <w:rFonts w:ascii="Wingdings" w:hAnsi="Wingdings" w:hint="default"/>
+      </w:rPr>
+    </w:lvl>
+    <w:lvl w:ilvl="6" w:tplc="04100001" w:tentative="1">
+      <w:start w:val="1"/>
+      <w:numFmt w:val="bullet"/>
+      <w:lvlText w:val=""/>
+      <w:lvlJc w:val="left"/>
+      <w:pPr>
+        <w:ind w:left="5040" w:hanging="360"/>
+      </w:pPr>
+      <w:rPr>
+        <w:rFonts w:ascii="Symbol" w:hAnsi="Symbol" w:hint="default"/>
+      </w:rPr>
+    </w:lvl>
+    <w:lvl w:ilvl="7" w:tplc="04100003" w:tentative="1">
+      <w:start w:val="1"/>
+      <w:numFmt w:val="bullet"/>
+      <w:lvlText w:val="o"/>
+      <w:lvlJc w:val="left"/>
+      <w:pPr>
+        <w:ind w:left="5760" w:hanging="360"/>
+      </w:pPr>
+      <w:rPr>
+        <w:rFonts w:ascii="Courier New" w:hAnsi="Courier New" w:cs="Courier New" w:hint="default"/>
+      </w:rPr>
+    </w:lvl>
+    <w:lvl w:ilvl="8" w:tplc="04100005" w:tentative="1">
+      <w:start w:val="1"/>
+      <w:numFmt w:val="bullet"/>
+      <w:lvlText w:val=""/>
+      <w:lvlJc w:val="left"/>
+      <w:pPr>
+        <w:ind w:left="6480" w:hanging="360"/>
+      </w:pPr>
+      <w:rPr>
+        <w:rFonts w:ascii="Wingdings" w:hAnsi="Wingdings" w:hint="default"/>
+      </w:rPr>
+    </w:lvl>
+  </w:abstractNum>
+  <w:abstractNum w:abstractNumId="15" w15:restartNumberingAfterBreak="0">
+    <w:nsid w:val="5578320B"/>
+    <w:multiLevelType w:val="hybridMultilevel"/>
+    <w:tmpl w:val="50DA16F2"/>
+    <w:lvl w:ilvl="0" w:tplc="04100001">
+      <w:start w:val="1"/>
+      <w:numFmt w:val="bullet"/>
+      <w:lvlText w:val=""/>
+      <w:lvlJc w:val="left"/>
+      <w:pPr>
+        <w:ind w:left="1080" w:hanging="360"/>
+      </w:pPr>
+      <w:rPr>
+        <w:rFonts w:ascii="Symbol" w:hAnsi="Symbol" w:hint="default"/>
+      </w:rPr>
+    </w:lvl>
+    <w:lvl w:ilvl="1" w:tplc="04100003" w:tentative="1">
+      <w:start w:val="1"/>
+      <w:numFmt w:val="bullet"/>
+      <w:lvlText w:val="o"/>
+      <w:lvlJc w:val="left"/>
+      <w:pPr>
+        <w:ind w:left="1800" w:hanging="360"/>
+      </w:pPr>
+      <w:rPr>
+        <w:rFonts w:ascii="Courier New" w:hAnsi="Courier New" w:cs="Courier New" w:hint="default"/>
+      </w:rPr>
+    </w:lvl>
+    <w:lvl w:ilvl="2" w:tplc="04100005" w:tentative="1">
+      <w:start w:val="1"/>
+      <w:numFmt w:val="bullet"/>
+      <w:lvlText w:val=""/>
+      <w:lvlJc w:val="left"/>
+      <w:pPr>
+        <w:ind w:left="2520" w:hanging="360"/>
+      </w:pPr>
+      <w:rPr>
+        <w:rFonts w:ascii="Wingdings" w:hAnsi="Wingdings" w:hint="default"/>
+      </w:rPr>
+    </w:lvl>
+    <w:lvl w:ilvl="3" w:tplc="04100001" w:tentative="1">
+      <w:start w:val="1"/>
+      <w:numFmt w:val="bullet"/>
+      <w:lvlText w:val=""/>
+      <w:lvlJc w:val="left"/>
+      <w:pPr>
+        <w:ind w:left="3240" w:hanging="360"/>
+      </w:pPr>
+      <w:rPr>
+        <w:rFonts w:ascii="Symbol" w:hAnsi="Symbol" w:hint="default"/>
+      </w:rPr>
+    </w:lvl>
+    <w:lvl w:ilvl="4" w:tplc="04100003" w:tentative="1">
+      <w:start w:val="1"/>
+      <w:numFmt w:val="bullet"/>
+      <w:lvlText w:val="o"/>
+      <w:lvlJc w:val="left"/>
+      <w:pPr>
+        <w:ind w:left="3960" w:hanging="360"/>
+      </w:pPr>
+      <w:rPr>
+        <w:rFonts w:ascii="Courier New" w:hAnsi="Courier New" w:cs="Courier New" w:hint="default"/>
+      </w:rPr>
+    </w:lvl>
+    <w:lvl w:ilvl="5" w:tplc="04100005" w:tentative="1">
+      <w:start w:val="1"/>
+      <w:numFmt w:val="bullet"/>
+      <w:lvlText w:val=""/>
+      <w:lvlJc w:val="left"/>
+      <w:pPr>
+        <w:ind w:left="4680" w:hanging="360"/>
+      </w:pPr>
+      <w:rPr>
+        <w:rFonts w:ascii="Wingdings" w:hAnsi="Wingdings" w:hint="default"/>
+      </w:rPr>
+    </w:lvl>
+    <w:lvl w:ilvl="6" w:tplc="04100001" w:tentative="1">
+      <w:start w:val="1"/>
+      <w:numFmt w:val="bullet"/>
+      <w:lvlText w:val=""/>
+      <w:lvlJc w:val="left"/>
+      <w:pPr>
+        <w:ind w:left="5400" w:hanging="360"/>
+      </w:pPr>
+      <w:rPr>
+        <w:rFonts w:ascii="Symbol" w:hAnsi="Symbol" w:hint="default"/>
+      </w:rPr>
+    </w:lvl>
+    <w:lvl w:ilvl="7" w:tplc="04100003" w:tentative="1">
+      <w:start w:val="1"/>
+      <w:numFmt w:val="bullet"/>
+      <w:lvlText w:val="o"/>
+      <w:lvlJc w:val="left"/>
+      <w:pPr>
+        <w:ind w:left="6120" w:hanging="360"/>
+      </w:pPr>
+      <w:rPr>
+        <w:rFonts w:ascii="Courier New" w:hAnsi="Courier New" w:cs="Courier New" w:hint="default"/>
+      </w:rPr>
+    </w:lvl>
+    <w:lvl w:ilvl="8" w:tplc="04100005" w:tentative="1">
+      <w:start w:val="1"/>
+      <w:numFmt w:val="bullet"/>
+      <w:lvlText w:val=""/>
+      <w:lvlJc w:val="left"/>
+      <w:pPr>
+        <w:ind w:left="6840" w:hanging="360"/>
+      </w:pPr>
+      <w:rPr>
+        <w:rFonts w:ascii="Wingdings" w:hAnsi="Wingdings" w:hint="default"/>
+      </w:rPr>
+    </w:lvl>
+  </w:abstractNum>
+  <w:abstractNum w:abstractNumId="16" w15:restartNumberingAfterBreak="0">
+    <w:nsid w:val="56AD7BAB"/>
+    <w:multiLevelType w:val="hybridMultilevel"/>
+    <w:tmpl w:val="50FEA1CE"/>
+    <w:lvl w:ilvl="0" w:tplc="04100001">
+      <w:start w:val="1"/>
+      <w:numFmt w:val="bullet"/>
+      <w:lvlText w:val=""/>
+      <w:lvlJc w:val="left"/>
+      <w:pPr>
+        <w:ind w:left="720" w:hanging="360"/>
+      </w:pPr>
+      <w:rPr>
+        <w:rFonts w:ascii="Symbol" w:hAnsi="Symbol" w:hint="default"/>
+      </w:rPr>
+    </w:lvl>
+    <w:lvl w:ilvl="1" w:tplc="04100003" w:tentative="1">
+      <w:start w:val="1"/>
+      <w:numFmt w:val="bullet"/>
+      <w:lvlText w:val="o"/>
+      <w:lvlJc w:val="left"/>
+      <w:pPr>
+        <w:ind w:left="1440" w:hanging="360"/>
+      </w:pPr>
+      <w:rPr>
+        <w:rFonts w:ascii="Courier New" w:hAnsi="Courier New" w:cs="Courier New" w:hint="default"/>
+      </w:rPr>
+    </w:lvl>
+    <w:lvl w:ilvl="2" w:tplc="04100005" w:tentative="1">
+      <w:start w:val="1"/>
+      <w:numFmt w:val="bullet"/>
+      <w:lvlText w:val=""/>
+      <w:lvlJc w:val="left"/>
+      <w:pPr>
+        <w:ind w:left="2160" w:hanging="360"/>
+      </w:pPr>
+      <w:rPr>
+        <w:rFonts w:ascii="Wingdings" w:hAnsi="Wingdings" w:hint="default"/>
+      </w:rPr>
+    </w:lvl>
+    <w:lvl w:ilvl="3" w:tplc="04100001" w:tentative="1">
+      <w:start w:val="1"/>
+      <w:numFmt w:val="bullet"/>
+      <w:lvlText w:val=""/>
+      <w:lvlJc w:val="left"/>
+      <w:pPr>
+        <w:ind w:left="2880" w:hanging="360"/>
+      </w:pPr>
+      <w:rPr>
+        <w:rFonts w:ascii="Symbol" w:hAnsi="Symbol" w:hint="default"/>
+      </w:rPr>
+    </w:lvl>
+    <w:lvl w:ilvl="4" w:tplc="04100003" w:tentative="1">
+      <w:start w:val="1"/>
+      <w:numFmt w:val="bullet"/>
+      <w:lvlText w:val="o"/>
+      <w:lvlJc w:val="left"/>
+      <w:pPr>
+        <w:ind w:left="3600" w:hanging="360"/>
+      </w:pPr>
+      <w:rPr>
+        <w:rFonts w:ascii="Courier New" w:hAnsi="Courier New" w:cs="Courier New" w:hint="default"/>
+      </w:rPr>
+    </w:lvl>
+    <w:lvl w:ilvl="5" w:tplc="04100005" w:tentative="1">
+      <w:start w:val="1"/>
+      <w:numFmt w:val="bullet"/>
+      <w:lvlText w:val=""/>
+      <w:lvlJc w:val="left"/>
+      <w:pPr>
+        <w:ind w:left="4320" w:hanging="360"/>
+      </w:pPr>
+      <w:rPr>
+        <w:rFonts w:ascii="Wingdings" w:hAnsi="Wingdings" w:hint="default"/>
+      </w:rPr>
+    </w:lvl>
+    <w:lvl w:ilvl="6" w:tplc="04100001" w:tentative="1">
+      <w:start w:val="1"/>
+      <w:numFmt w:val="bullet"/>
+      <w:lvlText w:val=""/>
+      <w:lvlJc w:val="left"/>
+      <w:pPr>
+        <w:ind w:left="5040" w:hanging="360"/>
+      </w:pPr>
+      <w:rPr>
+        <w:rFonts w:ascii="Symbol" w:hAnsi="Symbol" w:hint="default"/>
+      </w:rPr>
+    </w:lvl>
+    <w:lvl w:ilvl="7" w:tplc="04100003" w:tentative="1">
+      <w:start w:val="1"/>
+      <w:numFmt w:val="bullet"/>
+      <w:lvlText w:val="o"/>
+      <w:lvlJc w:val="left"/>
+      <w:pPr>
+        <w:ind w:left="5760" w:hanging="360"/>
+      </w:pPr>
+      <w:rPr>
+        <w:rFonts w:ascii="Courier New" w:hAnsi="Courier New" w:cs="Courier New" w:hint="default"/>
+      </w:rPr>
+    </w:lvl>
+    <w:lvl w:ilvl="8" w:tplc="04100005" w:tentative="1">
+      <w:start w:val="1"/>
+      <w:numFmt w:val="bullet"/>
+      <w:lvlText w:val=""/>
+      <w:lvlJc w:val="left"/>
+      <w:pPr>
+        <w:ind w:left="6480" w:hanging="360"/>
+      </w:pPr>
+      <w:rPr>
+        <w:rFonts w:ascii="Wingdings" w:hAnsi="Wingdings" w:hint="default"/>
+      </w:rPr>
+    </w:lvl>
+  </w:abstractNum>
+  <w:abstractNum w:abstractNumId="17" w15:restartNumberingAfterBreak="0">
     <w:nsid w:val="57022210"/>
     <w:multiLevelType w:val="hybridMultilevel"/>
     <w:tmpl w:val="036A45BE"/>
+    <w:lvl w:ilvl="0" w:tplc="04100001">
+      <w:start w:val="1"/>
+      <w:numFmt w:val="bullet"/>
+      <w:lvlText w:val=""/>
+      <w:lvlJc w:val="left"/>
+      <w:pPr>
+        <w:ind w:left="720" w:hanging="360"/>
+      </w:pPr>
+      <w:rPr>
+        <w:rFonts w:ascii="Symbol" w:hAnsi="Symbol" w:hint="default"/>
+      </w:rPr>
+    </w:lvl>
+    <w:lvl w:ilvl="1" w:tplc="04100003" w:tentative="1">
+      <w:start w:val="1"/>
+      <w:numFmt w:val="bullet"/>
+      <w:lvlText w:val="o"/>
+      <w:lvlJc w:val="left"/>
+      <w:pPr>
+        <w:ind w:left="1440" w:hanging="360"/>
+      </w:pPr>
+      <w:rPr>
+        <w:rFonts w:ascii="Courier New" w:hAnsi="Courier New" w:cs="Courier New" w:hint="default"/>
+      </w:rPr>
+    </w:lvl>
+    <w:lvl w:ilvl="2" w:tplc="04100005" w:tentative="1">
+      <w:start w:val="1"/>
+      <w:numFmt w:val="bullet"/>
+      <w:lvlText w:val=""/>
+      <w:lvlJc w:val="left"/>
+      <w:pPr>
+        <w:ind w:left="2160" w:hanging="360"/>
+      </w:pPr>
+      <w:rPr>
+        <w:rFonts w:ascii="Wingdings" w:hAnsi="Wingdings" w:hint="default"/>
+      </w:rPr>
+    </w:lvl>
+    <w:lvl w:ilvl="3" w:tplc="04100001" w:tentative="1">
+      <w:start w:val="1"/>
+      <w:numFmt w:val="bullet"/>
+      <w:lvlText w:val=""/>
+      <w:lvlJc w:val="left"/>
+      <w:pPr>
+        <w:ind w:left="2880" w:hanging="360"/>
+      </w:pPr>
+      <w:rPr>
+        <w:rFonts w:ascii="Symbol" w:hAnsi="Symbol" w:hint="default"/>
+      </w:rPr>
+    </w:lvl>
+    <w:lvl w:ilvl="4" w:tplc="04100003" w:tentative="1">
+      <w:start w:val="1"/>
+      <w:numFmt w:val="bullet"/>
+      <w:lvlText w:val="o"/>
+      <w:lvlJc w:val="left"/>
+      <w:pPr>
+        <w:ind w:left="3600" w:hanging="360"/>
+      </w:pPr>
+      <w:rPr>
+        <w:rFonts w:ascii="Courier New" w:hAnsi="Courier New" w:cs="Courier New" w:hint="default"/>
+      </w:rPr>
+    </w:lvl>
+    <w:lvl w:ilvl="5" w:tplc="04100005" w:tentative="1">
+      <w:start w:val="1"/>
+      <w:numFmt w:val="bullet"/>
+      <w:lvlText w:val=""/>
+      <w:lvlJc w:val="left"/>
+      <w:pPr>
+        <w:ind w:left="4320" w:hanging="360"/>
+      </w:pPr>
+      <w:rPr>
+        <w:rFonts w:ascii="Wingdings" w:hAnsi="Wingdings" w:hint="default"/>
+      </w:rPr>
+    </w:lvl>
+    <w:lvl w:ilvl="6" w:tplc="04100001" w:tentative="1">
+      <w:start w:val="1"/>
+      <w:numFmt w:val="bullet"/>
+      <w:lvlText w:val=""/>
+      <w:lvlJc w:val="left"/>
+      <w:pPr>
+        <w:ind w:left="5040" w:hanging="360"/>
+      </w:pPr>
+      <w:rPr>
+        <w:rFonts w:ascii="Symbol" w:hAnsi="Symbol" w:hint="default"/>
+      </w:rPr>
+    </w:lvl>
+    <w:lvl w:ilvl="7" w:tplc="04100003" w:tentative="1">
+      <w:start w:val="1"/>
+      <w:numFmt w:val="bullet"/>
+      <w:lvlText w:val="o"/>
+      <w:lvlJc w:val="left"/>
+      <w:pPr>
+        <w:ind w:left="5760" w:hanging="360"/>
+      </w:pPr>
+      <w:rPr>
+        <w:rFonts w:ascii="Courier New" w:hAnsi="Courier New" w:cs="Courier New" w:hint="default"/>
+      </w:rPr>
+    </w:lvl>
+    <w:lvl w:ilvl="8" w:tplc="04100005" w:tentative="1">
+      <w:start w:val="1"/>
+      <w:numFmt w:val="bullet"/>
+      <w:lvlText w:val=""/>
+      <w:lvlJc w:val="left"/>
+      <w:pPr>
+        <w:ind w:left="6480" w:hanging="360"/>
+      </w:pPr>
+      <w:rPr>
+        <w:rFonts w:ascii="Wingdings" w:hAnsi="Wingdings" w:hint="default"/>
+      </w:rPr>
+    </w:lvl>
+  </w:abstractNum>
+  <w:abstractNum w:abstractNumId="18" w15:restartNumberingAfterBreak="0">
+    <w:nsid w:val="5B2F5FE2"/>
+    <w:multiLevelType w:val="hybridMultilevel"/>
+    <w:tmpl w:val="7E481162"/>
     <w:lvl w:ilvl="0" w:tplc="04100001">
       <w:start w:val="1"/>
       <w:numFmt w:val="bullet"/>
@@ -4909,16 +7937,58 @@
     <w:abstractNumId w:val="0"/>
   </w:num>
   <w:num w:numId="2" w16cid:durableId="33502016">
+    <w:abstractNumId w:val="12"/>
+  </w:num>
+  <w:num w:numId="3" w16cid:durableId="1547833832">
+    <w:abstractNumId w:val="3"/>
+  </w:num>
+  <w:num w:numId="4" w16cid:durableId="1327056775">
+    <w:abstractNumId w:val="13"/>
+  </w:num>
+  <w:num w:numId="5" w16cid:durableId="1850212523">
+    <w:abstractNumId w:val="17"/>
+  </w:num>
+  <w:num w:numId="6" w16cid:durableId="1127311968">
+    <w:abstractNumId w:val="6"/>
+  </w:num>
+  <w:num w:numId="7" w16cid:durableId="1348680902">
+    <w:abstractNumId w:val="11"/>
+  </w:num>
+  <w:num w:numId="8" w16cid:durableId="1747343548">
+    <w:abstractNumId w:val="18"/>
+  </w:num>
+  <w:num w:numId="9" w16cid:durableId="16934429">
+    <w:abstractNumId w:val="8"/>
+  </w:num>
+  <w:num w:numId="10" w16cid:durableId="1551305219">
+    <w:abstractNumId w:val="16"/>
+  </w:num>
+  <w:num w:numId="11" w16cid:durableId="1018503249">
+    <w:abstractNumId w:val="7"/>
+  </w:num>
+  <w:num w:numId="12" w16cid:durableId="297993834">
+    <w:abstractNumId w:val="14"/>
+  </w:num>
+  <w:num w:numId="13" w16cid:durableId="808865101">
+    <w:abstractNumId w:val="9"/>
+  </w:num>
+  <w:num w:numId="14" w16cid:durableId="290132389">
     <w:abstractNumId w:val="2"/>
   </w:num>
-  <w:num w:numId="3" w16cid:durableId="1547833832">
+  <w:num w:numId="15" w16cid:durableId="1164008288">
+    <w:abstractNumId w:val="5"/>
+  </w:num>
+  <w:num w:numId="16" w16cid:durableId="888608484">
+    <w:abstractNumId w:val="15"/>
+  </w:num>
+  <w:num w:numId="17" w16cid:durableId="696390381">
+    <w:abstractNumId w:val="10"/>
+  </w:num>
+  <w:num w:numId="18" w16cid:durableId="1156342951">
+    <w:abstractNumId w:val="4"/>
+  </w:num>
+  <w:num w:numId="19" w16cid:durableId="1458724079">
     <w:abstractNumId w:val="1"/>
-  </w:num>
-  <w:num w:numId="4" w16cid:durableId="1327056775">
-    <w:abstractNumId w:val="3"/>
-  </w:num>
-  <w:num w:numId="5" w16cid:durableId="1850212523">
-    <w:abstractNumId w:val="4"/>
   </w:num>
 </w:numbering>
 </file>
@@ -5376,7 +8446,6 @@
     <w:next w:val="Normal"/>
     <w:link w:val="Heading3Char"/>
     <w:uiPriority w:val="9"/>
-    <w:semiHidden/>
     <w:unhideWhenUsed/>
     <w:qFormat/>
     <w:rsid w:val="00170C1F"/>
@@ -5594,7 +8663,6 @@
     <w:basedOn w:val="DefaultParagraphFont"/>
     <w:link w:val="Heading3"/>
     <w:uiPriority w:val="9"/>
-    <w:semiHidden/>
     <w:rsid w:val="00170C1F"/>
     <w:rPr>
       <w:rFonts w:asciiTheme="majorHAnsi" w:eastAsiaTheme="majorEastAsia" w:hAnsiTheme="majorHAnsi" w:cstheme="majorBidi"/>
@@ -6030,6 +9098,19 @@
       <w:ind w:left="220"/>
     </w:pPr>
   </w:style>
+  <w:style w:type="paragraph" w:styleId="TOC3">
+    <w:name w:val="toc 3"/>
+    <w:basedOn w:val="Normal"/>
+    <w:next w:val="Normal"/>
+    <w:autoRedefine/>
+    <w:uiPriority w:val="39"/>
+    <w:unhideWhenUsed/>
+    <w:rsid w:val="00385D57"/>
+    <w:pPr>
+      <w:spacing w:after="100"/>
+      <w:ind w:left="440"/>
+    </w:pPr>
+  </w:style>
 </w:styles>
 </file>
 

--- a/public/Documentazione.docx
+++ b/public/Documentazione.docx
@@ -67,7 +67,7 @@
           <w:r>
             <w:fldChar w:fldCharType="separate"/>
           </w:r>
-          <w:hyperlink w:anchor="_Toc243991486" w:history="1">
+          <w:hyperlink w:anchor="_Toc243992546" w:history="1">
             <w:r>
               <w:rPr>
                 <w:rStyle w:val="Hyperlink"/>
@@ -94,7 +94,7 @@
                 <w:noProof/>
                 <w:webHidden/>
               </w:rPr>
-              <w:instrText xml:space="preserve"> PAGEREF _Toc243991486 \h </w:instrText>
+              <w:instrText xml:space="preserve"> PAGEREF _Toc243992546 \h </w:instrText>
             </w:r>
             <w:r>
               <w:rPr>
@@ -115,6 +115,79 @@
                 <w:webHidden/>
               </w:rPr>
               <w:t>2</w:t>
+            </w:r>
+            <w:r>
+              <w:rPr>
+                <w:noProof/>
+                <w:webHidden/>
+              </w:rPr>
+              <w:fldChar w:fldCharType="end"/>
+            </w:r>
+          </w:hyperlink>
+        </w:p>
+        <w:p>
+          <w:pPr>
+            <w:pStyle w:val="TOC1"/>
+            <w:tabs>
+              <w:tab w:val="right" w:leader="dot" w:pos="9016"/>
+            </w:tabs>
+            <w:rPr>
+              <w:noProof/>
+              <w:kern w:val="2"/>
+              <w:sz w:val="24"/>
+              <w:szCs w:val="24"/>
+              <w:lang w:eastAsia="it-IT"/>
+              <w14:ligatures w14:val="standardContextual"/>
+            </w:rPr>
+          </w:pPr>
+          <w:hyperlink w:anchor="_Toc243992547" w:history="1">
+            <w:r>
+              <w:rPr>
+                <w:rStyle w:val="Hyperlink"/>
+                <w:noProof/>
+              </w:rPr>
+              <w:t>Progetto dbIscrizioni (Database iscritti 14+ / Anni Verdi&amp;Rossi)</w:t>
+            </w:r>
+            <w:r>
+              <w:rPr>
+                <w:noProof/>
+                <w:webHidden/>
+              </w:rPr>
+              <w:tab/>
+            </w:r>
+            <w:r>
+              <w:rPr>
+                <w:noProof/>
+                <w:webHidden/>
+              </w:rPr>
+              <w:fldChar w:fldCharType="begin"/>
+            </w:r>
+            <w:r>
+              <w:rPr>
+                <w:noProof/>
+                <w:webHidden/>
+              </w:rPr>
+              <w:instrText xml:space="preserve"> PAGEREF _Toc243992547 \h </w:instrText>
+            </w:r>
+            <w:r>
+              <w:rPr>
+                <w:noProof/>
+                <w:webHidden/>
+              </w:rPr>
+            </w:r>
+            <w:r>
+              <w:rPr>
+                <w:noProof/>
+                <w:webHidden/>
+              </w:rPr>
+              <w:fldChar w:fldCharType="separate"/>
+            </w:r>
+            <w:r>
+              <w:rPr>
+                <w:noProof/>
+                <w:webHidden/>
+              </w:rPr>
+              <w:t>3</w:t>
             </w:r>
             <w:r>
               <w:rPr>
@@ -140,13 +213,13 @@
               <w14:ligatures w14:val="standardContextual"/>
             </w:rPr>
           </w:pPr>
-          <w:hyperlink w:anchor="_Toc243991487" w:history="1">
+          <w:hyperlink w:anchor="_Toc243992548" w:history="1">
             <w:r>
               <w:rPr>
                 <w:rStyle w:val="Hyperlink"/>
                 <w:noProof/>
               </w:rPr>
-              <w:t>Progetto dbIscrizioni (Database iscritti 14+ / Anni Verdi&amp;Rossi)</w:t>
+              <w:t>Struttura e tabelle iscritti 14+ e soci Anni Verdi&amp;Rossi:</w:t>
             </w:r>
             <w:r>
               <w:rPr>
@@ -167,7 +240,7 @@
                 <w:noProof/>
                 <w:webHidden/>
               </w:rPr>
-              <w:instrText xml:space="preserve"> PAGEREF _Toc243991487 \h </w:instrText>
+              <w:instrText xml:space="preserve"> PAGEREF _Toc243992548 \h </w:instrText>
             </w:r>
             <w:r>
               <w:rPr>
@@ -200,7 +273,7 @@
         </w:p>
         <w:p>
           <w:pPr>
-            <w:pStyle w:val="TOC3"/>
+            <w:pStyle w:val="TOC2"/>
             <w:tabs>
               <w:tab w:val="right" w:leader="dot" w:pos="9016"/>
             </w:tabs>
@@ -213,13 +286,13 @@
               <w14:ligatures w14:val="standardContextual"/>
             </w:rPr>
           </w:pPr>
-          <w:hyperlink w:anchor="_Toc243991488" w:history="1">
+          <w:hyperlink w:anchor="_Toc243992549" w:history="1">
             <w:r>
               <w:rPr>
                 <w:rStyle w:val="Hyperlink"/>
                 <w:noProof/>
               </w:rPr>
-              <w:t>Struttura e tabelle iscritti 14+ e soci Anni Verdi&amp;Rossi:</w:t>
+              <w:t>Regole di accesso ai dati:</w:t>
             </w:r>
             <w:r>
               <w:rPr>
@@ -240,7 +313,7 @@
                 <w:noProof/>
                 <w:webHidden/>
               </w:rPr>
-              <w:instrText xml:space="preserve"> PAGEREF _Toc243991488 \h </w:instrText>
+              <w:instrText xml:space="preserve"> PAGEREF _Toc243992549 \h </w:instrText>
             </w:r>
             <w:r>
               <w:rPr>
@@ -273,7 +346,7 @@
         </w:p>
         <w:p>
           <w:pPr>
-            <w:pStyle w:val="TOC3"/>
+            <w:pStyle w:val="TOC2"/>
             <w:tabs>
               <w:tab w:val="right" w:leader="dot" w:pos="9016"/>
             </w:tabs>
@@ -286,13 +359,13 @@
               <w14:ligatures w14:val="standardContextual"/>
             </w:rPr>
           </w:pPr>
-          <w:hyperlink w:anchor="_Toc243991489" w:history="1">
+          <w:hyperlink w:anchor="_Toc243992550" w:history="1">
             <w:r>
               <w:rPr>
                 <w:rStyle w:val="Hyperlink"/>
                 <w:noProof/>
               </w:rPr>
-              <w:t>Regole di accesso ai dati:</w:t>
+              <w:t>Sistema di Autenticazione e Sicurezza</w:t>
             </w:r>
             <w:r>
               <w:rPr>
@@ -313,7 +386,7 @@
                 <w:noProof/>
                 <w:webHidden/>
               </w:rPr>
-              <w:instrText xml:space="preserve"> PAGEREF _Toc243991489 \h </w:instrText>
+              <w:instrText xml:space="preserve"> PAGEREF _Toc243992550 \h </w:instrText>
             </w:r>
             <w:r>
               <w:rPr>
@@ -333,7 +406,7 @@
                 <w:noProof/>
                 <w:webHidden/>
               </w:rPr>
-              <w:t>3</w:t>
+              <w:t>4</w:t>
             </w:r>
             <w:r>
               <w:rPr>
@@ -346,7 +419,7 @@
         </w:p>
         <w:p>
           <w:pPr>
-            <w:pStyle w:val="TOC3"/>
+            <w:pStyle w:val="TOC2"/>
             <w:tabs>
               <w:tab w:val="right" w:leader="dot" w:pos="9016"/>
             </w:tabs>
@@ -359,13 +432,13 @@
               <w14:ligatures w14:val="standardContextual"/>
             </w:rPr>
           </w:pPr>
-          <w:hyperlink w:anchor="_Toc243991490" w:history="1">
+          <w:hyperlink w:anchor="_Toc243992551" w:history="1">
             <w:r>
               <w:rPr>
                 <w:rStyle w:val="Hyperlink"/>
                 <w:noProof/>
               </w:rPr>
-              <w:t>Sistema di Autenticazione e Sicurezza</w:t>
+              <w:t>Gestione Anagrafiche</w:t>
             </w:r>
             <w:r>
               <w:rPr>
@@ -386,7 +459,7 @@
                 <w:noProof/>
                 <w:webHidden/>
               </w:rPr>
-              <w:instrText xml:space="preserve"> PAGEREF _Toc243991490 \h </w:instrText>
+              <w:instrText xml:space="preserve"> PAGEREF _Toc243992551 \h </w:instrText>
             </w:r>
             <w:r>
               <w:rPr>
@@ -406,7 +479,7 @@
                 <w:noProof/>
                 <w:webHidden/>
               </w:rPr>
-              <w:t>4</w:t>
+              <w:t>5</w:t>
             </w:r>
             <w:r>
               <w:rPr>
@@ -419,7 +492,7 @@
         </w:p>
         <w:p>
           <w:pPr>
-            <w:pStyle w:val="TOC3"/>
+            <w:pStyle w:val="TOC2"/>
             <w:tabs>
               <w:tab w:val="right" w:leader="dot" w:pos="9016"/>
             </w:tabs>
@@ -432,13 +505,13 @@
               <w14:ligatures w14:val="standardContextual"/>
             </w:rPr>
           </w:pPr>
-          <w:hyperlink w:anchor="_Toc243991491" w:history="1">
+          <w:hyperlink w:anchor="_Toc243992552" w:history="1">
             <w:r>
               <w:rPr>
                 <w:rStyle w:val="Hyperlink"/>
                 <w:noProof/>
               </w:rPr>
-              <w:t>Gestione Anagrafiche</w:t>
+              <w:t>Storico e Calcolo Onorificenze</w:t>
             </w:r>
             <w:r>
               <w:rPr>
@@ -459,7 +532,7 @@
                 <w:noProof/>
                 <w:webHidden/>
               </w:rPr>
-              <w:instrText xml:space="preserve"> PAGEREF _Toc243991491 \h </w:instrText>
+              <w:instrText xml:space="preserve"> PAGEREF _Toc243992552 \h </w:instrText>
             </w:r>
             <w:r>
               <w:rPr>
@@ -492,7 +565,7 @@
         </w:p>
         <w:p>
           <w:pPr>
-            <w:pStyle w:val="TOC3"/>
+            <w:pStyle w:val="TOC2"/>
             <w:tabs>
               <w:tab w:val="right" w:leader="dot" w:pos="9016"/>
             </w:tabs>
@@ -505,13 +578,13 @@
               <w14:ligatures w14:val="standardContextual"/>
             </w:rPr>
           </w:pPr>
-          <w:hyperlink w:anchor="_Toc243991492" w:history="1">
+          <w:hyperlink w:anchor="_Toc243992553" w:history="1">
             <w:r>
               <w:rPr>
                 <w:rStyle w:val="Hyperlink"/>
                 <w:noProof/>
               </w:rPr>
-              <w:t>Storico e Calcolo Onorificenze</w:t>
+              <w:t>Ricerca Filtrata ed Estrazione Prelazioni</w:t>
             </w:r>
             <w:r>
               <w:rPr>
@@ -532,7 +605,7 @@
                 <w:noProof/>
                 <w:webHidden/>
               </w:rPr>
-              <w:instrText xml:space="preserve"> PAGEREF _Toc243991492 \h </w:instrText>
+              <w:instrText xml:space="preserve"> PAGEREF _Toc243992553 \h </w:instrText>
             </w:r>
             <w:r>
               <w:rPr>
@@ -565,7 +638,7 @@
         </w:p>
         <w:p>
           <w:pPr>
-            <w:pStyle w:val="TOC3"/>
+            <w:pStyle w:val="TOC2"/>
             <w:tabs>
               <w:tab w:val="right" w:leader="dot" w:pos="9016"/>
             </w:tabs>
@@ -578,13 +651,13 @@
               <w14:ligatures w14:val="standardContextual"/>
             </w:rPr>
           </w:pPr>
-          <w:hyperlink w:anchor="_Toc243991493" w:history="1">
+          <w:hyperlink w:anchor="_Toc243992554" w:history="1">
             <w:r>
               <w:rPr>
                 <w:rStyle w:val="Hyperlink"/>
                 <w:noProof/>
               </w:rPr>
-              <w:t>Ricerca Filtrata ed Estrazione Prelazioni</w:t>
+              <w:t>Configurazione e Parametri di Sistema</w:t>
             </w:r>
             <w:r>
               <w:rPr>
@@ -605,80 +678,7 @@
                 <w:noProof/>
                 <w:webHidden/>
               </w:rPr>
-              <w:instrText xml:space="preserve"> PAGEREF _Toc243991493 \h </w:instrText>
-            </w:r>
-            <w:r>
-              <w:rPr>
-                <w:noProof/>
-                <w:webHidden/>
-              </w:rPr>
-            </w:r>
-            <w:r>
-              <w:rPr>
-                <w:noProof/>
-                <w:webHidden/>
-              </w:rPr>
-              <w:fldChar w:fldCharType="separate"/>
-            </w:r>
-            <w:r>
-              <w:rPr>
-                <w:noProof/>
-                <w:webHidden/>
-              </w:rPr>
-              <w:t>5</w:t>
-            </w:r>
-            <w:r>
-              <w:rPr>
-                <w:noProof/>
-                <w:webHidden/>
-              </w:rPr>
-              <w:fldChar w:fldCharType="end"/>
-            </w:r>
-          </w:hyperlink>
-        </w:p>
-        <w:p>
-          <w:pPr>
-            <w:pStyle w:val="TOC3"/>
-            <w:tabs>
-              <w:tab w:val="right" w:leader="dot" w:pos="9016"/>
-            </w:tabs>
-            <w:rPr>
-              <w:noProof/>
-              <w:kern w:val="2"/>
-              <w:sz w:val="24"/>
-              <w:szCs w:val="24"/>
-              <w:lang w:eastAsia="it-IT"/>
-              <w14:ligatures w14:val="standardContextual"/>
-            </w:rPr>
-          </w:pPr>
-          <w:hyperlink w:anchor="_Toc243991494" w:history="1">
-            <w:r>
-              <w:rPr>
-                <w:rStyle w:val="Hyperlink"/>
-                <w:noProof/>
-              </w:rPr>
-              <w:t>Configurazione e Parametri di Sistema</w:t>
-            </w:r>
-            <w:r>
-              <w:rPr>
-                <w:noProof/>
-                <w:webHidden/>
-              </w:rPr>
-              <w:tab/>
-            </w:r>
-            <w:r>
-              <w:rPr>
-                <w:noProof/>
-                <w:webHidden/>
-              </w:rPr>
-              <w:fldChar w:fldCharType="begin"/>
-            </w:r>
-            <w:r>
-              <w:rPr>
-                <w:noProof/>
-                <w:webHidden/>
-              </w:rPr>
-              <w:instrText xml:space="preserve"> PAGEREF _Toc243991494 \h </w:instrText>
+              <w:instrText xml:space="preserve"> PAGEREF _Toc243992554 \h </w:instrText>
             </w:r>
             <w:r>
               <w:rPr>
@@ -724,7 +724,7 @@
               <w14:ligatures w14:val="standardContextual"/>
             </w:rPr>
           </w:pPr>
-          <w:hyperlink w:anchor="_Toc243991495" w:history="1">
+          <w:hyperlink w:anchor="_Toc243992555" w:history="1">
             <w:r>
               <w:rPr>
                 <w:rStyle w:val="Hyperlink"/>
@@ -751,7 +751,7 @@
                 <w:noProof/>
                 <w:webHidden/>
               </w:rPr>
-              <w:instrText xml:space="preserve"> PAGEREF _Toc243991495 \h </w:instrText>
+              <w:instrText xml:space="preserve"> PAGEREF _Toc243992555 \h </w:instrText>
             </w:r>
             <w:r>
               <w:rPr>
@@ -772,6 +772,444 @@
                 <w:webHidden/>
               </w:rPr>
               <w:t>6</w:t>
+            </w:r>
+            <w:r>
+              <w:rPr>
+                <w:noProof/>
+                <w:webHidden/>
+              </w:rPr>
+              <w:fldChar w:fldCharType="end"/>
+            </w:r>
+          </w:hyperlink>
+        </w:p>
+        <w:p>
+          <w:pPr>
+            <w:pStyle w:val="TOC2"/>
+            <w:tabs>
+              <w:tab w:val="right" w:leader="dot" w:pos="9016"/>
+            </w:tabs>
+            <w:rPr>
+              <w:noProof/>
+              <w:kern w:val="2"/>
+              <w:sz w:val="24"/>
+              <w:szCs w:val="24"/>
+              <w:lang w:eastAsia="it-IT"/>
+              <w14:ligatures w14:val="standardContextual"/>
+            </w:rPr>
+          </w:pPr>
+          <w:hyperlink w:anchor="_Toc243992556" w:history="1">
+            <w:r>
+              <w:rPr>
+                <w:rStyle w:val="Hyperlink"/>
+                <w:noProof/>
+              </w:rPr>
+              <w:t>Panoramica del Progetto</w:t>
+            </w:r>
+            <w:r>
+              <w:rPr>
+                <w:noProof/>
+                <w:webHidden/>
+              </w:rPr>
+              <w:tab/>
+            </w:r>
+            <w:r>
+              <w:rPr>
+                <w:noProof/>
+                <w:webHidden/>
+              </w:rPr>
+              <w:fldChar w:fldCharType="begin"/>
+            </w:r>
+            <w:r>
+              <w:rPr>
+                <w:noProof/>
+                <w:webHidden/>
+              </w:rPr>
+              <w:instrText xml:space="preserve"> PAGEREF _Toc243992556 \h </w:instrText>
+            </w:r>
+            <w:r>
+              <w:rPr>
+                <w:noProof/>
+                <w:webHidden/>
+              </w:rPr>
+            </w:r>
+            <w:r>
+              <w:rPr>
+                <w:noProof/>
+                <w:webHidden/>
+              </w:rPr>
+              <w:fldChar w:fldCharType="separate"/>
+            </w:r>
+            <w:r>
+              <w:rPr>
+                <w:noProof/>
+                <w:webHidden/>
+              </w:rPr>
+              <w:t>6</w:t>
+            </w:r>
+            <w:r>
+              <w:rPr>
+                <w:noProof/>
+                <w:webHidden/>
+              </w:rPr>
+              <w:fldChar w:fldCharType="end"/>
+            </w:r>
+          </w:hyperlink>
+        </w:p>
+        <w:p>
+          <w:pPr>
+            <w:pStyle w:val="TOC2"/>
+            <w:tabs>
+              <w:tab w:val="right" w:leader="dot" w:pos="9016"/>
+            </w:tabs>
+            <w:rPr>
+              <w:noProof/>
+              <w:kern w:val="2"/>
+              <w:sz w:val="24"/>
+              <w:szCs w:val="24"/>
+              <w:lang w:eastAsia="it-IT"/>
+              <w14:ligatures w14:val="standardContextual"/>
+            </w:rPr>
+          </w:pPr>
+          <w:hyperlink w:anchor="_Toc243992557" w:history="1">
+            <w:r>
+              <w:rPr>
+                <w:rStyle w:val="Hyperlink"/>
+                <w:noProof/>
+              </w:rPr>
+              <w:t>Monitor Sala d'Attesa</w:t>
+            </w:r>
+            <w:r>
+              <w:rPr>
+                <w:noProof/>
+                <w:webHidden/>
+              </w:rPr>
+              <w:tab/>
+            </w:r>
+            <w:r>
+              <w:rPr>
+                <w:noProof/>
+                <w:webHidden/>
+              </w:rPr>
+              <w:fldChar w:fldCharType="begin"/>
+            </w:r>
+            <w:r>
+              <w:rPr>
+                <w:noProof/>
+                <w:webHidden/>
+              </w:rPr>
+              <w:instrText xml:space="preserve"> PAGEREF _Toc243992557 \h </w:instrText>
+            </w:r>
+            <w:r>
+              <w:rPr>
+                <w:noProof/>
+                <w:webHidden/>
+              </w:rPr>
+            </w:r>
+            <w:r>
+              <w:rPr>
+                <w:noProof/>
+                <w:webHidden/>
+              </w:rPr>
+              <w:fldChar w:fldCharType="separate"/>
+            </w:r>
+            <w:r>
+              <w:rPr>
+                <w:noProof/>
+                <w:webHidden/>
+              </w:rPr>
+              <w:t>6</w:t>
+            </w:r>
+            <w:r>
+              <w:rPr>
+                <w:noProof/>
+                <w:webHidden/>
+              </w:rPr>
+              <w:fldChar w:fldCharType="end"/>
+            </w:r>
+          </w:hyperlink>
+        </w:p>
+        <w:p>
+          <w:pPr>
+            <w:pStyle w:val="TOC2"/>
+            <w:tabs>
+              <w:tab w:val="right" w:leader="dot" w:pos="9016"/>
+            </w:tabs>
+            <w:rPr>
+              <w:noProof/>
+              <w:kern w:val="2"/>
+              <w:sz w:val="24"/>
+              <w:szCs w:val="24"/>
+              <w:lang w:eastAsia="it-IT"/>
+              <w14:ligatures w14:val="standardContextual"/>
+            </w:rPr>
+          </w:pPr>
+          <w:hyperlink w:anchor="_Toc243992558" w:history="1">
+            <w:r>
+              <w:rPr>
+                <w:rStyle w:val="Hyperlink"/>
+                <w:noProof/>
+              </w:rPr>
+              <w:t>Interfaccia Smartphone Utente</w:t>
+            </w:r>
+            <w:r>
+              <w:rPr>
+                <w:noProof/>
+                <w:webHidden/>
+              </w:rPr>
+              <w:tab/>
+            </w:r>
+            <w:r>
+              <w:rPr>
+                <w:noProof/>
+                <w:webHidden/>
+              </w:rPr>
+              <w:fldChar w:fldCharType="begin"/>
+            </w:r>
+            <w:r>
+              <w:rPr>
+                <w:noProof/>
+                <w:webHidden/>
+              </w:rPr>
+              <w:instrText xml:space="preserve"> PAGEREF _Toc243992558 \h </w:instrText>
+            </w:r>
+            <w:r>
+              <w:rPr>
+                <w:noProof/>
+                <w:webHidden/>
+              </w:rPr>
+            </w:r>
+            <w:r>
+              <w:rPr>
+                <w:noProof/>
+                <w:webHidden/>
+              </w:rPr>
+              <w:fldChar w:fldCharType="separate"/>
+            </w:r>
+            <w:r>
+              <w:rPr>
+                <w:noProof/>
+                <w:webHidden/>
+              </w:rPr>
+              <w:t>6</w:t>
+            </w:r>
+            <w:r>
+              <w:rPr>
+                <w:noProof/>
+                <w:webHidden/>
+              </w:rPr>
+              <w:fldChar w:fldCharType="end"/>
+            </w:r>
+          </w:hyperlink>
+        </w:p>
+        <w:p>
+          <w:pPr>
+            <w:pStyle w:val="TOC2"/>
+            <w:tabs>
+              <w:tab w:val="right" w:leader="dot" w:pos="9016"/>
+            </w:tabs>
+            <w:rPr>
+              <w:noProof/>
+              <w:kern w:val="2"/>
+              <w:sz w:val="24"/>
+              <w:szCs w:val="24"/>
+              <w:lang w:eastAsia="it-IT"/>
+              <w14:ligatures w14:val="standardContextual"/>
+            </w:rPr>
+          </w:pPr>
+          <w:hyperlink w:anchor="_Toc243992559" w:history="1">
+            <w:r>
+              <w:rPr>
+                <w:rStyle w:val="Hyperlink"/>
+                <w:noProof/>
+              </w:rPr>
+              <w:t>Stati del Ticket nell'App Mobile</w:t>
+            </w:r>
+            <w:r>
+              <w:rPr>
+                <w:noProof/>
+                <w:webHidden/>
+              </w:rPr>
+              <w:tab/>
+            </w:r>
+            <w:r>
+              <w:rPr>
+                <w:noProof/>
+                <w:webHidden/>
+              </w:rPr>
+              <w:fldChar w:fldCharType="begin"/>
+            </w:r>
+            <w:r>
+              <w:rPr>
+                <w:noProof/>
+                <w:webHidden/>
+              </w:rPr>
+              <w:instrText xml:space="preserve"> PAGEREF _Toc243992559 \h </w:instrText>
+            </w:r>
+            <w:r>
+              <w:rPr>
+                <w:noProof/>
+                <w:webHidden/>
+              </w:rPr>
+            </w:r>
+            <w:r>
+              <w:rPr>
+                <w:noProof/>
+                <w:webHidden/>
+              </w:rPr>
+              <w:fldChar w:fldCharType="separate"/>
+            </w:r>
+            <w:r>
+              <w:rPr>
+                <w:noProof/>
+                <w:webHidden/>
+              </w:rPr>
+              <w:t>6</w:t>
+            </w:r>
+            <w:r>
+              <w:rPr>
+                <w:noProof/>
+                <w:webHidden/>
+              </w:rPr>
+              <w:fldChar w:fldCharType="end"/>
+            </w:r>
+          </w:hyperlink>
+        </w:p>
+        <w:p>
+          <w:pPr>
+            <w:pStyle w:val="TOC2"/>
+            <w:tabs>
+              <w:tab w:val="right" w:leader="dot" w:pos="9016"/>
+            </w:tabs>
+            <w:rPr>
+              <w:noProof/>
+              <w:kern w:val="2"/>
+              <w:sz w:val="24"/>
+              <w:szCs w:val="24"/>
+              <w:lang w:eastAsia="it-IT"/>
+              <w14:ligatures w14:val="standardContextual"/>
+            </w:rPr>
+          </w:pPr>
+          <w:hyperlink w:anchor="_Toc243992560" w:history="1">
+            <w:r>
+              <w:rPr>
+                <w:rStyle w:val="Hyperlink"/>
+                <w:noProof/>
+              </w:rPr>
+              <w:t>Pannello Banco Segreteria</w:t>
+            </w:r>
+            <w:r>
+              <w:rPr>
+                <w:noProof/>
+                <w:webHidden/>
+              </w:rPr>
+              <w:tab/>
+            </w:r>
+            <w:r>
+              <w:rPr>
+                <w:noProof/>
+                <w:webHidden/>
+              </w:rPr>
+              <w:fldChar w:fldCharType="begin"/>
+            </w:r>
+            <w:r>
+              <w:rPr>
+                <w:noProof/>
+                <w:webHidden/>
+              </w:rPr>
+              <w:instrText xml:space="preserve"> PAGEREF _Toc243992560 \h </w:instrText>
+            </w:r>
+            <w:r>
+              <w:rPr>
+                <w:noProof/>
+                <w:webHidden/>
+              </w:rPr>
+            </w:r>
+            <w:r>
+              <w:rPr>
+                <w:noProof/>
+                <w:webHidden/>
+              </w:rPr>
+              <w:fldChar w:fldCharType="separate"/>
+            </w:r>
+            <w:r>
+              <w:rPr>
+                <w:noProof/>
+                <w:webHidden/>
+              </w:rPr>
+              <w:t>7</w:t>
+            </w:r>
+            <w:r>
+              <w:rPr>
+                <w:noProof/>
+                <w:webHidden/>
+              </w:rPr>
+              <w:fldChar w:fldCharType="end"/>
+            </w:r>
+          </w:hyperlink>
+        </w:p>
+        <w:p>
+          <w:pPr>
+            <w:pStyle w:val="TOC2"/>
+            <w:tabs>
+              <w:tab w:val="right" w:leader="dot" w:pos="9016"/>
+            </w:tabs>
+            <w:rPr>
+              <w:noProof/>
+              <w:kern w:val="2"/>
+              <w:sz w:val="24"/>
+              <w:szCs w:val="24"/>
+              <w:lang w:eastAsia="it-IT"/>
+              <w14:ligatures w14:val="standardContextual"/>
+            </w:rPr>
+          </w:pPr>
+          <w:hyperlink w:anchor="_Toc243992561" w:history="1">
+            <w:r>
+              <w:rPr>
+                <w:rStyle w:val="Hyperlink"/>
+                <w:noProof/>
+              </w:rPr>
+              <w:t>Struttura e tabelle:</w:t>
+            </w:r>
+            <w:r>
+              <w:rPr>
+                <w:noProof/>
+                <w:webHidden/>
+              </w:rPr>
+              <w:tab/>
+            </w:r>
+            <w:r>
+              <w:rPr>
+                <w:noProof/>
+                <w:webHidden/>
+              </w:rPr>
+              <w:fldChar w:fldCharType="begin"/>
+            </w:r>
+            <w:r>
+              <w:rPr>
+                <w:noProof/>
+                <w:webHidden/>
+              </w:rPr>
+              <w:instrText xml:space="preserve"> PAGEREF _Toc243992561 \h </w:instrText>
+            </w:r>
+            <w:r>
+              <w:rPr>
+                <w:noProof/>
+                <w:webHidden/>
+              </w:rPr>
+            </w:r>
+            <w:r>
+              <w:rPr>
+                <w:noProof/>
+                <w:webHidden/>
+              </w:rPr>
+              <w:fldChar w:fldCharType="separate"/>
+            </w:r>
+            <w:r>
+              <w:rPr>
+                <w:noProof/>
+                <w:webHidden/>
+              </w:rPr>
+              <w:t>7</w:t>
             </w:r>
             <w:r>
               <w:rPr>
@@ -797,7 +1235,7 @@
               <w14:ligatures w14:val="standardContextual"/>
             </w:rPr>
           </w:pPr>
-          <w:hyperlink w:anchor="_Toc243991496" w:history="1">
+          <w:hyperlink w:anchor="_Toc243992562" w:history="1">
             <w:r>
               <w:rPr>
                 <w:rStyle w:val="Hyperlink"/>
@@ -824,7 +1262,7 @@
                 <w:noProof/>
                 <w:webHidden/>
               </w:rPr>
-              <w:instrText xml:space="preserve"> PAGEREF _Toc243991496 \h </w:instrText>
+              <w:instrText xml:space="preserve"> PAGEREF _Toc243992562 \h </w:instrText>
             </w:r>
             <w:r>
               <w:rPr>
@@ -844,7 +1282,7 @@
                 <w:noProof/>
                 <w:webHidden/>
               </w:rPr>
-              <w:t>6</w:t>
+              <w:t>8</w:t>
             </w:r>
             <w:r>
               <w:rPr>
@@ -896,7 +1334,7 @@
       <w:pPr>
         <w:pStyle w:val="Heading1"/>
       </w:pPr>
-      <w:bookmarkStart w:id="0" w:name="_Toc243991486"/>
+      <w:bookmarkStart w:id="0" w:name="_Toc243992546"/>
       <w:r>
         <w:lastRenderedPageBreak/>
         <w:t>Generali</w:t>
@@ -1209,9 +1647,9 @@
     </w:p>
     <w:p>
       <w:pPr>
-        <w:pStyle w:val="Heading2"/>
-      </w:pPr>
-      <w:bookmarkStart w:id="1" w:name="_Toc243991487"/>
+        <w:pStyle w:val="Heading1"/>
+      </w:pPr>
+      <w:bookmarkStart w:id="1" w:name="_Toc243992547"/>
       <w:r>
         <w:lastRenderedPageBreak/>
         <w:t xml:space="preserve">Progetto </w:t>
@@ -1240,9 +1678,9 @@
     <w:p/>
     <w:p>
       <w:pPr>
-        <w:pStyle w:val="Heading3"/>
-      </w:pPr>
-      <w:bookmarkStart w:id="2" w:name="_Toc243991488"/>
+        <w:pStyle w:val="Heading2"/>
+      </w:pPr>
+      <w:bookmarkStart w:id="2" w:name="_Toc243992548"/>
       <w:r>
         <w:t xml:space="preserve">Struttura e tabelle iscritti 14+ e soci </w:t>
       </w:r>
@@ -1505,9 +1943,9 @@
     </w:p>
     <w:p>
       <w:pPr>
-        <w:pStyle w:val="Heading3"/>
-      </w:pPr>
-      <w:bookmarkStart w:id="3" w:name="_Toc243991489"/>
+        <w:pStyle w:val="Heading2"/>
+      </w:pPr>
+      <w:bookmarkStart w:id="3" w:name="_Toc243992549"/>
       <w:r>
         <w:t>Regole di accesso ai dati:</w:t>
       </w:r>
@@ -3780,9 +4218,9 @@
     </w:p>
     <w:p>
       <w:pPr>
-        <w:pStyle w:val="Heading3"/>
-      </w:pPr>
-      <w:bookmarkStart w:id="4" w:name="_Toc243991490"/>
+        <w:pStyle w:val="Heading2"/>
+      </w:pPr>
+      <w:bookmarkStart w:id="4" w:name="_Toc243992550"/>
       <w:r>
         <w:lastRenderedPageBreak/>
         <w:t>Sistema di Autenticazione e Sicurezza</w:t>
@@ -4056,9 +4494,9 @@
     </w:p>
     <w:p>
       <w:pPr>
-        <w:pStyle w:val="Heading3"/>
-      </w:pPr>
-      <w:bookmarkStart w:id="5" w:name="_Toc243991491"/>
+        <w:pStyle w:val="Heading2"/>
+      </w:pPr>
+      <w:bookmarkStart w:id="5" w:name="_Toc243992551"/>
       <w:r>
         <w:lastRenderedPageBreak/>
         <w:t>Gestione Anagrafiche</w:t>
@@ -4172,9 +4610,9 @@
     </w:p>
     <w:p>
       <w:pPr>
-        <w:pStyle w:val="Heading3"/>
-      </w:pPr>
-      <w:bookmarkStart w:id="6" w:name="_Toc243991492"/>
+        <w:pStyle w:val="Heading2"/>
+      </w:pPr>
+      <w:bookmarkStart w:id="6" w:name="_Toc243992552"/>
       <w:r>
         <w:t>Storico e Calcolo Onorificenze</w:t>
       </w:r>
@@ -4270,9 +4708,9 @@
     </w:p>
     <w:p>
       <w:pPr>
-        <w:pStyle w:val="Heading3"/>
-      </w:pPr>
-      <w:bookmarkStart w:id="7" w:name="_Toc243991493"/>
+        <w:pStyle w:val="Heading2"/>
+      </w:pPr>
+      <w:bookmarkStart w:id="7" w:name="_Toc243992553"/>
       <w:r>
         <w:t>Ricerca Filtrata ed Estrazione Prelazioni</w:t>
       </w:r>
@@ -4359,9 +4797,9 @@
     </w:p>
     <w:p>
       <w:pPr>
-        <w:pStyle w:val="Heading3"/>
-      </w:pPr>
-      <w:bookmarkStart w:id="8" w:name="_Toc243991494"/>
+        <w:pStyle w:val="Heading2"/>
+      </w:pPr>
+      <w:bookmarkStart w:id="8" w:name="_Toc243992554"/>
       <w:r>
         <w:t>Configurazione e Parametri di Sistema</w:t>
       </w:r>
@@ -4413,7 +4851,7 @@
       <w:pPr>
         <w:pStyle w:val="Heading1"/>
       </w:pPr>
-      <w:bookmarkStart w:id="9" w:name="_Toc243991495"/>
+      <w:bookmarkStart w:id="9" w:name="_Toc243992555"/>
       <w:r>
         <w:lastRenderedPageBreak/>
         <w:t xml:space="preserve">Progetto </w:t>
@@ -4440,9 +4878,11 @@
       <w:pPr>
         <w:pStyle w:val="Heading2"/>
       </w:pPr>
+      <w:bookmarkStart w:id="10" w:name="_Toc243992556"/>
       <w:r>
         <w:t>Panoramica del Progetto</w:t>
       </w:r>
+      <w:bookmarkEnd w:id="10"/>
     </w:p>
     <w:p>
       <w:pPr>
@@ -4542,12 +4982,14 @@
           <w:szCs w:val="20"/>
         </w:rPr>
       </w:pPr>
+      <w:bookmarkStart w:id="11" w:name="_Toc243992557"/>
       <w:r>
         <w:rPr>
           <w:rStyle w:val="Heading2Char"/>
         </w:rPr>
         <w:t>Monitor Sala d'Attesa</w:t>
       </w:r>
+      <w:bookmarkEnd w:id="11"/>
       <w:r>
         <w:rPr>
           <w:sz w:val="20"/>
@@ -4716,9 +5158,11 @@
       <w:pPr>
         <w:pStyle w:val="Heading2"/>
       </w:pPr>
+      <w:bookmarkStart w:id="12" w:name="_Toc243992558"/>
       <w:r>
         <w:t>Interfaccia Smartphone Utente</w:t>
       </w:r>
+      <w:bookmarkEnd w:id="12"/>
     </w:p>
     <w:p>
       <w:pPr>
@@ -4868,9 +5312,11 @@
       <w:pPr>
         <w:pStyle w:val="Heading2"/>
       </w:pPr>
+      <w:bookmarkStart w:id="13" w:name="_Toc243992559"/>
       <w:r>
         <w:t>Stati del Ticket nell'App Mobile</w:t>
       </w:r>
+      <w:bookmarkEnd w:id="13"/>
     </w:p>
     <w:p>
       <w:pPr>
@@ -5005,10 +5451,12 @@
       <w:pPr>
         <w:pStyle w:val="Heading2"/>
       </w:pPr>
+      <w:bookmarkStart w:id="14" w:name="_Toc243992560"/>
       <w:r>
         <w:lastRenderedPageBreak/>
         <w:t>Pannello Banco Segreteria</w:t>
       </w:r>
+      <w:bookmarkEnd w:id="14"/>
     </w:p>
     <w:p>
       <w:pPr>
@@ -5231,12 +5679,14 @@
       <w:pPr>
         <w:spacing w:after="0" w:line="240" w:lineRule="auto"/>
       </w:pPr>
+      <w:bookmarkStart w:id="15" w:name="_Toc243992561"/>
       <w:r>
         <w:rPr>
           <w:rStyle w:val="Heading2Char"/>
         </w:rPr>
         <w:t>Struttura e tabelle:</w:t>
       </w:r>
+      <w:bookmarkEnd w:id="15"/>
       <w:r>
         <w:rPr>
           <w:b/>
@@ -5684,7 +6134,6 @@
           <w:szCs w:val="28"/>
         </w:rPr>
       </w:pPr>
-      <w:bookmarkStart w:id="10" w:name="_Toc243991496"/>
       <w:r>
         <w:br w:type="page"/>
       </w:r>
@@ -5693,6 +6142,7 @@
       <w:pPr>
         <w:pStyle w:val="Heading1"/>
       </w:pPr>
+      <w:bookmarkStart w:id="16" w:name="_Toc243992562"/>
       <w:r>
         <w:lastRenderedPageBreak/>
         <w:t xml:space="preserve">Progetto </w:t>
@@ -5701,7 +6151,7 @@
       <w:r>
         <w:t>iscrizioniTuchini</w:t>
       </w:r>
-      <w:bookmarkEnd w:id="10"/>
+      <w:bookmarkEnd w:id="16"/>
       <w:proofErr w:type="spellEnd"/>
     </w:p>
     <w:p>
